--- a/docs/PIM_III_Tronus.docx
+++ b/docs/PIM_III_Tronus.docx
@@ -4226,6 +4226,3858 @@
       </w:pPr>
       <w:r>
         <w:t xml:space="preserve"/>
+      </w:r>
+    </w:p>
+    <w:p>
+      <w:pPr>
+        <w:spacing w:before="280" w:after="80"/>
+        <w:jc w:val="left"/>
+        <w:pStyle w:val="Heading2"/>
+      </w:pPr>
+      <w:r>
+        <w:rPr>
+          <w:rFonts w:ascii="Arial" w:hAnsi="Arial"/>
+          <w:b/>
+          <w:sz w:val="24"/>
+        </w:rPr>
+        <w:t>3.6 Modelagem Funcional — Diagramas de Casos de Uso (UML)</w:t>
+      </w:r>
+    </w:p>
+    <w:p>
+      <w:pPr>
+        <w:spacing w:line="360" w:lineRule="auto" w:after="120"/>
+        <w:ind w:firstLine="706"/>
+        <w:jc w:val="both"/>
+      </w:pPr>
+      <w:r>
+        <w:rPr>
+          <w:rFonts w:ascii="Arial" w:hAnsi="Arial"/>
+          <w:sz w:val="24"/>
+        </w:rPr>
+        <w:t>A modelagem de casos de uso constitui o artefato funcional primordial da Engenharia de Software Ágil Aplicada, delimitando o escopo do sistema, os atores participantes e o conjunto de operações disponíveis na plataforma Tronus. A modelagem oficial foi concebida e validada na ferramenta CASE Astah Community / UML (arquivo docs/Engenharia de software ágil aplicada.asta), servindo de base arquitetural tanto para a interface Web quanto para a aplicação nativa Desktop.</w:t>
+      </w:r>
+    </w:p>
+    <w:p>
+      <w:pPr>
+        <w:spacing w:before="200" w:after="60"/>
+        <w:jc w:val="left"/>
+        <w:pStyle w:val="Heading3"/>
+      </w:pPr>
+      <w:r>
+        <w:rPr>
+          <w:rFonts w:ascii="Arial" w:hAnsi="Arial"/>
+          <w:b/>
+          <w:sz w:val="24"/>
+        </w:rPr>
+        <w:t>3.6.1 Identificação dos Atores do Sistema</w:t>
+      </w:r>
+    </w:p>
+    <w:p>
+      <w:pPr>
+        <w:spacing w:line="360" w:lineRule="auto" w:after="120"/>
+        <w:ind w:firstLine="706"/>
+        <w:jc w:val="both"/>
+      </w:pPr>
+      <w:r>
+        <w:rPr>
+          <w:rFonts w:ascii="Arial" w:hAnsi="Arial"/>
+          <w:sz w:val="24"/>
+        </w:rPr>
+        <w:t>Foram catalogados quatro perfis de atores com fronteiras de responsabilidade bem demarcadas:</w:t>
+      </w:r>
+    </w:p>
+    <w:p>
+      <w:pPr>
+        <w:spacing w:line="360" w:lineRule="auto" w:after="80"/>
+        <w:ind w:left="706"/>
+        <w:jc w:val="both"/>
+      </w:pPr>
+      <w:r>
+        <w:rPr>
+          <w:rFonts w:ascii="Arial" w:hAnsi="Arial"/>
+          <w:b/>
+          <w:sz w:val="24"/>
+        </w:rPr>
+        <w:t xml:space="preserve">• </w:t>
+      </w:r>
+      <w:r>
+        <w:rPr>
+          <w:rFonts w:ascii="Arial" w:hAnsi="Arial"/>
+          <w:b/>
+          <w:sz w:val="24"/>
+        </w:rPr>
+        <w:t xml:space="preserve">Estudante (Calouro): </w:t>
+      </w:r>
+      <w:r>
+        <w:rPr>
+          <w:rFonts w:ascii="Arial" w:hAnsi="Arial"/>
+          <w:sz w:val="24"/>
+        </w:rPr>
+        <w:t>Ator primário humano responsável por realizar cadastro, login, forjar seu herói medieval acadêmico, navegar pelos Reinos de matérias, resolver os quizzes avaliativos, acumular estrelas e conquistar patentes nobiliárquicas (Plebeu a Rei).</w:t>
+      </w:r>
+    </w:p>
+    <w:p>
+      <w:pPr>
+        <w:spacing w:line="360" w:lineRule="auto" w:after="80"/>
+        <w:ind w:left="706"/>
+        <w:jc w:val="both"/>
+      </w:pPr>
+      <w:r>
+        <w:rPr>
+          <w:rFonts w:ascii="Arial" w:hAnsi="Arial"/>
+          <w:b/>
+          <w:sz w:val="24"/>
+        </w:rPr>
+        <w:t xml:space="preserve">• </w:t>
+      </w:r>
+      <w:r>
+        <w:rPr>
+          <w:rFonts w:ascii="Arial" w:hAnsi="Arial"/>
+          <w:b/>
+          <w:sz w:val="24"/>
+        </w:rPr>
+        <w:t xml:space="preserve">Professor: </w:t>
+      </w:r>
+      <w:r>
+        <w:rPr>
+          <w:rFonts w:ascii="Arial" w:hAnsi="Arial"/>
+          <w:sz w:val="24"/>
+        </w:rPr>
+        <w:t>Ator secundário humano encarregado da gestão pedagógica, criando e atualizando questões, associando alternativas de gabarito e acompanhando o aproveitamento individual e coletivo dos alunos.</w:t>
+      </w:r>
+    </w:p>
+    <w:p>
+      <w:pPr>
+        <w:spacing w:line="360" w:lineRule="auto" w:after="80"/>
+        <w:ind w:left="706"/>
+        <w:jc w:val="both"/>
+      </w:pPr>
+      <w:r>
+        <w:rPr>
+          <w:rFonts w:ascii="Arial" w:hAnsi="Arial"/>
+          <w:b/>
+          <w:sz w:val="24"/>
+        </w:rPr>
+        <w:t xml:space="preserve">• </w:t>
+      </w:r>
+      <w:r>
+        <w:rPr>
+          <w:rFonts w:ascii="Arial" w:hAnsi="Arial"/>
+          <w:b/>
+          <w:sz w:val="24"/>
+        </w:rPr>
+        <w:t xml:space="preserve">Administrador: </w:t>
+      </w:r>
+      <w:r>
+        <w:rPr>
+          <w:rFonts w:ascii="Arial" w:hAnsi="Arial"/>
+          <w:sz w:val="24"/>
+        </w:rPr>
+        <w:t>Ator secundário humano com atribuições de governança e infraestrutura, responsável pelo ciclo de vida de contas de usuários (alunos e professores), parametrização dos Reinos e análise de métricas globais da EdTech.</w:t>
+      </w:r>
+    </w:p>
+    <w:p>
+      <w:pPr>
+        <w:spacing w:line="360" w:lineRule="auto" w:after="80"/>
+        <w:ind w:left="706"/>
+        <w:jc w:val="both"/>
+      </w:pPr>
+      <w:r>
+        <w:rPr>
+          <w:rFonts w:ascii="Arial" w:hAnsi="Arial"/>
+          <w:b/>
+          <w:sz w:val="24"/>
+        </w:rPr>
+        <w:t xml:space="preserve">• </w:t>
+      </w:r>
+      <w:r>
+        <w:rPr>
+          <w:rFonts w:ascii="Arial" w:hAnsi="Arial"/>
+          <w:b/>
+          <w:sz w:val="24"/>
+        </w:rPr>
+        <w:t xml:space="preserve">Sistema Backend (Ator de Suporte): </w:t>
+      </w:r>
+      <w:r>
+        <w:rPr>
+          <w:rFonts w:ascii="Arial" w:hAnsi="Arial"/>
+          <w:sz w:val="24"/>
+        </w:rPr>
+        <w:t>Mecanismo autônomo que realiza autenticação via tokens JWT, validação de gabaritos, gravação da pontuação máxima histórica (função GREATEST) e disparo de gatilhos automáticos de promoção de patentes.</w:t>
+      </w:r>
+    </w:p>
+    <w:p>
+      <w:pPr>
+        <w:spacing w:before="200" w:after="60"/>
+        <w:jc w:val="left"/>
+        <w:pStyle w:val="Heading3"/>
+      </w:pPr>
+      <w:r>
+        <w:rPr>
+          <w:rFonts w:ascii="Arial" w:hAnsi="Arial"/>
+          <w:b/>
+          <w:sz w:val="24"/>
+        </w:rPr>
+        <w:t>3.6.2 Organização dos Casos de Uso por Pacotes e Dependências</w:t>
+      </w:r>
+    </w:p>
+    <w:p>
+      <w:pPr>
+        <w:spacing w:line="360" w:lineRule="auto" w:after="120"/>
+        <w:ind w:firstLine="706"/>
+        <w:jc w:val="both"/>
+      </w:pPr>
+      <w:r>
+        <w:rPr>
+          <w:rFonts w:ascii="Arial" w:hAnsi="Arial"/>
+          <w:sz w:val="24"/>
+        </w:rPr>
+        <w:t>Os casos de uso foram organizados em três pacotes no modelo do Astah UML:</w:t>
+      </w:r>
+    </w:p>
+    <w:p>
+      <w:pPr>
+        <w:spacing w:line="360" w:lineRule="auto" w:after="80"/>
+        <w:ind w:left="706"/>
+        <w:jc w:val="both"/>
+      </w:pPr>
+      <w:r>
+        <w:rPr>
+          <w:rFonts w:ascii="Arial" w:hAnsi="Arial"/>
+          <w:b/>
+          <w:sz w:val="24"/>
+        </w:rPr>
+        <w:t xml:space="preserve">• </w:t>
+      </w:r>
+      <w:r>
+        <w:rPr>
+          <w:rFonts w:ascii="Arial" w:hAnsi="Arial"/>
+          <w:b/>
+          <w:sz w:val="24"/>
+        </w:rPr>
+        <w:t xml:space="preserve">Módulo do Estudante: </w:t>
+      </w:r>
+      <w:r>
+        <w:rPr>
+          <w:rFonts w:ascii="Arial" w:hAnsi="Arial"/>
+          <w:sz w:val="24"/>
+        </w:rPr>
+        <w:t>Engloba os casos de uso UC01 (Efetuar Cadastro), UC02 (Efetuar Login), UC03 (Recuperar Senha), UC04 (Forjar Personagem / Herói), UC05 (Explorar Mapa dos Reinos), UC06 (Responder Desafio / Quiz) e UC10 (Visualizar Desempenho / Dashboard).</w:t>
+      </w:r>
+    </w:p>
+    <w:p>
+      <w:pPr>
+        <w:spacing w:line="360" w:lineRule="auto" w:after="80"/>
+        <w:ind w:left="706"/>
+        <w:jc w:val="both"/>
+      </w:pPr>
+      <w:r>
+        <w:rPr>
+          <w:rFonts w:ascii="Arial" w:hAnsi="Arial"/>
+          <w:b/>
+          <w:sz w:val="24"/>
+        </w:rPr>
+        <w:t xml:space="preserve">• </w:t>
+      </w:r>
+      <w:r>
+        <w:rPr>
+          <w:rFonts w:ascii="Arial" w:hAnsi="Arial"/>
+          <w:b/>
+          <w:sz w:val="24"/>
+        </w:rPr>
+        <w:t xml:space="preserve">Módulo Docente: </w:t>
+      </w:r>
+      <w:r>
+        <w:rPr>
+          <w:rFonts w:ascii="Arial" w:hAnsi="Arial"/>
+          <w:sz w:val="24"/>
+        </w:rPr>
+        <w:t>Compreende UC07 (Gerenciar Questões e Alternativas) e UC11 (Monitorar Turmas e Alunos).</w:t>
+      </w:r>
+    </w:p>
+    <w:p>
+      <w:pPr>
+        <w:spacing w:line="360" w:lineRule="auto" w:after="80"/>
+        <w:ind w:left="706"/>
+        <w:jc w:val="both"/>
+      </w:pPr>
+      <w:r>
+        <w:rPr>
+          <w:rFonts w:ascii="Arial" w:hAnsi="Arial"/>
+          <w:b/>
+          <w:sz w:val="24"/>
+        </w:rPr>
+        <w:t xml:space="preserve">• </w:t>
+      </w:r>
+      <w:r>
+        <w:rPr>
+          <w:rFonts w:ascii="Arial" w:hAnsi="Arial"/>
+          <w:b/>
+          <w:sz w:val="24"/>
+        </w:rPr>
+        <w:t xml:space="preserve">Módulo de Governança: </w:t>
+      </w:r>
+      <w:r>
+        <w:rPr>
+          <w:rFonts w:ascii="Arial" w:hAnsi="Arial"/>
+          <w:sz w:val="24"/>
+        </w:rPr>
+        <w:t>Abrange UC08 (Gerenciar Usuários e Permissões) e UC09 (Supervisionar Métricas Globais da EdTech).</w:t>
+      </w:r>
+    </w:p>
+    <w:p>
+      <w:pPr>
+        <w:spacing w:line="360" w:lineRule="auto" w:after="120"/>
+        <w:ind w:firstLine="706"/>
+        <w:jc w:val="both"/>
+      </w:pPr>
+      <w:r>
+        <w:rPr>
+          <w:rFonts w:ascii="Arial" w:hAnsi="Arial"/>
+          <w:sz w:val="24"/>
+        </w:rPr>
+        <w:t>No tocante aos relacionamentos, foram formalizadas dependências de inclusão (&lt;&lt;include&gt;&gt;) para processos obrigatórios — como a exigência de sessão autenticada (UC02) e o cálculo automático de estrelas em UC06. As relações de extensão (&lt;&lt;extend&gt;&gt;) foram aplicadas para fluxos condicionais: o desbloqueio de novas fases estende a conclusão de uma fase anterior caso o estudante alcance ao menos uma estrela, e a promoção de patente nobiliárquica estende a pontuação conforme o herói atinge os limiares de 15 (Cavaleiro), 30 (Duque) e 45 estrelas (Rei).</w:t>
+      </w:r>
+    </w:p>
+    <w:p>
+      <w:pPr>
+        <w:spacing w:before="200" w:after="60"/>
+        <w:jc w:val="left"/>
+        <w:pStyle w:val="Heading3"/>
+      </w:pPr>
+      <w:r>
+        <w:rPr>
+          <w:rFonts w:ascii="Arial" w:hAnsi="Arial"/>
+          <w:b/>
+          <w:sz w:val="24"/>
+        </w:rPr>
+        <w:t>3.6.3 Matriz de Rastreabilidade (Requisitos vs. Casos de Uso)</w:t>
+      </w:r>
+    </w:p>
+    <w:p>
+      <w:pPr>
+        <w:spacing w:line="360" w:lineRule="auto" w:after="120"/>
+        <w:ind w:firstLine="706"/>
+        <w:jc w:val="both"/>
+      </w:pPr>
+      <w:r>
+        <w:rPr>
+          <w:rFonts w:ascii="Arial" w:hAnsi="Arial"/>
+          <w:sz w:val="24"/>
+        </w:rPr>
+        <w:t>A Tabela a seguir consolida a matriz de rastreabilidade bidirecional entre os 15 Requisitos Funcionais (RF01 a RF15) e os Casos de Uso modelados no Astah UML:</w:t>
+      </w:r>
+    </w:p>
+    <w:tbl>
+      <w:tblPr>
+        <w:tblW w:type="auto" w:w="0"/>
+        <w:jc w:val="center"/>
+        <w:tblLook w:firstColumn="1" w:firstRow="1" w:lastColumn="0" w:lastRow="0" w:noHBand="0" w:noVBand="1" w:val="04A0"/>
+      </w:tblPr>
+      <w:tblGrid>
+        <w:gridCol w:w="2268"/>
+        <w:gridCol w:w="2268"/>
+        <w:gridCol w:w="2268"/>
+        <w:gridCol w:w="2268"/>
+      </w:tblGrid>
+      <w:tr>
+        <w:tc>
+          <w:tcPr>
+            <w:tcW w:type="dxa" w:w="2268"/>
+            <w:shd w:fill="EAEAEA"/>
+            <w:tcMar>
+              <w:top w:w="100" w:type="dxa"/>
+              <w:bottom w:w="100" w:type="dxa"/>
+              <w:left w:w="120" w:type="dxa"/>
+              <w:right w:w="120" w:type="dxa"/>
+            </w:tcMar>
+          </w:tcPr>
+          <w:p>
+            <w:pPr>
+              <w:spacing w:after="40" w:line="240" w:lineRule="auto"/>
+              <w:jc w:val="center"/>
+            </w:pPr>
+            <w:r>
+              <w:rPr>
+                <w:rFonts w:ascii="Arial" w:hAnsi="Arial"/>
+                <w:b/>
+                <w:sz w:val="19"/>
+              </w:rPr>
+              <w:t>Requisito</w:t>
+            </w:r>
+          </w:p>
+        </w:tc>
+        <w:tc>
+          <w:tcPr>
+            <w:tcW w:type="dxa" w:w="2268"/>
+            <w:shd w:fill="EAEAEA"/>
+            <w:tcMar>
+              <w:top w:w="100" w:type="dxa"/>
+              <w:bottom w:w="100" w:type="dxa"/>
+              <w:left w:w="120" w:type="dxa"/>
+              <w:right w:w="120" w:type="dxa"/>
+            </w:tcMar>
+          </w:tcPr>
+          <w:p>
+            <w:pPr>
+              <w:spacing w:after="40" w:line="240" w:lineRule="auto"/>
+              <w:jc w:val="center"/>
+            </w:pPr>
+            <w:r>
+              <w:rPr>
+                <w:rFonts w:ascii="Arial" w:hAnsi="Arial"/>
+                <w:b/>
+                <w:sz w:val="19"/>
+              </w:rPr>
+              <w:t>Descrição do Requisito</w:t>
+            </w:r>
+          </w:p>
+        </w:tc>
+        <w:tc>
+          <w:tcPr>
+            <w:tcW w:type="dxa" w:w="2268"/>
+            <w:shd w:fill="EAEAEA"/>
+            <w:tcMar>
+              <w:top w:w="100" w:type="dxa"/>
+              <w:bottom w:w="100" w:type="dxa"/>
+              <w:left w:w="120" w:type="dxa"/>
+              <w:right w:w="120" w:type="dxa"/>
+            </w:tcMar>
+          </w:tcPr>
+          <w:p>
+            <w:pPr>
+              <w:spacing w:after="40" w:line="240" w:lineRule="auto"/>
+              <w:jc w:val="center"/>
+            </w:pPr>
+            <w:r>
+              <w:rPr>
+                <w:rFonts w:ascii="Arial" w:hAnsi="Arial"/>
+                <w:b/>
+                <w:sz w:val="19"/>
+              </w:rPr>
+              <w:t>Caso de Uso (UML)</w:t>
+            </w:r>
+          </w:p>
+        </w:tc>
+        <w:tc>
+          <w:tcPr>
+            <w:tcW w:type="dxa" w:w="2268"/>
+            <w:shd w:fill="EAEAEA"/>
+            <w:tcMar>
+              <w:top w:w="100" w:type="dxa"/>
+              <w:bottom w:w="100" w:type="dxa"/>
+              <w:left w:w="120" w:type="dxa"/>
+              <w:right w:w="120" w:type="dxa"/>
+            </w:tcMar>
+          </w:tcPr>
+          <w:p>
+            <w:pPr>
+              <w:spacing w:after="40" w:line="240" w:lineRule="auto"/>
+              <w:jc w:val="center"/>
+            </w:pPr>
+            <w:r>
+              <w:rPr>
+                <w:rFonts w:ascii="Arial" w:hAnsi="Arial"/>
+                <w:b/>
+                <w:sz w:val="19"/>
+              </w:rPr>
+              <w:t>Ator Responsável</w:t>
+            </w:r>
+          </w:p>
+        </w:tc>
+      </w:tr>
+      <w:tr>
+        <w:tc>
+          <w:tcPr>
+            <w:tcW w:type="dxa" w:w="2268"/>
+            <w:shd w:fill="FFFFFF"/>
+            <w:tcMar>
+              <w:top w:w="70" w:type="dxa"/>
+              <w:bottom w:w="70" w:type="dxa"/>
+              <w:left w:w="110" w:type="dxa"/>
+              <w:right w:w="110" w:type="dxa"/>
+            </w:tcMar>
+          </w:tcPr>
+          <w:p>
+            <w:pPr>
+              <w:spacing w:after="40" w:line="276" w:lineRule="auto"/>
+              <w:jc w:val="center"/>
+            </w:pPr>
+            <w:r>
+              <w:rPr>
+                <w:rFonts w:ascii="Arial" w:hAnsi="Arial"/>
+                <w:sz w:val="18"/>
+              </w:rPr>
+              <w:t>RF01</w:t>
+            </w:r>
+          </w:p>
+        </w:tc>
+        <w:tc>
+          <w:tcPr>
+            <w:tcW w:type="dxa" w:w="2268"/>
+            <w:shd w:fill="FFFFFF"/>
+            <w:tcMar>
+              <w:top w:w="70" w:type="dxa"/>
+              <w:bottom w:w="70" w:type="dxa"/>
+              <w:left w:w="110" w:type="dxa"/>
+              <w:right w:w="110" w:type="dxa"/>
+            </w:tcMar>
+          </w:tcPr>
+          <w:p>
+            <w:pPr>
+              <w:spacing w:after="40" w:line="276" w:lineRule="auto"/>
+              <w:jc w:val="left"/>
+            </w:pPr>
+            <w:r>
+              <w:rPr>
+                <w:rFonts w:ascii="Arial" w:hAnsi="Arial"/>
+                <w:sz w:val="18"/>
+              </w:rPr>
+              <w:t>Cadastro de usuário com dados e validações</w:t>
+            </w:r>
+          </w:p>
+        </w:tc>
+        <w:tc>
+          <w:tcPr>
+            <w:tcW w:type="dxa" w:w="2268"/>
+            <w:shd w:fill="FFFFFF"/>
+            <w:tcMar>
+              <w:top w:w="70" w:type="dxa"/>
+              <w:bottom w:w="70" w:type="dxa"/>
+              <w:left w:w="110" w:type="dxa"/>
+              <w:right w:w="110" w:type="dxa"/>
+            </w:tcMar>
+          </w:tcPr>
+          <w:p>
+            <w:pPr>
+              <w:spacing w:after="40" w:line="276" w:lineRule="auto"/>
+              <w:jc w:val="left"/>
+            </w:pPr>
+            <w:r>
+              <w:rPr>
+                <w:rFonts w:ascii="Arial" w:hAnsi="Arial"/>
+                <w:sz w:val="18"/>
+              </w:rPr>
+              <w:t>UC01: Efetuar Cadastro</w:t>
+            </w:r>
+          </w:p>
+        </w:tc>
+        <w:tc>
+          <w:tcPr>
+            <w:tcW w:type="dxa" w:w="2268"/>
+            <w:shd w:fill="FFFFFF"/>
+            <w:tcMar>
+              <w:top w:w="70" w:type="dxa"/>
+              <w:bottom w:w="70" w:type="dxa"/>
+              <w:left w:w="110" w:type="dxa"/>
+              <w:right w:w="110" w:type="dxa"/>
+            </w:tcMar>
+          </w:tcPr>
+          <w:p>
+            <w:pPr>
+              <w:spacing w:after="40" w:line="276" w:lineRule="auto"/>
+              <w:jc w:val="center"/>
+            </w:pPr>
+            <w:r>
+              <w:rPr>
+                <w:rFonts w:ascii="Arial" w:hAnsi="Arial"/>
+                <w:sz w:val="18"/>
+              </w:rPr>
+              <w:t>Estudante</w:t>
+            </w:r>
+          </w:p>
+        </w:tc>
+      </w:tr>
+      <w:tr>
+        <w:tc>
+          <w:tcPr>
+            <w:tcW w:type="dxa" w:w="2268"/>
+            <w:shd w:fill="F9F9F9"/>
+            <w:tcMar>
+              <w:top w:w="70" w:type="dxa"/>
+              <w:bottom w:w="70" w:type="dxa"/>
+              <w:left w:w="110" w:type="dxa"/>
+              <w:right w:w="110" w:type="dxa"/>
+            </w:tcMar>
+          </w:tcPr>
+          <w:p>
+            <w:pPr>
+              <w:spacing w:after="40" w:line="276" w:lineRule="auto"/>
+              <w:jc w:val="center"/>
+            </w:pPr>
+            <w:r>
+              <w:rPr>
+                <w:rFonts w:ascii="Arial" w:hAnsi="Arial"/>
+                <w:sz w:val="18"/>
+              </w:rPr>
+              <w:t>RF02</w:t>
+            </w:r>
+          </w:p>
+        </w:tc>
+        <w:tc>
+          <w:tcPr>
+            <w:tcW w:type="dxa" w:w="2268"/>
+            <w:shd w:fill="F9F9F9"/>
+            <w:tcMar>
+              <w:top w:w="70" w:type="dxa"/>
+              <w:bottom w:w="70" w:type="dxa"/>
+              <w:left w:w="110" w:type="dxa"/>
+              <w:right w:w="110" w:type="dxa"/>
+            </w:tcMar>
+          </w:tcPr>
+          <w:p>
+            <w:pPr>
+              <w:spacing w:after="40" w:line="276" w:lineRule="auto"/>
+              <w:jc w:val="left"/>
+            </w:pPr>
+            <w:r>
+              <w:rPr>
+                <w:rFonts w:ascii="Arial" w:hAnsi="Arial"/>
+                <w:sz w:val="18"/>
+              </w:rPr>
+              <w:t>Login com e-mail/identificador e senha</w:t>
+            </w:r>
+          </w:p>
+        </w:tc>
+        <w:tc>
+          <w:tcPr>
+            <w:tcW w:type="dxa" w:w="2268"/>
+            <w:shd w:fill="F9F9F9"/>
+            <w:tcMar>
+              <w:top w:w="70" w:type="dxa"/>
+              <w:bottom w:w="70" w:type="dxa"/>
+              <w:left w:w="110" w:type="dxa"/>
+              <w:right w:w="110" w:type="dxa"/>
+            </w:tcMar>
+          </w:tcPr>
+          <w:p>
+            <w:pPr>
+              <w:spacing w:after="40" w:line="276" w:lineRule="auto"/>
+              <w:jc w:val="left"/>
+            </w:pPr>
+            <w:r>
+              <w:rPr>
+                <w:rFonts w:ascii="Arial" w:hAnsi="Arial"/>
+                <w:sz w:val="18"/>
+              </w:rPr>
+              <w:t>UC02: Efetuar Login</w:t>
+            </w:r>
+          </w:p>
+        </w:tc>
+        <w:tc>
+          <w:tcPr>
+            <w:tcW w:type="dxa" w:w="2268"/>
+            <w:shd w:fill="F9F9F9"/>
+            <w:tcMar>
+              <w:top w:w="70" w:type="dxa"/>
+              <w:bottom w:w="70" w:type="dxa"/>
+              <w:left w:w="110" w:type="dxa"/>
+              <w:right w:w="110" w:type="dxa"/>
+            </w:tcMar>
+          </w:tcPr>
+          <w:p>
+            <w:pPr>
+              <w:spacing w:after="40" w:line="276" w:lineRule="auto"/>
+              <w:jc w:val="left"/>
+            </w:pPr>
+            <w:r>
+              <w:rPr>
+                <w:rFonts w:ascii="Arial" w:hAnsi="Arial"/>
+                <w:sz w:val="18"/>
+              </w:rPr>
+              <w:t>Todos os Atores</w:t>
+            </w:r>
+          </w:p>
+        </w:tc>
+      </w:tr>
+      <w:tr>
+        <w:tc>
+          <w:tcPr>
+            <w:tcW w:type="dxa" w:w="2268"/>
+            <w:shd w:fill="FFFFFF"/>
+            <w:tcMar>
+              <w:top w:w="70" w:type="dxa"/>
+              <w:bottom w:w="70" w:type="dxa"/>
+              <w:left w:w="110" w:type="dxa"/>
+              <w:right w:w="110" w:type="dxa"/>
+            </w:tcMar>
+          </w:tcPr>
+          <w:p>
+            <w:pPr>
+              <w:spacing w:after="40" w:line="276" w:lineRule="auto"/>
+              <w:jc w:val="center"/>
+            </w:pPr>
+            <w:r>
+              <w:rPr>
+                <w:rFonts w:ascii="Arial" w:hAnsi="Arial"/>
+                <w:sz w:val="18"/>
+              </w:rPr>
+              <w:t>RF03</w:t>
+            </w:r>
+          </w:p>
+        </w:tc>
+        <w:tc>
+          <w:tcPr>
+            <w:tcW w:type="dxa" w:w="2268"/>
+            <w:shd w:fill="FFFFFF"/>
+            <w:tcMar>
+              <w:top w:w="70" w:type="dxa"/>
+              <w:bottom w:w="70" w:type="dxa"/>
+              <w:left w:w="110" w:type="dxa"/>
+              <w:right w:w="110" w:type="dxa"/>
+            </w:tcMar>
+          </w:tcPr>
+          <w:p>
+            <w:pPr>
+              <w:spacing w:after="40" w:line="276" w:lineRule="auto"/>
+              <w:jc w:val="left"/>
+            </w:pPr>
+            <w:r>
+              <w:rPr>
+                <w:rFonts w:ascii="Arial" w:hAnsi="Arial"/>
+                <w:sz w:val="18"/>
+              </w:rPr>
+              <w:t>Criação de personagem com avatar e nome</w:t>
+            </w:r>
+          </w:p>
+        </w:tc>
+        <w:tc>
+          <w:tcPr>
+            <w:tcW w:type="dxa" w:w="2268"/>
+            <w:shd w:fill="FFFFFF"/>
+            <w:tcMar>
+              <w:top w:w="70" w:type="dxa"/>
+              <w:bottom w:w="70" w:type="dxa"/>
+              <w:left w:w="110" w:type="dxa"/>
+              <w:right w:w="110" w:type="dxa"/>
+            </w:tcMar>
+          </w:tcPr>
+          <w:p>
+            <w:pPr>
+              <w:spacing w:after="40" w:line="276" w:lineRule="auto"/>
+              <w:jc w:val="left"/>
+            </w:pPr>
+            <w:r>
+              <w:rPr>
+                <w:rFonts w:ascii="Arial" w:hAnsi="Arial"/>
+                <w:sz w:val="18"/>
+              </w:rPr>
+              <w:t>UC04: Forjar Personagem</w:t>
+            </w:r>
+          </w:p>
+        </w:tc>
+        <w:tc>
+          <w:tcPr>
+            <w:tcW w:type="dxa" w:w="2268"/>
+            <w:shd w:fill="FFFFFF"/>
+            <w:tcMar>
+              <w:top w:w="70" w:type="dxa"/>
+              <w:bottom w:w="70" w:type="dxa"/>
+              <w:left w:w="110" w:type="dxa"/>
+              <w:right w:w="110" w:type="dxa"/>
+            </w:tcMar>
+          </w:tcPr>
+          <w:p>
+            <w:pPr>
+              <w:spacing w:after="40" w:line="276" w:lineRule="auto"/>
+              <w:jc w:val="center"/>
+            </w:pPr>
+            <w:r>
+              <w:rPr>
+                <w:rFonts w:ascii="Arial" w:hAnsi="Arial"/>
+                <w:sz w:val="18"/>
+              </w:rPr>
+              <w:t>Estudante</w:t>
+            </w:r>
+          </w:p>
+        </w:tc>
+      </w:tr>
+      <w:tr>
+        <w:tc>
+          <w:tcPr>
+            <w:tcW w:type="dxa" w:w="2268"/>
+            <w:shd w:fill="F9F9F9"/>
+            <w:tcMar>
+              <w:top w:w="70" w:type="dxa"/>
+              <w:bottom w:w="70" w:type="dxa"/>
+              <w:left w:w="110" w:type="dxa"/>
+              <w:right w:w="110" w:type="dxa"/>
+            </w:tcMar>
+          </w:tcPr>
+          <w:p>
+            <w:pPr>
+              <w:spacing w:after="40" w:line="276" w:lineRule="auto"/>
+              <w:jc w:val="center"/>
+            </w:pPr>
+            <w:r>
+              <w:rPr>
+                <w:rFonts w:ascii="Arial" w:hAnsi="Arial"/>
+                <w:sz w:val="18"/>
+              </w:rPr>
+              <w:t>RF04</w:t>
+            </w:r>
+          </w:p>
+        </w:tc>
+        <w:tc>
+          <w:tcPr>
+            <w:tcW w:type="dxa" w:w="2268"/>
+            <w:shd w:fill="F9F9F9"/>
+            <w:tcMar>
+              <w:top w:w="70" w:type="dxa"/>
+              <w:bottom w:w="70" w:type="dxa"/>
+              <w:left w:w="110" w:type="dxa"/>
+              <w:right w:w="110" w:type="dxa"/>
+            </w:tcMar>
+          </w:tcPr>
+          <w:p>
+            <w:pPr>
+              <w:spacing w:after="40" w:line="276" w:lineRule="auto"/>
+              <w:jc w:val="left"/>
+            </w:pPr>
+            <w:r>
+              <w:rPr>
+                <w:rFonts w:ascii="Arial" w:hAnsi="Arial"/>
+                <w:sz w:val="18"/>
+              </w:rPr>
+              <w:t>Exibição dos Reinos e progresso por fases</w:t>
+            </w:r>
+          </w:p>
+        </w:tc>
+        <w:tc>
+          <w:tcPr>
+            <w:tcW w:type="dxa" w:w="2268"/>
+            <w:shd w:fill="F9F9F9"/>
+            <w:tcMar>
+              <w:top w:w="70" w:type="dxa"/>
+              <w:bottom w:w="70" w:type="dxa"/>
+              <w:left w:w="110" w:type="dxa"/>
+              <w:right w:w="110" w:type="dxa"/>
+            </w:tcMar>
+          </w:tcPr>
+          <w:p>
+            <w:pPr>
+              <w:spacing w:after="40" w:line="276" w:lineRule="auto"/>
+              <w:jc w:val="left"/>
+            </w:pPr>
+            <w:r>
+              <w:rPr>
+                <w:rFonts w:ascii="Arial" w:hAnsi="Arial"/>
+                <w:sz w:val="18"/>
+              </w:rPr>
+              <w:t>UC05: Explorar Mapa dos Reinos</w:t>
+            </w:r>
+          </w:p>
+        </w:tc>
+        <w:tc>
+          <w:tcPr>
+            <w:tcW w:type="dxa" w:w="2268"/>
+            <w:shd w:fill="F9F9F9"/>
+            <w:tcMar>
+              <w:top w:w="70" w:type="dxa"/>
+              <w:bottom w:w="70" w:type="dxa"/>
+              <w:left w:w="110" w:type="dxa"/>
+              <w:right w:w="110" w:type="dxa"/>
+            </w:tcMar>
+          </w:tcPr>
+          <w:p>
+            <w:pPr>
+              <w:spacing w:after="40" w:line="276" w:lineRule="auto"/>
+              <w:jc w:val="center"/>
+            </w:pPr>
+            <w:r>
+              <w:rPr>
+                <w:rFonts w:ascii="Arial" w:hAnsi="Arial"/>
+                <w:sz w:val="18"/>
+              </w:rPr>
+              <w:t>Estudante</w:t>
+            </w:r>
+          </w:p>
+        </w:tc>
+      </w:tr>
+      <w:tr>
+        <w:tc>
+          <w:tcPr>
+            <w:tcW w:type="dxa" w:w="2268"/>
+            <w:shd w:fill="FFFFFF"/>
+            <w:tcMar>
+              <w:top w:w="70" w:type="dxa"/>
+              <w:bottom w:w="70" w:type="dxa"/>
+              <w:left w:w="110" w:type="dxa"/>
+              <w:right w:w="110" w:type="dxa"/>
+            </w:tcMar>
+          </w:tcPr>
+          <w:p>
+            <w:pPr>
+              <w:spacing w:after="40" w:line="276" w:lineRule="auto"/>
+              <w:jc w:val="center"/>
+            </w:pPr>
+            <w:r>
+              <w:rPr>
+                <w:rFonts w:ascii="Arial" w:hAnsi="Arial"/>
+                <w:sz w:val="18"/>
+              </w:rPr>
+              <w:t>RF05</w:t>
+            </w:r>
+          </w:p>
+        </w:tc>
+        <w:tc>
+          <w:tcPr>
+            <w:tcW w:type="dxa" w:w="2268"/>
+            <w:shd w:fill="FFFFFF"/>
+            <w:tcMar>
+              <w:top w:w="70" w:type="dxa"/>
+              <w:bottom w:w="70" w:type="dxa"/>
+              <w:left w:w="110" w:type="dxa"/>
+              <w:right w:w="110" w:type="dxa"/>
+            </w:tcMar>
+          </w:tcPr>
+          <w:p>
+            <w:pPr>
+              <w:spacing w:after="40" w:line="276" w:lineRule="auto"/>
+              <w:jc w:val="left"/>
+            </w:pPr>
+            <w:r>
+              <w:rPr>
+                <w:rFonts w:ascii="Arial" w:hAnsi="Arial"/>
+                <w:sz w:val="18"/>
+              </w:rPr>
+              <w:t>Apresentação de quizzes com 5 questões</w:t>
+            </w:r>
+          </w:p>
+        </w:tc>
+        <w:tc>
+          <w:tcPr>
+            <w:tcW w:type="dxa" w:w="2268"/>
+            <w:shd w:fill="FFFFFF"/>
+            <w:tcMar>
+              <w:top w:w="70" w:type="dxa"/>
+              <w:bottom w:w="70" w:type="dxa"/>
+              <w:left w:w="110" w:type="dxa"/>
+              <w:right w:w="110" w:type="dxa"/>
+            </w:tcMar>
+          </w:tcPr>
+          <w:p>
+            <w:pPr>
+              <w:spacing w:after="40" w:line="276" w:lineRule="auto"/>
+              <w:jc w:val="left"/>
+            </w:pPr>
+            <w:r>
+              <w:rPr>
+                <w:rFonts w:ascii="Arial" w:hAnsi="Arial"/>
+                <w:sz w:val="18"/>
+              </w:rPr>
+              <w:t>UC06: Responder Desafio / Quiz</w:t>
+            </w:r>
+          </w:p>
+        </w:tc>
+        <w:tc>
+          <w:tcPr>
+            <w:tcW w:type="dxa" w:w="2268"/>
+            <w:shd w:fill="FFFFFF"/>
+            <w:tcMar>
+              <w:top w:w="70" w:type="dxa"/>
+              <w:bottom w:w="70" w:type="dxa"/>
+              <w:left w:w="110" w:type="dxa"/>
+              <w:right w:w="110" w:type="dxa"/>
+            </w:tcMar>
+          </w:tcPr>
+          <w:p>
+            <w:pPr>
+              <w:spacing w:after="40" w:line="276" w:lineRule="auto"/>
+              <w:jc w:val="center"/>
+            </w:pPr>
+            <w:r>
+              <w:rPr>
+                <w:rFonts w:ascii="Arial" w:hAnsi="Arial"/>
+                <w:sz w:val="18"/>
+              </w:rPr>
+              <w:t>Estudante</w:t>
+            </w:r>
+          </w:p>
+        </w:tc>
+      </w:tr>
+      <w:tr>
+        <w:tc>
+          <w:tcPr>
+            <w:tcW w:type="dxa" w:w="2268"/>
+            <w:shd w:fill="F9F9F9"/>
+            <w:tcMar>
+              <w:top w:w="70" w:type="dxa"/>
+              <w:bottom w:w="70" w:type="dxa"/>
+              <w:left w:w="110" w:type="dxa"/>
+              <w:right w:w="110" w:type="dxa"/>
+            </w:tcMar>
+          </w:tcPr>
+          <w:p>
+            <w:pPr>
+              <w:spacing w:after="40" w:line="276" w:lineRule="auto"/>
+              <w:jc w:val="center"/>
+            </w:pPr>
+            <w:r>
+              <w:rPr>
+                <w:rFonts w:ascii="Arial" w:hAnsi="Arial"/>
+                <w:sz w:val="18"/>
+              </w:rPr>
+              <w:t>RF06</w:t>
+            </w:r>
+          </w:p>
+        </w:tc>
+        <w:tc>
+          <w:tcPr>
+            <w:tcW w:type="dxa" w:w="2268"/>
+            <w:shd w:fill="F9F9F9"/>
+            <w:tcMar>
+              <w:top w:w="70" w:type="dxa"/>
+              <w:bottom w:w="70" w:type="dxa"/>
+              <w:left w:w="110" w:type="dxa"/>
+              <w:right w:w="110" w:type="dxa"/>
+            </w:tcMar>
+          </w:tcPr>
+          <w:p>
+            <w:pPr>
+              <w:spacing w:after="40" w:line="276" w:lineRule="auto"/>
+              <w:jc w:val="left"/>
+            </w:pPr>
+            <w:r>
+              <w:rPr>
+                <w:rFonts w:ascii="Arial" w:hAnsi="Arial"/>
+                <w:sz w:val="18"/>
+              </w:rPr>
+              <w:t>Cálculo e persistência de 0 a 3 estrelas</w:t>
+            </w:r>
+          </w:p>
+        </w:tc>
+        <w:tc>
+          <w:tcPr>
+            <w:tcW w:type="dxa" w:w="2268"/>
+            <w:shd w:fill="F9F9F9"/>
+            <w:tcMar>
+              <w:top w:w="70" w:type="dxa"/>
+              <w:bottom w:w="70" w:type="dxa"/>
+              <w:left w:w="110" w:type="dxa"/>
+              <w:right w:w="110" w:type="dxa"/>
+            </w:tcMar>
+          </w:tcPr>
+          <w:p>
+            <w:pPr>
+              <w:spacing w:after="40" w:line="276" w:lineRule="auto"/>
+              <w:jc w:val="left"/>
+            </w:pPr>
+            <w:r>
+              <w:rPr>
+                <w:rFonts w:ascii="Arial" w:hAnsi="Arial"/>
+                <w:sz w:val="18"/>
+              </w:rPr>
+              <w:t>UC07: Avaliar e Pontuar Respostas</w:t>
+            </w:r>
+          </w:p>
+        </w:tc>
+        <w:tc>
+          <w:tcPr>
+            <w:tcW w:type="dxa" w:w="2268"/>
+            <w:shd w:fill="F9F9F9"/>
+            <w:tcMar>
+              <w:top w:w="70" w:type="dxa"/>
+              <w:bottom w:w="70" w:type="dxa"/>
+              <w:left w:w="110" w:type="dxa"/>
+              <w:right w:w="110" w:type="dxa"/>
+            </w:tcMar>
+          </w:tcPr>
+          <w:p>
+            <w:pPr>
+              <w:spacing w:after="40" w:line="276" w:lineRule="auto"/>
+              <w:jc w:val="left"/>
+            </w:pPr>
+            <w:r>
+              <w:rPr>
+                <w:rFonts w:ascii="Arial" w:hAnsi="Arial"/>
+                <w:sz w:val="18"/>
+              </w:rPr>
+              <w:t>Sistema Backend</w:t>
+            </w:r>
+          </w:p>
+        </w:tc>
+      </w:tr>
+      <w:tr>
+        <w:tc>
+          <w:tcPr>
+            <w:tcW w:type="dxa" w:w="2268"/>
+            <w:shd w:fill="FFFFFF"/>
+            <w:tcMar>
+              <w:top w:w="70" w:type="dxa"/>
+              <w:bottom w:w="70" w:type="dxa"/>
+              <w:left w:w="110" w:type="dxa"/>
+              <w:right w:w="110" w:type="dxa"/>
+            </w:tcMar>
+          </w:tcPr>
+          <w:p>
+            <w:pPr>
+              <w:spacing w:after="40" w:line="276" w:lineRule="auto"/>
+              <w:jc w:val="center"/>
+            </w:pPr>
+            <w:r>
+              <w:rPr>
+                <w:rFonts w:ascii="Arial" w:hAnsi="Arial"/>
+                <w:sz w:val="18"/>
+              </w:rPr>
+              <w:t>RF07</w:t>
+            </w:r>
+          </w:p>
+        </w:tc>
+        <w:tc>
+          <w:tcPr>
+            <w:tcW w:type="dxa" w:w="2268"/>
+            <w:shd w:fill="FFFFFF"/>
+            <w:tcMar>
+              <w:top w:w="70" w:type="dxa"/>
+              <w:bottom w:w="70" w:type="dxa"/>
+              <w:left w:w="110" w:type="dxa"/>
+              <w:right w:w="110" w:type="dxa"/>
+            </w:tcMar>
+          </w:tcPr>
+          <w:p>
+            <w:pPr>
+              <w:spacing w:after="40" w:line="276" w:lineRule="auto"/>
+              <w:jc w:val="left"/>
+            </w:pPr>
+            <w:r>
+              <w:rPr>
+                <w:rFonts w:ascii="Arial" w:hAnsi="Arial"/>
+                <w:sz w:val="18"/>
+              </w:rPr>
+              <w:t>Atualização de títulos conforme estrelas</w:t>
+            </w:r>
+          </w:p>
+        </w:tc>
+        <w:tc>
+          <w:tcPr>
+            <w:tcW w:type="dxa" w:w="2268"/>
+            <w:shd w:fill="FFFFFF"/>
+            <w:tcMar>
+              <w:top w:w="70" w:type="dxa"/>
+              <w:bottom w:w="70" w:type="dxa"/>
+              <w:left w:w="110" w:type="dxa"/>
+              <w:right w:w="110" w:type="dxa"/>
+            </w:tcMar>
+          </w:tcPr>
+          <w:p>
+            <w:pPr>
+              <w:spacing w:after="40" w:line="276" w:lineRule="auto"/>
+              <w:jc w:val="left"/>
+            </w:pPr>
+            <w:r>
+              <w:rPr>
+                <w:rFonts w:ascii="Arial" w:hAnsi="Arial"/>
+                <w:sz w:val="18"/>
+              </w:rPr>
+              <w:t>UC09: Promover Título Nobiliárquico</w:t>
+            </w:r>
+          </w:p>
+        </w:tc>
+        <w:tc>
+          <w:tcPr>
+            <w:tcW w:type="dxa" w:w="2268"/>
+            <w:shd w:fill="FFFFFF"/>
+            <w:tcMar>
+              <w:top w:w="70" w:type="dxa"/>
+              <w:bottom w:w="70" w:type="dxa"/>
+              <w:left w:w="110" w:type="dxa"/>
+              <w:right w:w="110" w:type="dxa"/>
+            </w:tcMar>
+          </w:tcPr>
+          <w:p>
+            <w:pPr>
+              <w:spacing w:after="40" w:line="276" w:lineRule="auto"/>
+              <w:jc w:val="left"/>
+            </w:pPr>
+            <w:r>
+              <w:rPr>
+                <w:rFonts w:ascii="Arial" w:hAnsi="Arial"/>
+                <w:sz w:val="18"/>
+              </w:rPr>
+              <w:t>Sistema Backend</w:t>
+            </w:r>
+          </w:p>
+        </w:tc>
+      </w:tr>
+      <w:tr>
+        <w:tc>
+          <w:tcPr>
+            <w:tcW w:type="dxa" w:w="2268"/>
+            <w:shd w:fill="F9F9F9"/>
+            <w:tcMar>
+              <w:top w:w="70" w:type="dxa"/>
+              <w:bottom w:w="70" w:type="dxa"/>
+              <w:left w:w="110" w:type="dxa"/>
+              <w:right w:w="110" w:type="dxa"/>
+            </w:tcMar>
+          </w:tcPr>
+          <w:p>
+            <w:pPr>
+              <w:spacing w:after="40" w:line="276" w:lineRule="auto"/>
+              <w:jc w:val="center"/>
+            </w:pPr>
+            <w:r>
+              <w:rPr>
+                <w:rFonts w:ascii="Arial" w:hAnsi="Arial"/>
+                <w:sz w:val="18"/>
+              </w:rPr>
+              <w:t>RF08</w:t>
+            </w:r>
+          </w:p>
+        </w:tc>
+        <w:tc>
+          <w:tcPr>
+            <w:tcW w:type="dxa" w:w="2268"/>
+            <w:shd w:fill="F9F9F9"/>
+            <w:tcMar>
+              <w:top w:w="70" w:type="dxa"/>
+              <w:bottom w:w="70" w:type="dxa"/>
+              <w:left w:w="110" w:type="dxa"/>
+              <w:right w:w="110" w:type="dxa"/>
+            </w:tcMar>
+          </w:tcPr>
+          <w:p>
+            <w:pPr>
+              <w:spacing w:after="40" w:line="276" w:lineRule="auto"/>
+              <w:jc w:val="left"/>
+            </w:pPr>
+            <w:r>
+              <w:rPr>
+                <w:rFonts w:ascii="Arial" w:hAnsi="Arial"/>
+                <w:sz w:val="18"/>
+              </w:rPr>
+              <w:t>Painel analítico com taxas de acerto</w:t>
+            </w:r>
+          </w:p>
+        </w:tc>
+        <w:tc>
+          <w:tcPr>
+            <w:tcW w:type="dxa" w:w="2268"/>
+            <w:shd w:fill="F9F9F9"/>
+            <w:tcMar>
+              <w:top w:w="70" w:type="dxa"/>
+              <w:bottom w:w="70" w:type="dxa"/>
+              <w:left w:w="110" w:type="dxa"/>
+              <w:right w:w="110" w:type="dxa"/>
+            </w:tcMar>
+          </w:tcPr>
+          <w:p>
+            <w:pPr>
+              <w:spacing w:after="40" w:line="276" w:lineRule="auto"/>
+              <w:jc w:val="left"/>
+            </w:pPr>
+            <w:r>
+              <w:rPr>
+                <w:rFonts w:ascii="Arial" w:hAnsi="Arial"/>
+                <w:sz w:val="18"/>
+              </w:rPr>
+              <w:t>UC10: Visualizar Desempenho</w:t>
+            </w:r>
+          </w:p>
+        </w:tc>
+        <w:tc>
+          <w:tcPr>
+            <w:tcW w:type="dxa" w:w="2268"/>
+            <w:shd w:fill="F9F9F9"/>
+            <w:tcMar>
+              <w:top w:w="70" w:type="dxa"/>
+              <w:bottom w:w="70" w:type="dxa"/>
+              <w:left w:w="110" w:type="dxa"/>
+              <w:right w:w="110" w:type="dxa"/>
+            </w:tcMar>
+          </w:tcPr>
+          <w:p>
+            <w:pPr>
+              <w:spacing w:after="40" w:line="276" w:lineRule="auto"/>
+              <w:jc w:val="center"/>
+            </w:pPr>
+            <w:r>
+              <w:rPr>
+                <w:rFonts w:ascii="Arial" w:hAnsi="Arial"/>
+                <w:sz w:val="18"/>
+              </w:rPr>
+              <w:t>Estudante</w:t>
+            </w:r>
+          </w:p>
+        </w:tc>
+      </w:tr>
+      <w:tr>
+        <w:tc>
+          <w:tcPr>
+            <w:tcW w:type="dxa" w:w="2268"/>
+            <w:shd w:fill="FFFFFF"/>
+            <w:tcMar>
+              <w:top w:w="70" w:type="dxa"/>
+              <w:bottom w:w="70" w:type="dxa"/>
+              <w:left w:w="110" w:type="dxa"/>
+              <w:right w:w="110" w:type="dxa"/>
+            </w:tcMar>
+          </w:tcPr>
+          <w:p>
+            <w:pPr>
+              <w:spacing w:after="40" w:line="276" w:lineRule="auto"/>
+              <w:jc w:val="center"/>
+            </w:pPr>
+            <w:r>
+              <w:rPr>
+                <w:rFonts w:ascii="Arial" w:hAnsi="Arial"/>
+                <w:sz w:val="18"/>
+              </w:rPr>
+              <w:t>RF09</w:t>
+            </w:r>
+          </w:p>
+        </w:tc>
+        <w:tc>
+          <w:tcPr>
+            <w:tcW w:type="dxa" w:w="2268"/>
+            <w:shd w:fill="FFFFFF"/>
+            <w:tcMar>
+              <w:top w:w="70" w:type="dxa"/>
+              <w:bottom w:w="70" w:type="dxa"/>
+              <w:left w:w="110" w:type="dxa"/>
+              <w:right w:w="110" w:type="dxa"/>
+            </w:tcMar>
+          </w:tcPr>
+          <w:p>
+            <w:pPr>
+              <w:spacing w:after="40" w:line="276" w:lineRule="auto"/>
+              <w:jc w:val="left"/>
+            </w:pPr>
+            <w:r>
+              <w:rPr>
+                <w:rFonts w:ascii="Arial" w:hAnsi="Arial"/>
+                <w:sz w:val="18"/>
+              </w:rPr>
+              <w:t>Glossário de termos em LIBRAS</w:t>
+            </w:r>
+          </w:p>
+        </w:tc>
+        <w:tc>
+          <w:tcPr>
+            <w:tcW w:type="dxa" w:w="2268"/>
+            <w:shd w:fill="FFFFFF"/>
+            <w:tcMar>
+              <w:top w:w="70" w:type="dxa"/>
+              <w:bottom w:w="70" w:type="dxa"/>
+              <w:left w:w="110" w:type="dxa"/>
+              <w:right w:w="110" w:type="dxa"/>
+            </w:tcMar>
+          </w:tcPr>
+          <w:p>
+            <w:pPr>
+              <w:spacing w:after="40" w:line="276" w:lineRule="auto"/>
+              <w:jc w:val="left"/>
+            </w:pPr>
+            <w:r>
+              <w:rPr>
+                <w:rFonts w:ascii="Arial" w:hAnsi="Arial"/>
+                <w:sz w:val="18"/>
+              </w:rPr>
+              <w:t>UC05: Explorar Mapa dos Reinos</w:t>
+            </w:r>
+          </w:p>
+        </w:tc>
+        <w:tc>
+          <w:tcPr>
+            <w:tcW w:type="dxa" w:w="2268"/>
+            <w:shd w:fill="FFFFFF"/>
+            <w:tcMar>
+              <w:top w:w="70" w:type="dxa"/>
+              <w:bottom w:w="70" w:type="dxa"/>
+              <w:left w:w="110" w:type="dxa"/>
+              <w:right w:w="110" w:type="dxa"/>
+            </w:tcMar>
+          </w:tcPr>
+          <w:p>
+            <w:pPr>
+              <w:spacing w:after="40" w:line="276" w:lineRule="auto"/>
+              <w:jc w:val="center"/>
+            </w:pPr>
+            <w:r>
+              <w:rPr>
+                <w:rFonts w:ascii="Arial" w:hAnsi="Arial"/>
+                <w:sz w:val="18"/>
+              </w:rPr>
+              <w:t>Estudante</w:t>
+            </w:r>
+          </w:p>
+        </w:tc>
+      </w:tr>
+      <w:tr>
+        <w:tc>
+          <w:tcPr>
+            <w:tcW w:type="dxa" w:w="2268"/>
+            <w:shd w:fill="F9F9F9"/>
+            <w:tcMar>
+              <w:top w:w="70" w:type="dxa"/>
+              <w:bottom w:w="70" w:type="dxa"/>
+              <w:left w:w="110" w:type="dxa"/>
+              <w:right w:w="110" w:type="dxa"/>
+            </w:tcMar>
+          </w:tcPr>
+          <w:p>
+            <w:pPr>
+              <w:spacing w:after="40" w:line="276" w:lineRule="auto"/>
+              <w:jc w:val="center"/>
+            </w:pPr>
+            <w:r>
+              <w:rPr>
+                <w:rFonts w:ascii="Arial" w:hAnsi="Arial"/>
+                <w:sz w:val="18"/>
+              </w:rPr>
+              <w:t>RF10</w:t>
+            </w:r>
+          </w:p>
+        </w:tc>
+        <w:tc>
+          <w:tcPr>
+            <w:tcW w:type="dxa" w:w="2268"/>
+            <w:shd w:fill="F9F9F9"/>
+            <w:tcMar>
+              <w:top w:w="70" w:type="dxa"/>
+              <w:bottom w:w="70" w:type="dxa"/>
+              <w:left w:w="110" w:type="dxa"/>
+              <w:right w:w="110" w:type="dxa"/>
+            </w:tcMar>
+          </w:tcPr>
+          <w:p>
+            <w:pPr>
+              <w:spacing w:after="40" w:line="276" w:lineRule="auto"/>
+              <w:jc w:val="left"/>
+            </w:pPr>
+            <w:r>
+              <w:rPr>
+                <w:rFonts w:ascii="Arial" w:hAnsi="Arial"/>
+                <w:sz w:val="18"/>
+              </w:rPr>
+              <w:t>Redefinição de senha com verificação</w:t>
+            </w:r>
+          </w:p>
+        </w:tc>
+        <w:tc>
+          <w:tcPr>
+            <w:tcW w:type="dxa" w:w="2268"/>
+            <w:shd w:fill="F9F9F9"/>
+            <w:tcMar>
+              <w:top w:w="70" w:type="dxa"/>
+              <w:bottom w:w="70" w:type="dxa"/>
+              <w:left w:w="110" w:type="dxa"/>
+              <w:right w:w="110" w:type="dxa"/>
+            </w:tcMar>
+          </w:tcPr>
+          <w:p>
+            <w:pPr>
+              <w:spacing w:after="40" w:line="276" w:lineRule="auto"/>
+              <w:jc w:val="left"/>
+            </w:pPr>
+            <w:r>
+              <w:rPr>
+                <w:rFonts w:ascii="Arial" w:hAnsi="Arial"/>
+                <w:sz w:val="18"/>
+              </w:rPr>
+              <w:t>UC03: Recuperar Senha</w:t>
+            </w:r>
+          </w:p>
+        </w:tc>
+        <w:tc>
+          <w:tcPr>
+            <w:tcW w:type="dxa" w:w="2268"/>
+            <w:shd w:fill="F9F9F9"/>
+            <w:tcMar>
+              <w:top w:w="70" w:type="dxa"/>
+              <w:bottom w:w="70" w:type="dxa"/>
+              <w:left w:w="110" w:type="dxa"/>
+              <w:right w:w="110" w:type="dxa"/>
+            </w:tcMar>
+          </w:tcPr>
+          <w:p>
+            <w:pPr>
+              <w:spacing w:after="40" w:line="276" w:lineRule="auto"/>
+              <w:jc w:val="center"/>
+            </w:pPr>
+            <w:r>
+              <w:rPr>
+                <w:rFonts w:ascii="Arial" w:hAnsi="Arial"/>
+                <w:sz w:val="18"/>
+              </w:rPr>
+              <w:t>Usuário</w:t>
+            </w:r>
+          </w:p>
+        </w:tc>
+      </w:tr>
+      <w:tr>
+        <w:tc>
+          <w:tcPr>
+            <w:tcW w:type="dxa" w:w="2268"/>
+            <w:shd w:fill="FFFFFF"/>
+            <w:tcMar>
+              <w:top w:w="70" w:type="dxa"/>
+              <w:bottom w:w="70" w:type="dxa"/>
+              <w:left w:w="110" w:type="dxa"/>
+              <w:right w:w="110" w:type="dxa"/>
+            </w:tcMar>
+          </w:tcPr>
+          <w:p>
+            <w:pPr>
+              <w:spacing w:after="40" w:line="276" w:lineRule="auto"/>
+              <w:jc w:val="center"/>
+            </w:pPr>
+            <w:r>
+              <w:rPr>
+                <w:rFonts w:ascii="Arial" w:hAnsi="Arial"/>
+                <w:sz w:val="18"/>
+              </w:rPr>
+              <w:t>RF11</w:t>
+            </w:r>
+          </w:p>
+        </w:tc>
+        <w:tc>
+          <w:tcPr>
+            <w:tcW w:type="dxa" w:w="2268"/>
+            <w:shd w:fill="FFFFFF"/>
+            <w:tcMar>
+              <w:top w:w="70" w:type="dxa"/>
+              <w:bottom w:w="70" w:type="dxa"/>
+              <w:left w:w="110" w:type="dxa"/>
+              <w:right w:w="110" w:type="dxa"/>
+            </w:tcMar>
+          </w:tcPr>
+          <w:p>
+            <w:pPr>
+              <w:spacing w:after="40" w:line="276" w:lineRule="auto"/>
+              <w:jc w:val="left"/>
+            </w:pPr>
+            <w:r>
+              <w:rPr>
+                <w:rFonts w:ascii="Arial" w:hAnsi="Arial"/>
+                <w:sz w:val="18"/>
+              </w:rPr>
+              <w:t>Painel exclusivo ao professor (CRUD)</w:t>
+            </w:r>
+          </w:p>
+        </w:tc>
+        <w:tc>
+          <w:tcPr>
+            <w:tcW w:type="dxa" w:w="2268"/>
+            <w:shd w:fill="FFFFFF"/>
+            <w:tcMar>
+              <w:top w:w="70" w:type="dxa"/>
+              <w:bottom w:w="70" w:type="dxa"/>
+              <w:left w:w="110" w:type="dxa"/>
+              <w:right w:w="110" w:type="dxa"/>
+            </w:tcMar>
+          </w:tcPr>
+          <w:p>
+            <w:pPr>
+              <w:spacing w:after="40" w:line="276" w:lineRule="auto"/>
+              <w:jc w:val="left"/>
+            </w:pPr>
+            <w:r>
+              <w:rPr>
+                <w:rFonts w:ascii="Arial" w:hAnsi="Arial"/>
+                <w:sz w:val="18"/>
+              </w:rPr>
+              <w:t>UC07: Gerenciar Questões</w:t>
+            </w:r>
+          </w:p>
+        </w:tc>
+        <w:tc>
+          <w:tcPr>
+            <w:tcW w:type="dxa" w:w="2268"/>
+            <w:shd w:fill="FFFFFF"/>
+            <w:tcMar>
+              <w:top w:w="70" w:type="dxa"/>
+              <w:bottom w:w="70" w:type="dxa"/>
+              <w:left w:w="110" w:type="dxa"/>
+              <w:right w:w="110" w:type="dxa"/>
+            </w:tcMar>
+          </w:tcPr>
+          <w:p>
+            <w:pPr>
+              <w:spacing w:after="40" w:line="276" w:lineRule="auto"/>
+              <w:jc w:val="center"/>
+            </w:pPr>
+            <w:r>
+              <w:rPr>
+                <w:rFonts w:ascii="Arial" w:hAnsi="Arial"/>
+                <w:sz w:val="18"/>
+              </w:rPr>
+              <w:t>Professor</w:t>
+            </w:r>
+          </w:p>
+        </w:tc>
+      </w:tr>
+      <w:tr>
+        <w:tc>
+          <w:tcPr>
+            <w:tcW w:type="dxa" w:w="2268"/>
+            <w:shd w:fill="F9F9F9"/>
+            <w:tcMar>
+              <w:top w:w="70" w:type="dxa"/>
+              <w:bottom w:w="70" w:type="dxa"/>
+              <w:left w:w="110" w:type="dxa"/>
+              <w:right w:w="110" w:type="dxa"/>
+            </w:tcMar>
+          </w:tcPr>
+          <w:p>
+            <w:pPr>
+              <w:spacing w:after="40" w:line="276" w:lineRule="auto"/>
+              <w:jc w:val="center"/>
+            </w:pPr>
+            <w:r>
+              <w:rPr>
+                <w:rFonts w:ascii="Arial" w:hAnsi="Arial"/>
+                <w:sz w:val="18"/>
+              </w:rPr>
+              <w:t>RF12</w:t>
+            </w:r>
+          </w:p>
+        </w:tc>
+        <w:tc>
+          <w:tcPr>
+            <w:tcW w:type="dxa" w:w="2268"/>
+            <w:shd w:fill="F9F9F9"/>
+            <w:tcMar>
+              <w:top w:w="70" w:type="dxa"/>
+              <w:bottom w:w="70" w:type="dxa"/>
+              <w:left w:w="110" w:type="dxa"/>
+              <w:right w:w="110" w:type="dxa"/>
+            </w:tcMar>
+          </w:tcPr>
+          <w:p>
+            <w:pPr>
+              <w:spacing w:after="40" w:line="276" w:lineRule="auto"/>
+              <w:jc w:val="left"/>
+            </w:pPr>
+            <w:r>
+              <w:rPr>
+                <w:rFonts w:ascii="Arial" w:hAnsi="Arial"/>
+                <w:sz w:val="18"/>
+              </w:rPr>
+              <w:t>Busca e monitoramento de alunos pelo docente</w:t>
+            </w:r>
+          </w:p>
+        </w:tc>
+        <w:tc>
+          <w:tcPr>
+            <w:tcW w:type="dxa" w:w="2268"/>
+            <w:shd w:fill="F9F9F9"/>
+            <w:tcMar>
+              <w:top w:w="70" w:type="dxa"/>
+              <w:bottom w:w="70" w:type="dxa"/>
+              <w:left w:w="110" w:type="dxa"/>
+              <w:right w:w="110" w:type="dxa"/>
+            </w:tcMar>
+          </w:tcPr>
+          <w:p>
+            <w:pPr>
+              <w:spacing w:after="40" w:line="276" w:lineRule="auto"/>
+              <w:jc w:val="left"/>
+            </w:pPr>
+            <w:r>
+              <w:rPr>
+                <w:rFonts w:ascii="Arial" w:hAnsi="Arial"/>
+                <w:sz w:val="18"/>
+              </w:rPr>
+              <w:t>UC11: Monitorar Turmas e Alunos</w:t>
+            </w:r>
+          </w:p>
+        </w:tc>
+        <w:tc>
+          <w:tcPr>
+            <w:tcW w:type="dxa" w:w="2268"/>
+            <w:shd w:fill="F9F9F9"/>
+            <w:tcMar>
+              <w:top w:w="70" w:type="dxa"/>
+              <w:bottom w:w="70" w:type="dxa"/>
+              <w:left w:w="110" w:type="dxa"/>
+              <w:right w:w="110" w:type="dxa"/>
+            </w:tcMar>
+          </w:tcPr>
+          <w:p>
+            <w:pPr>
+              <w:spacing w:after="40" w:line="276" w:lineRule="auto"/>
+              <w:jc w:val="center"/>
+            </w:pPr>
+            <w:r>
+              <w:rPr>
+                <w:rFonts w:ascii="Arial" w:hAnsi="Arial"/>
+                <w:sz w:val="18"/>
+              </w:rPr>
+              <w:t>Professor</w:t>
+            </w:r>
+          </w:p>
+        </w:tc>
+      </w:tr>
+      <w:tr>
+        <w:tc>
+          <w:tcPr>
+            <w:tcW w:type="dxa" w:w="2268"/>
+            <w:shd w:fill="FFFFFF"/>
+            <w:tcMar>
+              <w:top w:w="70" w:type="dxa"/>
+              <w:bottom w:w="70" w:type="dxa"/>
+              <w:left w:w="110" w:type="dxa"/>
+              <w:right w:w="110" w:type="dxa"/>
+            </w:tcMar>
+          </w:tcPr>
+          <w:p>
+            <w:pPr>
+              <w:spacing w:after="40" w:line="276" w:lineRule="auto"/>
+              <w:jc w:val="center"/>
+            </w:pPr>
+            <w:r>
+              <w:rPr>
+                <w:rFonts w:ascii="Arial" w:hAnsi="Arial"/>
+                <w:sz w:val="18"/>
+              </w:rPr>
+              <w:t>RF13</w:t>
+            </w:r>
+          </w:p>
+        </w:tc>
+        <w:tc>
+          <w:tcPr>
+            <w:tcW w:type="dxa" w:w="2268"/>
+            <w:shd w:fill="FFFFFF"/>
+            <w:tcMar>
+              <w:top w:w="70" w:type="dxa"/>
+              <w:bottom w:w="70" w:type="dxa"/>
+              <w:left w:w="110" w:type="dxa"/>
+              <w:right w:w="110" w:type="dxa"/>
+            </w:tcMar>
+          </w:tcPr>
+          <w:p>
+            <w:pPr>
+              <w:spacing w:after="40" w:line="276" w:lineRule="auto"/>
+              <w:jc w:val="left"/>
+            </w:pPr>
+            <w:r>
+              <w:rPr>
+                <w:rFonts w:ascii="Arial" w:hAnsi="Arial"/>
+                <w:sz w:val="18"/>
+              </w:rPr>
+              <w:t>Painel exclusivo ao administrador</w:t>
+            </w:r>
+          </w:p>
+        </w:tc>
+        <w:tc>
+          <w:tcPr>
+            <w:tcW w:type="dxa" w:w="2268"/>
+            <w:shd w:fill="FFFFFF"/>
+            <w:tcMar>
+              <w:top w:w="70" w:type="dxa"/>
+              <w:bottom w:w="70" w:type="dxa"/>
+              <w:left w:w="110" w:type="dxa"/>
+              <w:right w:w="110" w:type="dxa"/>
+            </w:tcMar>
+          </w:tcPr>
+          <w:p>
+            <w:pPr>
+              <w:spacing w:after="40" w:line="276" w:lineRule="auto"/>
+              <w:jc w:val="left"/>
+            </w:pPr>
+            <w:r>
+              <w:rPr>
+                <w:rFonts w:ascii="Arial" w:hAnsi="Arial"/>
+                <w:sz w:val="18"/>
+              </w:rPr>
+              <w:t>UC08 / UC09: Governança Global</w:t>
+            </w:r>
+          </w:p>
+        </w:tc>
+        <w:tc>
+          <w:tcPr>
+            <w:tcW w:type="dxa" w:w="2268"/>
+            <w:shd w:fill="FFFFFF"/>
+            <w:tcMar>
+              <w:top w:w="70" w:type="dxa"/>
+              <w:bottom w:w="70" w:type="dxa"/>
+              <w:left w:w="110" w:type="dxa"/>
+              <w:right w:w="110" w:type="dxa"/>
+            </w:tcMar>
+          </w:tcPr>
+          <w:p>
+            <w:pPr>
+              <w:spacing w:after="40" w:line="276" w:lineRule="auto"/>
+              <w:jc w:val="left"/>
+            </w:pPr>
+            <w:r>
+              <w:rPr>
+                <w:rFonts w:ascii="Arial" w:hAnsi="Arial"/>
+                <w:sz w:val="18"/>
+              </w:rPr>
+              <w:t>Administrador</w:t>
+            </w:r>
+          </w:p>
+        </w:tc>
+      </w:tr>
+      <w:tr>
+        <w:tc>
+          <w:tcPr>
+            <w:tcW w:type="dxa" w:w="2268"/>
+            <w:shd w:fill="F9F9F9"/>
+            <w:tcMar>
+              <w:top w:w="70" w:type="dxa"/>
+              <w:bottom w:w="70" w:type="dxa"/>
+              <w:left w:w="110" w:type="dxa"/>
+              <w:right w:w="110" w:type="dxa"/>
+            </w:tcMar>
+          </w:tcPr>
+          <w:p>
+            <w:pPr>
+              <w:spacing w:after="40" w:line="276" w:lineRule="auto"/>
+              <w:jc w:val="center"/>
+            </w:pPr>
+            <w:r>
+              <w:rPr>
+                <w:rFonts w:ascii="Arial" w:hAnsi="Arial"/>
+                <w:sz w:val="18"/>
+              </w:rPr>
+              <w:t>RF14</w:t>
+            </w:r>
+          </w:p>
+        </w:tc>
+        <w:tc>
+          <w:tcPr>
+            <w:tcW w:type="dxa" w:w="2268"/>
+            <w:shd w:fill="F9F9F9"/>
+            <w:tcMar>
+              <w:top w:w="70" w:type="dxa"/>
+              <w:bottom w:w="70" w:type="dxa"/>
+              <w:left w:w="110" w:type="dxa"/>
+              <w:right w:w="110" w:type="dxa"/>
+            </w:tcMar>
+          </w:tcPr>
+          <w:p>
+            <w:pPr>
+              <w:spacing w:after="40" w:line="276" w:lineRule="auto"/>
+              <w:jc w:val="left"/>
+            </w:pPr>
+            <w:r>
+              <w:rPr>
+                <w:rFonts w:ascii="Arial" w:hAnsi="Arial"/>
+                <w:sz w:val="18"/>
+              </w:rPr>
+              <w:t>Confirmação de logout (double-check)</w:t>
+            </w:r>
+          </w:p>
+        </w:tc>
+        <w:tc>
+          <w:tcPr>
+            <w:tcW w:type="dxa" w:w="2268"/>
+            <w:shd w:fill="F9F9F9"/>
+            <w:tcMar>
+              <w:top w:w="70" w:type="dxa"/>
+              <w:bottom w:w="70" w:type="dxa"/>
+              <w:left w:w="110" w:type="dxa"/>
+              <w:right w:w="110" w:type="dxa"/>
+            </w:tcMar>
+          </w:tcPr>
+          <w:p>
+            <w:pPr>
+              <w:spacing w:after="40" w:line="276" w:lineRule="auto"/>
+              <w:jc w:val="left"/>
+            </w:pPr>
+            <w:r>
+              <w:rPr>
+                <w:rFonts w:ascii="Arial" w:hAnsi="Arial"/>
+                <w:sz w:val="18"/>
+              </w:rPr>
+              <w:t>UC12: Efetuar Logout</w:t>
+            </w:r>
+          </w:p>
+        </w:tc>
+        <w:tc>
+          <w:tcPr>
+            <w:tcW w:type="dxa" w:w="2268"/>
+            <w:shd w:fill="F9F9F9"/>
+            <w:tcMar>
+              <w:top w:w="70" w:type="dxa"/>
+              <w:bottom w:w="70" w:type="dxa"/>
+              <w:left w:w="110" w:type="dxa"/>
+              <w:right w:w="110" w:type="dxa"/>
+            </w:tcMar>
+          </w:tcPr>
+          <w:p>
+            <w:pPr>
+              <w:spacing w:after="40" w:line="276" w:lineRule="auto"/>
+              <w:jc w:val="left"/>
+            </w:pPr>
+            <w:r>
+              <w:rPr>
+                <w:rFonts w:ascii="Arial" w:hAnsi="Arial"/>
+                <w:sz w:val="18"/>
+              </w:rPr>
+              <w:t>Todos os Atores</w:t>
+            </w:r>
+          </w:p>
+        </w:tc>
+      </w:tr>
+      <w:tr>
+        <w:tc>
+          <w:tcPr>
+            <w:tcW w:type="dxa" w:w="2268"/>
+            <w:shd w:fill="FFFFFF"/>
+            <w:tcMar>
+              <w:top w:w="70" w:type="dxa"/>
+              <w:bottom w:w="70" w:type="dxa"/>
+              <w:left w:w="110" w:type="dxa"/>
+              <w:right w:w="110" w:type="dxa"/>
+            </w:tcMar>
+          </w:tcPr>
+          <w:p>
+            <w:pPr>
+              <w:spacing w:after="40" w:line="276" w:lineRule="auto"/>
+              <w:jc w:val="center"/>
+            </w:pPr>
+            <w:r>
+              <w:rPr>
+                <w:rFonts w:ascii="Arial" w:hAnsi="Arial"/>
+                <w:sz w:val="18"/>
+              </w:rPr>
+              <w:t>RF15</w:t>
+            </w:r>
+          </w:p>
+        </w:tc>
+        <w:tc>
+          <w:tcPr>
+            <w:tcW w:type="dxa" w:w="2268"/>
+            <w:shd w:fill="FFFFFF"/>
+            <w:tcMar>
+              <w:top w:w="70" w:type="dxa"/>
+              <w:bottom w:w="70" w:type="dxa"/>
+              <w:left w:w="110" w:type="dxa"/>
+              <w:right w:w="110" w:type="dxa"/>
+            </w:tcMar>
+          </w:tcPr>
+          <w:p>
+            <w:pPr>
+              <w:spacing w:after="40" w:line="276" w:lineRule="auto"/>
+              <w:jc w:val="left"/>
+            </w:pPr>
+            <w:r>
+              <w:rPr>
+                <w:rFonts w:ascii="Arial" w:hAnsi="Arial"/>
+                <w:sz w:val="18"/>
+              </w:rPr>
+              <w:t>Roteamento inteligente por papel</w:t>
+            </w:r>
+          </w:p>
+        </w:tc>
+        <w:tc>
+          <w:tcPr>
+            <w:tcW w:type="dxa" w:w="2268"/>
+            <w:shd w:fill="FFFFFF"/>
+            <w:tcMar>
+              <w:top w:w="70" w:type="dxa"/>
+              <w:bottom w:w="70" w:type="dxa"/>
+              <w:left w:w="110" w:type="dxa"/>
+              <w:right w:w="110" w:type="dxa"/>
+            </w:tcMar>
+          </w:tcPr>
+          <w:p>
+            <w:pPr>
+              <w:spacing w:after="40" w:line="276" w:lineRule="auto"/>
+              <w:jc w:val="left"/>
+            </w:pPr>
+            <w:r>
+              <w:rPr>
+                <w:rFonts w:ascii="Arial" w:hAnsi="Arial"/>
+                <w:sz w:val="18"/>
+              </w:rPr>
+              <w:t>UC02: Efetuar Login (Roteamento)</w:t>
+            </w:r>
+          </w:p>
+        </w:tc>
+        <w:tc>
+          <w:tcPr>
+            <w:tcW w:type="dxa" w:w="2268"/>
+            <w:shd w:fill="FFFFFF"/>
+            <w:tcMar>
+              <w:top w:w="70" w:type="dxa"/>
+              <w:bottom w:w="70" w:type="dxa"/>
+              <w:left w:w="110" w:type="dxa"/>
+              <w:right w:w="110" w:type="dxa"/>
+            </w:tcMar>
+          </w:tcPr>
+          <w:p>
+            <w:pPr>
+              <w:spacing w:after="40" w:line="276" w:lineRule="auto"/>
+              <w:jc w:val="left"/>
+            </w:pPr>
+            <w:r>
+              <w:rPr>
+                <w:rFonts w:ascii="Arial" w:hAnsi="Arial"/>
+                <w:sz w:val="18"/>
+              </w:rPr>
+              <w:t>Sistema Backend</w:t>
+            </w:r>
+          </w:p>
+        </w:tc>
+      </w:tr>
+    </w:tbl>
+    <w:p>
+      <w:pPr>
+        <w:spacing w:before="40" w:after="80"/>
+      </w:pPr>
+    </w:p>
+    <w:p>
+      <w:pPr>
+        <w:spacing w:before="280" w:after="80"/>
+        <w:jc w:val="left"/>
+        <w:pStyle w:val="Heading2"/>
+      </w:pPr>
+      <w:r>
+        <w:rPr>
+          <w:rFonts w:ascii="Arial" w:hAnsi="Arial"/>
+          <w:b/>
+          <w:sz w:val="24"/>
+        </w:rPr>
+        <w:t>3.7 Modelagem Comportamental — Diagramas de Sequência das Telas</w:t>
+      </w:r>
+    </w:p>
+    <w:p>
+      <w:pPr>
+        <w:spacing w:line="360" w:lineRule="auto" w:after="120"/>
+        <w:ind w:firstLine="706"/>
+        <w:jc w:val="both"/>
+      </w:pPr>
+      <w:r>
+        <w:rPr>
+          <w:rFonts w:ascii="Arial" w:hAnsi="Arial"/>
+          <w:sz w:val="24"/>
+        </w:rPr>
+        <w:t>Enquanto o Diagrama de Casos de Uso expressa a perspectiva funcional externa, os Diagramas de Sequência da UML 2.5 detalham a dimensão temporal e a ordem cronológica em que objetos, telas, serviços de rede e tabelas de banco de dados interagem para realizar cada operação. Na plataforma Tronus, a modelagem foi estruturada diretamente na ferramenta CASE Astah UML (arquivos docs/DiagramasDeSequencia.asta e docs/DiagramasDeSequencia.astah), abrangendo rigorosamente todas as 11 telas do sistema.</w:t>
+      </w:r>
+    </w:p>
+    <w:p>
+      <w:pPr>
+        <w:spacing w:before="200" w:after="60"/>
+        <w:jc w:val="left"/>
+        <w:pStyle w:val="Heading3"/>
+      </w:pPr>
+      <w:r>
+        <w:rPr>
+          <w:rFonts w:ascii="Arial" w:hAnsi="Arial"/>
+          <w:b/>
+          <w:sz w:val="24"/>
+        </w:rPr>
+        <w:t>3.7.1 Arquitetura de Colaboração em Camadas</w:t>
+      </w:r>
+    </w:p>
+    <w:p>
+      <w:pPr>
+        <w:spacing w:line="360" w:lineRule="auto" w:after="120"/>
+        <w:ind w:firstLine="706"/>
+        <w:jc w:val="both"/>
+      </w:pPr>
+      <w:r>
+        <w:rPr>
+          <w:rFonts w:ascii="Arial" w:hAnsi="Arial"/>
+          <w:sz w:val="24"/>
+        </w:rPr>
+        <w:t>A colaboração de mensagens entre as linhas de vida (lifelines) segue o modelo arquitetural desacoplado em quatro camadas:</w:t>
+      </w:r>
+    </w:p>
+    <w:p>
+      <w:pPr>
+        <w:spacing w:line="360" w:lineRule="auto" w:after="80"/>
+        <w:ind w:left="706"/>
+        <w:jc w:val="both"/>
+      </w:pPr>
+      <w:r>
+        <w:rPr>
+          <w:rFonts w:ascii="Arial" w:hAnsi="Arial"/>
+          <w:b/>
+          <w:sz w:val="24"/>
+        </w:rPr>
+        <w:t xml:space="preserve">• </w:t>
+      </w:r>
+      <w:r>
+        <w:rPr>
+          <w:rFonts w:ascii="Arial" w:hAnsi="Arial"/>
+          <w:b/>
+          <w:sz w:val="24"/>
+        </w:rPr>
+        <w:t xml:space="preserve">1. Camada de Apresentação (View): </w:t>
+      </w:r>
+      <w:r>
+        <w:rPr>
+          <w:rFonts w:ascii="Arial" w:hAnsi="Arial"/>
+          <w:sz w:val="24"/>
+        </w:rPr>
+        <w:t>Formulários Desktop (UserControls hospedados no MainForm em C# .NET 10) e páginas Web (HTML5/CSS3/JavaScript), encarregados de capturar eventos, validar dados no cliente e renderizar os elementos gráficos.</w:t>
+      </w:r>
+    </w:p>
+    <w:p>
+      <w:pPr>
+        <w:spacing w:line="360" w:lineRule="auto" w:after="80"/>
+        <w:ind w:left="706"/>
+        <w:jc w:val="both"/>
+      </w:pPr>
+      <w:r>
+        <w:rPr>
+          <w:rFonts w:ascii="Arial" w:hAnsi="Arial"/>
+          <w:b/>
+          <w:sz w:val="24"/>
+        </w:rPr>
+        <w:t xml:space="preserve">• </w:t>
+      </w:r>
+      <w:r>
+        <w:rPr>
+          <w:rFonts w:ascii="Arial" w:hAnsi="Arial"/>
+          <w:b/>
+          <w:sz w:val="24"/>
+        </w:rPr>
+        <w:t xml:space="preserve">2. Camada de Serviços do Cliente: </w:t>
+      </w:r>
+      <w:r>
+        <w:rPr>
+          <w:rFonts w:ascii="Arial" w:hAnsi="Arial"/>
+          <w:sz w:val="24"/>
+        </w:rPr>
+        <w:t>Centralizada na classe ApiService (Singleton HTTP responsável pela serialização JSON, envio assíncrono e injeção do cabeçalho Authorization: Bearer &lt;token&gt;) e no SessionManager (gerenciador estático em memória da sessão e perfil ativo).</w:t>
+      </w:r>
+    </w:p>
+    <w:p>
+      <w:pPr>
+        <w:spacing w:line="360" w:lineRule="auto" w:after="80"/>
+        <w:ind w:left="706"/>
+        <w:jc w:val="both"/>
+      </w:pPr>
+      <w:r>
+        <w:rPr>
+          <w:rFonts w:ascii="Arial" w:hAnsi="Arial"/>
+          <w:b/>
+          <w:sz w:val="24"/>
+        </w:rPr>
+        <w:t xml:space="preserve">• </w:t>
+      </w:r>
+      <w:r>
+        <w:rPr>
+          <w:rFonts w:ascii="Arial" w:hAnsi="Arial"/>
+          <w:b/>
+          <w:sz w:val="24"/>
+        </w:rPr>
+        <w:t xml:space="preserve">3. Camada de Serviços de Backend (REST API): </w:t>
+      </w:r>
+      <w:r>
+        <w:rPr>
+          <w:rFonts w:ascii="Arial" w:hAnsi="Arial"/>
+          <w:sz w:val="24"/>
+        </w:rPr>
+        <w:t>Endpoints hospedados na nuvem (Vercel) responsáveis por aplicar validações de negócio, hashing seguro com salt de 12 rounds (BCrypt), geração de tokens JWT e orquestração de regras pedagógicas.</w:t>
+      </w:r>
+    </w:p>
+    <w:p>
+      <w:pPr>
+        <w:spacing w:line="360" w:lineRule="auto" w:after="80"/>
+        <w:ind w:left="706"/>
+        <w:jc w:val="both"/>
+      </w:pPr>
+      <w:r>
+        <w:rPr>
+          <w:rFonts w:ascii="Arial" w:hAnsi="Arial"/>
+          <w:b/>
+          <w:sz w:val="24"/>
+        </w:rPr>
+        <w:t xml:space="preserve">• </w:t>
+      </w:r>
+      <w:r>
+        <w:rPr>
+          <w:rFonts w:ascii="Arial" w:hAnsi="Arial"/>
+          <w:b/>
+          <w:sz w:val="24"/>
+        </w:rPr>
+        <w:t xml:space="preserve">4. Camada de Persistência e Triggers: </w:t>
+      </w:r>
+      <w:r>
+        <w:rPr>
+          <w:rFonts w:ascii="Arial" w:hAnsi="Arial"/>
+          <w:sz w:val="24"/>
+        </w:rPr>
+        <w:t>Banco relacional (PostgreSQL Supabase / MySQL) responsável por consultas agregadas (SUM, COUNT) e execução de gatilhos automáticos (trigger trg_calcular_estrelas), que promovem patentes com base no histórico consolidado com a função GREATEST.</w:t>
+      </w:r>
+    </w:p>
+    <w:p>
+      <w:pPr>
+        <w:spacing w:before="200" w:after="60"/>
+        <w:jc w:val="left"/>
+        <w:pStyle w:val="Heading3"/>
+      </w:pPr>
+      <w:r>
+        <w:rPr>
+          <w:rFonts w:ascii="Arial" w:hAnsi="Arial"/>
+          <w:b/>
+          <w:sz w:val="24"/>
+        </w:rPr>
+        <w:t>3.7.2 Mapeamento dos 11 Diagramas de Sequência por Tela</w:t>
+      </w:r>
+    </w:p>
+    <w:p>
+      <w:pPr>
+        <w:spacing w:line="360" w:lineRule="auto" w:after="120"/>
+        <w:ind w:firstLine="706"/>
+        <w:jc w:val="both"/>
+      </w:pPr>
+      <w:r>
+        <w:rPr>
+          <w:rFonts w:ascii="Arial" w:hAnsi="Arial"/>
+          <w:sz w:val="24"/>
+        </w:rPr>
+        <w:t>A Tabela a seguir sintetiza os 11 Diagramas de Sequência modelados no Astah UML, indicando as telas correspondentes no Desktop C# e na Web, os atores e as principais regras de negócio representadas:</w:t>
+      </w:r>
+    </w:p>
+    <w:tbl>
+      <w:tblPr>
+        <w:tblW w:type="auto" w:w="0"/>
+        <w:jc w:val="center"/>
+        <w:tblLook w:firstColumn="1" w:firstRow="1" w:lastColumn="0" w:lastRow="0" w:noHBand="0" w:noVBand="1" w:val="04A0"/>
+      </w:tblPr>
+      <w:tblGrid>
+        <w:gridCol w:w="1814"/>
+        <w:gridCol w:w="1814"/>
+        <w:gridCol w:w="1814"/>
+        <w:gridCol w:w="1814"/>
+        <w:gridCol w:w="1814"/>
+      </w:tblGrid>
+      <w:tr>
+        <w:tc>
+          <w:tcPr>
+            <w:tcW w:type="dxa" w:w="1814"/>
+            <w:shd w:fill="EAEAEA"/>
+            <w:tcMar>
+              <w:top w:w="100" w:type="dxa"/>
+              <w:bottom w:w="100" w:type="dxa"/>
+              <w:left w:w="120" w:type="dxa"/>
+              <w:right w:w="120" w:type="dxa"/>
+            </w:tcMar>
+          </w:tcPr>
+          <w:p>
+            <w:pPr>
+              <w:spacing w:after="40" w:line="240" w:lineRule="auto"/>
+              <w:jc w:val="center"/>
+            </w:pPr>
+            <w:r>
+              <w:rPr>
+                <w:rFonts w:ascii="Arial" w:hAnsi="Arial"/>
+                <w:b/>
+                <w:sz w:val="19"/>
+              </w:rPr>
+              <w:t>Diagrama Astah</w:t>
+            </w:r>
+          </w:p>
+        </w:tc>
+        <w:tc>
+          <w:tcPr>
+            <w:tcW w:type="dxa" w:w="1814"/>
+            <w:shd w:fill="EAEAEA"/>
+            <w:tcMar>
+              <w:top w:w="100" w:type="dxa"/>
+              <w:bottom w:w="100" w:type="dxa"/>
+              <w:left w:w="120" w:type="dxa"/>
+              <w:right w:w="120" w:type="dxa"/>
+            </w:tcMar>
+          </w:tcPr>
+          <w:p>
+            <w:pPr>
+              <w:spacing w:after="40" w:line="240" w:lineRule="auto"/>
+              <w:jc w:val="center"/>
+            </w:pPr>
+            <w:r>
+              <w:rPr>
+                <w:rFonts w:ascii="Arial" w:hAnsi="Arial"/>
+                <w:b/>
+                <w:sz w:val="19"/>
+              </w:rPr>
+              <w:t>Tela Desktop (C#)</w:t>
+            </w:r>
+          </w:p>
+        </w:tc>
+        <w:tc>
+          <w:tcPr>
+            <w:tcW w:type="dxa" w:w="1814"/>
+            <w:shd w:fill="EAEAEA"/>
+            <w:tcMar>
+              <w:top w:w="100" w:type="dxa"/>
+              <w:bottom w:w="100" w:type="dxa"/>
+              <w:left w:w="120" w:type="dxa"/>
+              <w:right w:w="120" w:type="dxa"/>
+            </w:tcMar>
+          </w:tcPr>
+          <w:p>
+            <w:pPr>
+              <w:spacing w:after="40" w:line="240" w:lineRule="auto"/>
+              <w:jc w:val="center"/>
+            </w:pPr>
+            <w:r>
+              <w:rPr>
+                <w:rFonts w:ascii="Arial" w:hAnsi="Arial"/>
+                <w:b/>
+                <w:sz w:val="19"/>
+              </w:rPr>
+              <w:t>Página Web</w:t>
+            </w:r>
+          </w:p>
+        </w:tc>
+        <w:tc>
+          <w:tcPr>
+            <w:tcW w:type="dxa" w:w="1814"/>
+            <w:shd w:fill="EAEAEA"/>
+            <w:tcMar>
+              <w:top w:w="100" w:type="dxa"/>
+              <w:bottom w:w="100" w:type="dxa"/>
+              <w:left w:w="120" w:type="dxa"/>
+              <w:right w:w="120" w:type="dxa"/>
+            </w:tcMar>
+          </w:tcPr>
+          <w:p>
+            <w:pPr>
+              <w:spacing w:after="40" w:line="240" w:lineRule="auto"/>
+              <w:jc w:val="center"/>
+            </w:pPr>
+            <w:r>
+              <w:rPr>
+                <w:rFonts w:ascii="Arial" w:hAnsi="Arial"/>
+                <w:b/>
+                <w:sz w:val="19"/>
+              </w:rPr>
+              <w:t>Ator / Papel</w:t>
+            </w:r>
+          </w:p>
+        </w:tc>
+        <w:tc>
+          <w:tcPr>
+            <w:tcW w:type="dxa" w:w="1814"/>
+            <w:shd w:fill="EAEAEA"/>
+            <w:tcMar>
+              <w:top w:w="100" w:type="dxa"/>
+              <w:bottom w:w="100" w:type="dxa"/>
+              <w:left w:w="120" w:type="dxa"/>
+              <w:right w:w="120" w:type="dxa"/>
+            </w:tcMar>
+          </w:tcPr>
+          <w:p>
+            <w:pPr>
+              <w:spacing w:after="40" w:line="240" w:lineRule="auto"/>
+              <w:jc w:val="center"/>
+            </w:pPr>
+            <w:r>
+              <w:rPr>
+                <w:rFonts w:ascii="Arial" w:hAnsi="Arial"/>
+                <w:b/>
+                <w:sz w:val="19"/>
+              </w:rPr>
+              <w:t>Operação Chave Representada</w:t>
+            </w:r>
+          </w:p>
+        </w:tc>
+      </w:tr>
+      <w:tr>
+        <w:tc>
+          <w:tcPr>
+            <w:tcW w:type="dxa" w:w="1814"/>
+            <w:shd w:fill="FFFFFF"/>
+            <w:tcMar>
+              <w:top w:w="70" w:type="dxa"/>
+              <w:bottom w:w="70" w:type="dxa"/>
+              <w:left w:w="110" w:type="dxa"/>
+              <w:right w:w="110" w:type="dxa"/>
+            </w:tcMar>
+          </w:tcPr>
+          <w:p>
+            <w:pPr>
+              <w:spacing w:after="40" w:line="276" w:lineRule="auto"/>
+              <w:jc w:val="center"/>
+            </w:pPr>
+            <w:r>
+              <w:rPr>
+                <w:rFonts w:ascii="Arial" w:hAnsi="Arial"/>
+                <w:sz w:val="18"/>
+              </w:rPr>
+              <w:t>DS01</w:t>
+            </w:r>
+          </w:p>
+        </w:tc>
+        <w:tc>
+          <w:tcPr>
+            <w:tcW w:type="dxa" w:w="1814"/>
+            <w:shd w:fill="FFFFFF"/>
+            <w:tcMar>
+              <w:top w:w="70" w:type="dxa"/>
+              <w:bottom w:w="70" w:type="dxa"/>
+              <w:left w:w="110" w:type="dxa"/>
+              <w:right w:w="110" w:type="dxa"/>
+            </w:tcMar>
+          </w:tcPr>
+          <w:p>
+            <w:pPr>
+              <w:spacing w:after="40" w:line="276" w:lineRule="auto"/>
+              <w:jc w:val="center"/>
+            </w:pPr>
+            <w:r>
+              <w:rPr>
+                <w:rFonts w:ascii="Arial" w:hAnsi="Arial"/>
+                <w:sz w:val="18"/>
+              </w:rPr>
+              <w:t>UcLanding.cs</w:t>
+            </w:r>
+          </w:p>
+        </w:tc>
+        <w:tc>
+          <w:tcPr>
+            <w:tcW w:type="dxa" w:w="1814"/>
+            <w:shd w:fill="FFFFFF"/>
+            <w:tcMar>
+              <w:top w:w="70" w:type="dxa"/>
+              <w:bottom w:w="70" w:type="dxa"/>
+              <w:left w:w="110" w:type="dxa"/>
+              <w:right w:w="110" w:type="dxa"/>
+            </w:tcMar>
+          </w:tcPr>
+          <w:p>
+            <w:pPr>
+              <w:spacing w:after="40" w:line="276" w:lineRule="auto"/>
+              <w:jc w:val="center"/>
+            </w:pPr>
+            <w:r>
+              <w:rPr>
+                <w:rFonts w:ascii="Arial" w:hAnsi="Arial"/>
+                <w:sz w:val="18"/>
+              </w:rPr>
+              <w:t>index.html</w:t>
+            </w:r>
+          </w:p>
+        </w:tc>
+        <w:tc>
+          <w:tcPr>
+            <w:tcW w:type="dxa" w:w="1814"/>
+            <w:shd w:fill="FFFFFF"/>
+            <w:tcMar>
+              <w:top w:w="70" w:type="dxa"/>
+              <w:bottom w:w="70" w:type="dxa"/>
+              <w:left w:w="110" w:type="dxa"/>
+              <w:right w:w="110" w:type="dxa"/>
+            </w:tcMar>
+          </w:tcPr>
+          <w:p>
+            <w:pPr>
+              <w:spacing w:after="40" w:line="276" w:lineRule="auto"/>
+              <w:jc w:val="left"/>
+            </w:pPr>
+            <w:r>
+              <w:rPr>
+                <w:rFonts w:ascii="Arial" w:hAnsi="Arial"/>
+                <w:sz w:val="18"/>
+              </w:rPr>
+              <w:t>Calouro / Público</w:t>
+            </w:r>
+          </w:p>
+        </w:tc>
+        <w:tc>
+          <w:tcPr>
+            <w:tcW w:type="dxa" w:w="1814"/>
+            <w:shd w:fill="FFFFFF"/>
+            <w:tcMar>
+              <w:top w:w="70" w:type="dxa"/>
+              <w:bottom w:w="70" w:type="dxa"/>
+              <w:left w:w="110" w:type="dxa"/>
+              <w:right w:w="110" w:type="dxa"/>
+            </w:tcMar>
+          </w:tcPr>
+          <w:p>
+            <w:pPr>
+              <w:spacing w:after="40" w:line="276" w:lineRule="auto"/>
+              <w:jc w:val="left"/>
+            </w:pPr>
+            <w:r>
+              <w:rPr>
+                <w:rFonts w:ascii="Arial" w:hAnsi="Arial"/>
+                <w:sz w:val="18"/>
+              </w:rPr>
+              <w:t>Apresentação hero, verificação de token ativo e transição</w:t>
+            </w:r>
+          </w:p>
+        </w:tc>
+      </w:tr>
+      <w:tr>
+        <w:tc>
+          <w:tcPr>
+            <w:tcW w:type="dxa" w:w="1814"/>
+            <w:shd w:fill="F9F9F9"/>
+            <w:tcMar>
+              <w:top w:w="70" w:type="dxa"/>
+              <w:bottom w:w="70" w:type="dxa"/>
+              <w:left w:w="110" w:type="dxa"/>
+              <w:right w:w="110" w:type="dxa"/>
+            </w:tcMar>
+          </w:tcPr>
+          <w:p>
+            <w:pPr>
+              <w:spacing w:after="40" w:line="276" w:lineRule="auto"/>
+              <w:jc w:val="center"/>
+            </w:pPr>
+            <w:r>
+              <w:rPr>
+                <w:rFonts w:ascii="Arial" w:hAnsi="Arial"/>
+                <w:sz w:val="18"/>
+              </w:rPr>
+              <w:t>DS02</w:t>
+            </w:r>
+          </w:p>
+        </w:tc>
+        <w:tc>
+          <w:tcPr>
+            <w:tcW w:type="dxa" w:w="1814"/>
+            <w:shd w:fill="F9F9F9"/>
+            <w:tcMar>
+              <w:top w:w="70" w:type="dxa"/>
+              <w:bottom w:w="70" w:type="dxa"/>
+              <w:left w:w="110" w:type="dxa"/>
+              <w:right w:w="110" w:type="dxa"/>
+            </w:tcMar>
+          </w:tcPr>
+          <w:p>
+            <w:pPr>
+              <w:spacing w:after="40" w:line="276" w:lineRule="auto"/>
+              <w:jc w:val="center"/>
+            </w:pPr>
+            <w:r>
+              <w:rPr>
+                <w:rFonts w:ascii="Arial" w:hAnsi="Arial"/>
+                <w:sz w:val="18"/>
+              </w:rPr>
+              <w:t>UcLogin.cs</w:t>
+            </w:r>
+          </w:p>
+        </w:tc>
+        <w:tc>
+          <w:tcPr>
+            <w:tcW w:type="dxa" w:w="1814"/>
+            <w:shd w:fill="F9F9F9"/>
+            <w:tcMar>
+              <w:top w:w="70" w:type="dxa"/>
+              <w:bottom w:w="70" w:type="dxa"/>
+              <w:left w:w="110" w:type="dxa"/>
+              <w:right w:w="110" w:type="dxa"/>
+            </w:tcMar>
+          </w:tcPr>
+          <w:p>
+            <w:pPr>
+              <w:spacing w:after="40" w:line="276" w:lineRule="auto"/>
+              <w:jc w:val="center"/>
+            </w:pPr>
+            <w:r>
+              <w:rPr>
+                <w:rFonts w:ascii="Arial" w:hAnsi="Arial"/>
+                <w:sz w:val="18"/>
+              </w:rPr>
+              <w:t>login.html</w:t>
+            </w:r>
+          </w:p>
+        </w:tc>
+        <w:tc>
+          <w:tcPr>
+            <w:tcW w:type="dxa" w:w="1814"/>
+            <w:shd w:fill="F9F9F9"/>
+            <w:tcMar>
+              <w:top w:w="70" w:type="dxa"/>
+              <w:bottom w:w="70" w:type="dxa"/>
+              <w:left w:w="110" w:type="dxa"/>
+              <w:right w:w="110" w:type="dxa"/>
+            </w:tcMar>
+          </w:tcPr>
+          <w:p>
+            <w:pPr>
+              <w:spacing w:after="40" w:line="276" w:lineRule="auto"/>
+              <w:jc w:val="left"/>
+            </w:pPr>
+            <w:r>
+              <w:rPr>
+                <w:rFonts w:ascii="Arial" w:hAnsi="Arial"/>
+                <w:sz w:val="18"/>
+              </w:rPr>
+              <w:t>Todos os Usuários</w:t>
+            </w:r>
+          </w:p>
+        </w:tc>
+        <w:tc>
+          <w:tcPr>
+            <w:tcW w:type="dxa" w:w="1814"/>
+            <w:shd w:fill="F9F9F9"/>
+            <w:tcMar>
+              <w:top w:w="70" w:type="dxa"/>
+              <w:bottom w:w="70" w:type="dxa"/>
+              <w:left w:w="110" w:type="dxa"/>
+              <w:right w:w="110" w:type="dxa"/>
+            </w:tcMar>
+          </w:tcPr>
+          <w:p>
+            <w:pPr>
+              <w:spacing w:after="40" w:line="276" w:lineRule="auto"/>
+              <w:jc w:val="left"/>
+            </w:pPr>
+            <w:r>
+              <w:rPr>
+                <w:rFonts w:ascii="Arial" w:hAnsi="Arial"/>
+                <w:sz w:val="18"/>
+              </w:rPr>
+              <w:t>Autenticação BCrypt, emissão de JWT e roteamento inteligente</w:t>
+            </w:r>
+          </w:p>
+        </w:tc>
+      </w:tr>
+      <w:tr>
+        <w:tc>
+          <w:tcPr>
+            <w:tcW w:type="dxa" w:w="1814"/>
+            <w:shd w:fill="FFFFFF"/>
+            <w:tcMar>
+              <w:top w:w="70" w:type="dxa"/>
+              <w:bottom w:w="70" w:type="dxa"/>
+              <w:left w:w="110" w:type="dxa"/>
+              <w:right w:w="110" w:type="dxa"/>
+            </w:tcMar>
+          </w:tcPr>
+          <w:p>
+            <w:pPr>
+              <w:spacing w:after="40" w:line="276" w:lineRule="auto"/>
+              <w:jc w:val="center"/>
+            </w:pPr>
+            <w:r>
+              <w:rPr>
+                <w:rFonts w:ascii="Arial" w:hAnsi="Arial"/>
+                <w:sz w:val="18"/>
+              </w:rPr>
+              <w:t>DS03</w:t>
+            </w:r>
+          </w:p>
+        </w:tc>
+        <w:tc>
+          <w:tcPr>
+            <w:tcW w:type="dxa" w:w="1814"/>
+            <w:shd w:fill="FFFFFF"/>
+            <w:tcMar>
+              <w:top w:w="70" w:type="dxa"/>
+              <w:bottom w:w="70" w:type="dxa"/>
+              <w:left w:w="110" w:type="dxa"/>
+              <w:right w:w="110" w:type="dxa"/>
+            </w:tcMar>
+          </w:tcPr>
+          <w:p>
+            <w:pPr>
+              <w:spacing w:after="40" w:line="276" w:lineRule="auto"/>
+              <w:jc w:val="left"/>
+            </w:pPr>
+            <w:r>
+              <w:rPr>
+                <w:rFonts w:ascii="Arial" w:hAnsi="Arial"/>
+                <w:sz w:val="18"/>
+              </w:rPr>
+              <w:t>UcRegister.cs</w:t>
+            </w:r>
+          </w:p>
+        </w:tc>
+        <w:tc>
+          <w:tcPr>
+            <w:tcW w:type="dxa" w:w="1814"/>
+            <w:shd w:fill="FFFFFF"/>
+            <w:tcMar>
+              <w:top w:w="70" w:type="dxa"/>
+              <w:bottom w:w="70" w:type="dxa"/>
+              <w:left w:w="110" w:type="dxa"/>
+              <w:right w:w="110" w:type="dxa"/>
+            </w:tcMar>
+          </w:tcPr>
+          <w:p>
+            <w:pPr>
+              <w:spacing w:after="40" w:line="276" w:lineRule="auto"/>
+              <w:jc w:val="left"/>
+            </w:pPr>
+            <w:r>
+              <w:rPr>
+                <w:rFonts w:ascii="Arial" w:hAnsi="Arial"/>
+                <w:sz w:val="18"/>
+              </w:rPr>
+              <w:t>register.html</w:t>
+            </w:r>
+          </w:p>
+        </w:tc>
+        <w:tc>
+          <w:tcPr>
+            <w:tcW w:type="dxa" w:w="1814"/>
+            <w:shd w:fill="FFFFFF"/>
+            <w:tcMar>
+              <w:top w:w="70" w:type="dxa"/>
+              <w:bottom w:w="70" w:type="dxa"/>
+              <w:left w:w="110" w:type="dxa"/>
+              <w:right w:w="110" w:type="dxa"/>
+            </w:tcMar>
+          </w:tcPr>
+          <w:p>
+            <w:pPr>
+              <w:spacing w:after="40" w:line="276" w:lineRule="auto"/>
+              <w:jc w:val="center"/>
+            </w:pPr>
+            <w:r>
+              <w:rPr>
+                <w:rFonts w:ascii="Arial" w:hAnsi="Arial"/>
+                <w:sz w:val="18"/>
+              </w:rPr>
+              <w:t>Calouro</w:t>
+            </w:r>
+          </w:p>
+        </w:tc>
+        <w:tc>
+          <w:tcPr>
+            <w:tcW w:type="dxa" w:w="1814"/>
+            <w:shd w:fill="FFFFFF"/>
+            <w:tcMar>
+              <w:top w:w="70" w:type="dxa"/>
+              <w:bottom w:w="70" w:type="dxa"/>
+              <w:left w:w="110" w:type="dxa"/>
+              <w:right w:w="110" w:type="dxa"/>
+            </w:tcMar>
+          </w:tcPr>
+          <w:p>
+            <w:pPr>
+              <w:spacing w:after="40" w:line="276" w:lineRule="auto"/>
+              <w:jc w:val="left"/>
+            </w:pPr>
+            <w:r>
+              <w:rPr>
+                <w:rFonts w:ascii="Arial" w:hAnsi="Arial"/>
+                <w:sz w:val="18"/>
+              </w:rPr>
+              <w:t>Validação de e-mail institucional, auto-login e envio à forja</w:t>
+            </w:r>
+          </w:p>
+        </w:tc>
+      </w:tr>
+      <w:tr>
+        <w:tc>
+          <w:tcPr>
+            <w:tcW w:type="dxa" w:w="1814"/>
+            <w:shd w:fill="F9F9F9"/>
+            <w:tcMar>
+              <w:top w:w="70" w:type="dxa"/>
+              <w:bottom w:w="70" w:type="dxa"/>
+              <w:left w:w="110" w:type="dxa"/>
+              <w:right w:w="110" w:type="dxa"/>
+            </w:tcMar>
+          </w:tcPr>
+          <w:p>
+            <w:pPr>
+              <w:spacing w:after="40" w:line="276" w:lineRule="auto"/>
+              <w:jc w:val="center"/>
+            </w:pPr>
+            <w:r>
+              <w:rPr>
+                <w:rFonts w:ascii="Arial" w:hAnsi="Arial"/>
+                <w:sz w:val="18"/>
+              </w:rPr>
+              <w:t>DS04</w:t>
+            </w:r>
+          </w:p>
+        </w:tc>
+        <w:tc>
+          <w:tcPr>
+            <w:tcW w:type="dxa" w:w="1814"/>
+            <w:shd w:fill="F9F9F9"/>
+            <w:tcMar>
+              <w:top w:w="70" w:type="dxa"/>
+              <w:bottom w:w="70" w:type="dxa"/>
+              <w:left w:w="110" w:type="dxa"/>
+              <w:right w:w="110" w:type="dxa"/>
+            </w:tcMar>
+          </w:tcPr>
+          <w:p>
+            <w:pPr>
+              <w:spacing w:after="40" w:line="276" w:lineRule="auto"/>
+              <w:jc w:val="left"/>
+            </w:pPr>
+            <w:r>
+              <w:rPr>
+                <w:rFonts w:ascii="Arial" w:hAnsi="Arial"/>
+                <w:sz w:val="18"/>
+              </w:rPr>
+              <w:t>UcForgotPassword.cs</w:t>
+            </w:r>
+          </w:p>
+        </w:tc>
+        <w:tc>
+          <w:tcPr>
+            <w:tcW w:type="dxa" w:w="1814"/>
+            <w:shd w:fill="F9F9F9"/>
+            <w:tcMar>
+              <w:top w:w="70" w:type="dxa"/>
+              <w:bottom w:w="70" w:type="dxa"/>
+              <w:left w:w="110" w:type="dxa"/>
+              <w:right w:w="110" w:type="dxa"/>
+            </w:tcMar>
+          </w:tcPr>
+          <w:p>
+            <w:pPr>
+              <w:spacing w:after="40" w:line="276" w:lineRule="auto"/>
+              <w:jc w:val="left"/>
+            </w:pPr>
+            <w:r>
+              <w:rPr>
+                <w:rFonts w:ascii="Arial" w:hAnsi="Arial"/>
+                <w:sz w:val="18"/>
+              </w:rPr>
+              <w:t>forgot_password.html</w:t>
+            </w:r>
+          </w:p>
+        </w:tc>
+        <w:tc>
+          <w:tcPr>
+            <w:tcW w:type="dxa" w:w="1814"/>
+            <w:shd w:fill="F9F9F9"/>
+            <w:tcMar>
+              <w:top w:w="70" w:type="dxa"/>
+              <w:bottom w:w="70" w:type="dxa"/>
+              <w:left w:w="110" w:type="dxa"/>
+              <w:right w:w="110" w:type="dxa"/>
+            </w:tcMar>
+          </w:tcPr>
+          <w:p>
+            <w:pPr>
+              <w:spacing w:after="40" w:line="276" w:lineRule="auto"/>
+              <w:jc w:val="center"/>
+            </w:pPr>
+            <w:r>
+              <w:rPr>
+                <w:rFonts w:ascii="Arial" w:hAnsi="Arial"/>
+                <w:sz w:val="18"/>
+              </w:rPr>
+              <w:t>Usuário</w:t>
+            </w:r>
+          </w:p>
+        </w:tc>
+        <w:tc>
+          <w:tcPr>
+            <w:tcW w:type="dxa" w:w="1814"/>
+            <w:shd w:fill="F9F9F9"/>
+            <w:tcMar>
+              <w:top w:w="70" w:type="dxa"/>
+              <w:bottom w:w="70" w:type="dxa"/>
+              <w:left w:w="110" w:type="dxa"/>
+              <w:right w:w="110" w:type="dxa"/>
+            </w:tcMar>
+          </w:tcPr>
+          <w:p>
+            <w:pPr>
+              <w:spacing w:after="40" w:line="276" w:lineRule="auto"/>
+              <w:jc w:val="left"/>
+            </w:pPr>
+            <w:r>
+              <w:rPr>
+                <w:rFonts w:ascii="Arial" w:hAnsi="Arial"/>
+                <w:sz w:val="18"/>
+              </w:rPr>
+              <w:t>Validação em 2 fatores (e-mail + celular) e redefinição de senha</w:t>
+            </w:r>
+          </w:p>
+        </w:tc>
+      </w:tr>
+      <w:tr>
+        <w:tc>
+          <w:tcPr>
+            <w:tcW w:type="dxa" w:w="1814"/>
+            <w:shd w:fill="FFFFFF"/>
+            <w:tcMar>
+              <w:top w:w="70" w:type="dxa"/>
+              <w:bottom w:w="70" w:type="dxa"/>
+              <w:left w:w="110" w:type="dxa"/>
+              <w:right w:w="110" w:type="dxa"/>
+            </w:tcMar>
+          </w:tcPr>
+          <w:p>
+            <w:pPr>
+              <w:spacing w:after="40" w:line="276" w:lineRule="auto"/>
+              <w:jc w:val="center"/>
+            </w:pPr>
+            <w:r>
+              <w:rPr>
+                <w:rFonts w:ascii="Arial" w:hAnsi="Arial"/>
+                <w:sz w:val="18"/>
+              </w:rPr>
+              <w:t>DS05</w:t>
+            </w:r>
+          </w:p>
+        </w:tc>
+        <w:tc>
+          <w:tcPr>
+            <w:tcW w:type="dxa" w:w="1814"/>
+            <w:shd w:fill="FFFFFF"/>
+            <w:tcMar>
+              <w:top w:w="70" w:type="dxa"/>
+              <w:bottom w:w="70" w:type="dxa"/>
+              <w:left w:w="110" w:type="dxa"/>
+              <w:right w:w="110" w:type="dxa"/>
+            </w:tcMar>
+          </w:tcPr>
+          <w:p>
+            <w:pPr>
+              <w:spacing w:after="40" w:line="276" w:lineRule="auto"/>
+              <w:jc w:val="left"/>
+            </w:pPr>
+            <w:r>
+              <w:rPr>
+                <w:rFonts w:ascii="Arial" w:hAnsi="Arial"/>
+                <w:sz w:val="18"/>
+              </w:rPr>
+              <w:t>UcCharacter.cs</w:t>
+            </w:r>
+          </w:p>
+        </w:tc>
+        <w:tc>
+          <w:tcPr>
+            <w:tcW w:type="dxa" w:w="1814"/>
+            <w:shd w:fill="FFFFFF"/>
+            <w:tcMar>
+              <w:top w:w="70" w:type="dxa"/>
+              <w:bottom w:w="70" w:type="dxa"/>
+              <w:left w:w="110" w:type="dxa"/>
+              <w:right w:w="110" w:type="dxa"/>
+            </w:tcMar>
+          </w:tcPr>
+          <w:p>
+            <w:pPr>
+              <w:spacing w:after="40" w:line="276" w:lineRule="auto"/>
+              <w:jc w:val="left"/>
+            </w:pPr>
+            <w:r>
+              <w:rPr>
+                <w:rFonts w:ascii="Arial" w:hAnsi="Arial"/>
+                <w:sz w:val="18"/>
+              </w:rPr>
+              <w:t>character.html</w:t>
+            </w:r>
+          </w:p>
+        </w:tc>
+        <w:tc>
+          <w:tcPr>
+            <w:tcW w:type="dxa" w:w="1814"/>
+            <w:shd w:fill="FFFFFF"/>
+            <w:tcMar>
+              <w:top w:w="70" w:type="dxa"/>
+              <w:bottom w:w="70" w:type="dxa"/>
+              <w:left w:w="110" w:type="dxa"/>
+              <w:right w:w="110" w:type="dxa"/>
+            </w:tcMar>
+          </w:tcPr>
+          <w:p>
+            <w:pPr>
+              <w:spacing w:after="40" w:line="276" w:lineRule="auto"/>
+              <w:jc w:val="center"/>
+            </w:pPr>
+            <w:r>
+              <w:rPr>
+                <w:rFonts w:ascii="Arial" w:hAnsi="Arial"/>
+                <w:sz w:val="18"/>
+              </w:rPr>
+              <w:t>Estudante</w:t>
+            </w:r>
+          </w:p>
+        </w:tc>
+        <w:tc>
+          <w:tcPr>
+            <w:tcW w:type="dxa" w:w="1814"/>
+            <w:shd w:fill="FFFFFF"/>
+            <w:tcMar>
+              <w:top w:w="70" w:type="dxa"/>
+              <w:bottom w:w="70" w:type="dxa"/>
+              <w:left w:w="110" w:type="dxa"/>
+              <w:right w:w="110" w:type="dxa"/>
+            </w:tcMar>
+          </w:tcPr>
+          <w:p>
+            <w:pPr>
+              <w:spacing w:after="40" w:line="276" w:lineRule="auto"/>
+              <w:jc w:val="left"/>
+            </w:pPr>
+            <w:r>
+              <w:rPr>
+                <w:rFonts w:ascii="Arial" w:hAnsi="Arial"/>
+                <w:sz w:val="18"/>
+              </w:rPr>
+              <w:t>Forja do herói (gênero, avatar, nome), patente inicial Plebeu (0 ★)</w:t>
+            </w:r>
+          </w:p>
+        </w:tc>
+      </w:tr>
+      <w:tr>
+        <w:tc>
+          <w:tcPr>
+            <w:tcW w:type="dxa" w:w="1814"/>
+            <w:shd w:fill="F9F9F9"/>
+            <w:tcMar>
+              <w:top w:w="70" w:type="dxa"/>
+              <w:bottom w:w="70" w:type="dxa"/>
+              <w:left w:w="110" w:type="dxa"/>
+              <w:right w:w="110" w:type="dxa"/>
+            </w:tcMar>
+          </w:tcPr>
+          <w:p>
+            <w:pPr>
+              <w:spacing w:after="40" w:line="276" w:lineRule="auto"/>
+              <w:jc w:val="center"/>
+            </w:pPr>
+            <w:r>
+              <w:rPr>
+                <w:rFonts w:ascii="Arial" w:hAnsi="Arial"/>
+                <w:sz w:val="18"/>
+              </w:rPr>
+              <w:t>DS06</w:t>
+            </w:r>
+          </w:p>
+        </w:tc>
+        <w:tc>
+          <w:tcPr>
+            <w:tcW w:type="dxa" w:w="1814"/>
+            <w:shd w:fill="F9F9F9"/>
+            <w:tcMar>
+              <w:top w:w="70" w:type="dxa"/>
+              <w:bottom w:w="70" w:type="dxa"/>
+              <w:left w:w="110" w:type="dxa"/>
+              <w:right w:w="110" w:type="dxa"/>
+            </w:tcMar>
+          </w:tcPr>
+          <w:p>
+            <w:pPr>
+              <w:spacing w:after="40" w:line="276" w:lineRule="auto"/>
+              <w:jc w:val="center"/>
+            </w:pPr>
+            <w:r>
+              <w:rPr>
+                <w:rFonts w:ascii="Arial" w:hAnsi="Arial"/>
+                <w:sz w:val="18"/>
+              </w:rPr>
+              <w:t>UcReinos.cs</w:t>
+            </w:r>
+          </w:p>
+        </w:tc>
+        <w:tc>
+          <w:tcPr>
+            <w:tcW w:type="dxa" w:w="1814"/>
+            <w:shd w:fill="F9F9F9"/>
+            <w:tcMar>
+              <w:top w:w="70" w:type="dxa"/>
+              <w:bottom w:w="70" w:type="dxa"/>
+              <w:left w:w="110" w:type="dxa"/>
+              <w:right w:w="110" w:type="dxa"/>
+            </w:tcMar>
+          </w:tcPr>
+          <w:p>
+            <w:pPr>
+              <w:spacing w:after="40" w:line="276" w:lineRule="auto"/>
+              <w:jc w:val="center"/>
+            </w:pPr>
+            <w:r>
+              <w:rPr>
+                <w:rFonts w:ascii="Arial" w:hAnsi="Arial"/>
+                <w:sz w:val="18"/>
+              </w:rPr>
+              <w:t>reinos.html</w:t>
+            </w:r>
+          </w:p>
+        </w:tc>
+        <w:tc>
+          <w:tcPr>
+            <w:tcW w:type="dxa" w:w="1814"/>
+            <w:shd w:fill="F9F9F9"/>
+            <w:tcMar>
+              <w:top w:w="70" w:type="dxa"/>
+              <w:bottom w:w="70" w:type="dxa"/>
+              <w:left w:w="110" w:type="dxa"/>
+              <w:right w:w="110" w:type="dxa"/>
+            </w:tcMar>
+          </w:tcPr>
+          <w:p>
+            <w:pPr>
+              <w:spacing w:after="40" w:line="276" w:lineRule="auto"/>
+              <w:jc w:val="center"/>
+            </w:pPr>
+            <w:r>
+              <w:rPr>
+                <w:rFonts w:ascii="Arial" w:hAnsi="Arial"/>
+                <w:sz w:val="18"/>
+              </w:rPr>
+              <w:t>Estudante</w:t>
+            </w:r>
+          </w:p>
+        </w:tc>
+        <w:tc>
+          <w:tcPr>
+            <w:tcW w:type="dxa" w:w="1814"/>
+            <w:shd w:fill="F9F9F9"/>
+            <w:tcMar>
+              <w:top w:w="70" w:type="dxa"/>
+              <w:bottom w:w="70" w:type="dxa"/>
+              <w:left w:w="110" w:type="dxa"/>
+              <w:right w:w="110" w:type="dxa"/>
+            </w:tcMar>
+          </w:tcPr>
+          <w:p>
+            <w:pPr>
+              <w:spacing w:after="40" w:line="276" w:lineRule="auto"/>
+              <w:jc w:val="left"/>
+            </w:pPr>
+            <w:r>
+              <w:rPr>
+                <w:rFonts w:ascii="Arial" w:hAnsi="Arial"/>
+                <w:sz w:val="18"/>
+              </w:rPr>
+              <w:t>Carga de reinos e progresso; trava de fases sem estrelas prévias</w:t>
+            </w:r>
+          </w:p>
+        </w:tc>
+      </w:tr>
+      <w:tr>
+        <w:tc>
+          <w:tcPr>
+            <w:tcW w:type="dxa" w:w="1814"/>
+            <w:shd w:fill="FFFFFF"/>
+            <w:tcMar>
+              <w:top w:w="70" w:type="dxa"/>
+              <w:bottom w:w="70" w:type="dxa"/>
+              <w:left w:w="110" w:type="dxa"/>
+              <w:right w:w="110" w:type="dxa"/>
+            </w:tcMar>
+          </w:tcPr>
+          <w:p>
+            <w:pPr>
+              <w:spacing w:after="40" w:line="276" w:lineRule="auto"/>
+              <w:jc w:val="center"/>
+            </w:pPr>
+            <w:r>
+              <w:rPr>
+                <w:rFonts w:ascii="Arial" w:hAnsi="Arial"/>
+                <w:sz w:val="18"/>
+              </w:rPr>
+              <w:t>DS07</w:t>
+            </w:r>
+          </w:p>
+        </w:tc>
+        <w:tc>
+          <w:tcPr>
+            <w:tcW w:type="dxa" w:w="1814"/>
+            <w:shd w:fill="FFFFFF"/>
+            <w:tcMar>
+              <w:top w:w="70" w:type="dxa"/>
+              <w:bottom w:w="70" w:type="dxa"/>
+              <w:left w:w="110" w:type="dxa"/>
+              <w:right w:w="110" w:type="dxa"/>
+            </w:tcMar>
+          </w:tcPr>
+          <w:p>
+            <w:pPr>
+              <w:spacing w:after="40" w:line="276" w:lineRule="auto"/>
+              <w:jc w:val="center"/>
+            </w:pPr>
+            <w:r>
+              <w:rPr>
+                <w:rFonts w:ascii="Arial" w:hAnsi="Arial"/>
+                <w:sz w:val="18"/>
+              </w:rPr>
+              <w:t>UcQuiz.cs</w:t>
+            </w:r>
+          </w:p>
+        </w:tc>
+        <w:tc>
+          <w:tcPr>
+            <w:tcW w:type="dxa" w:w="1814"/>
+            <w:shd w:fill="FFFFFF"/>
+            <w:tcMar>
+              <w:top w:w="70" w:type="dxa"/>
+              <w:bottom w:w="70" w:type="dxa"/>
+              <w:left w:w="110" w:type="dxa"/>
+              <w:right w:w="110" w:type="dxa"/>
+            </w:tcMar>
+          </w:tcPr>
+          <w:p>
+            <w:pPr>
+              <w:spacing w:after="40" w:line="276" w:lineRule="auto"/>
+              <w:jc w:val="left"/>
+            </w:pPr>
+            <w:r>
+              <w:rPr>
+                <w:rFonts w:ascii="Arial" w:hAnsi="Arial"/>
+                <w:sz w:val="18"/>
+              </w:rPr>
+              <w:t>Quiz interativo</w:t>
+            </w:r>
+          </w:p>
+        </w:tc>
+        <w:tc>
+          <w:tcPr>
+            <w:tcW w:type="dxa" w:w="1814"/>
+            <w:shd w:fill="FFFFFF"/>
+            <w:tcMar>
+              <w:top w:w="70" w:type="dxa"/>
+              <w:bottom w:w="70" w:type="dxa"/>
+              <w:left w:w="110" w:type="dxa"/>
+              <w:right w:w="110" w:type="dxa"/>
+            </w:tcMar>
+          </w:tcPr>
+          <w:p>
+            <w:pPr>
+              <w:spacing w:after="40" w:line="276" w:lineRule="auto"/>
+              <w:jc w:val="center"/>
+            </w:pPr>
+            <w:r>
+              <w:rPr>
+                <w:rFonts w:ascii="Arial" w:hAnsi="Arial"/>
+                <w:sz w:val="18"/>
+              </w:rPr>
+              <w:t>Estudante</w:t>
+            </w:r>
+          </w:p>
+        </w:tc>
+        <w:tc>
+          <w:tcPr>
+            <w:tcW w:type="dxa" w:w="1814"/>
+            <w:shd w:fill="FFFFFF"/>
+            <w:tcMar>
+              <w:top w:w="70" w:type="dxa"/>
+              <w:bottom w:w="70" w:type="dxa"/>
+              <w:left w:w="110" w:type="dxa"/>
+              <w:right w:w="110" w:type="dxa"/>
+            </w:tcMar>
+          </w:tcPr>
+          <w:p>
+            <w:pPr>
+              <w:spacing w:after="40" w:line="276" w:lineRule="auto"/>
+              <w:jc w:val="left"/>
+            </w:pPr>
+            <w:r>
+              <w:rPr>
+                <w:rFonts w:ascii="Arial" w:hAnsi="Arial"/>
+                <w:sz w:val="18"/>
+              </w:rPr>
+              <w:t>Temporizador, feedback visual, pontuação GREATEST e trigger</w:t>
+            </w:r>
+          </w:p>
+        </w:tc>
+      </w:tr>
+      <w:tr>
+        <w:tc>
+          <w:tcPr>
+            <w:tcW w:type="dxa" w:w="1814"/>
+            <w:shd w:fill="F9F9F9"/>
+            <w:tcMar>
+              <w:top w:w="70" w:type="dxa"/>
+              <w:bottom w:w="70" w:type="dxa"/>
+              <w:left w:w="110" w:type="dxa"/>
+              <w:right w:w="110" w:type="dxa"/>
+            </w:tcMar>
+          </w:tcPr>
+          <w:p>
+            <w:pPr>
+              <w:spacing w:after="40" w:line="276" w:lineRule="auto"/>
+              <w:jc w:val="center"/>
+            </w:pPr>
+            <w:r>
+              <w:rPr>
+                <w:rFonts w:ascii="Arial" w:hAnsi="Arial"/>
+                <w:sz w:val="18"/>
+              </w:rPr>
+              <w:t>DS08</w:t>
+            </w:r>
+          </w:p>
+        </w:tc>
+        <w:tc>
+          <w:tcPr>
+            <w:tcW w:type="dxa" w:w="1814"/>
+            <w:shd w:fill="F9F9F9"/>
+            <w:tcMar>
+              <w:top w:w="70" w:type="dxa"/>
+              <w:bottom w:w="70" w:type="dxa"/>
+              <w:left w:w="110" w:type="dxa"/>
+              <w:right w:w="110" w:type="dxa"/>
+            </w:tcMar>
+          </w:tcPr>
+          <w:p>
+            <w:pPr>
+              <w:spacing w:after="40" w:line="276" w:lineRule="auto"/>
+              <w:jc w:val="left"/>
+            </w:pPr>
+            <w:r>
+              <w:rPr>
+                <w:rFonts w:ascii="Arial" w:hAnsi="Arial"/>
+                <w:sz w:val="18"/>
+              </w:rPr>
+              <w:t>UcDashboard.cs</w:t>
+            </w:r>
+          </w:p>
+        </w:tc>
+        <w:tc>
+          <w:tcPr>
+            <w:tcW w:type="dxa" w:w="1814"/>
+            <w:shd w:fill="F9F9F9"/>
+            <w:tcMar>
+              <w:top w:w="70" w:type="dxa"/>
+              <w:bottom w:w="70" w:type="dxa"/>
+              <w:left w:w="110" w:type="dxa"/>
+              <w:right w:w="110" w:type="dxa"/>
+            </w:tcMar>
+          </w:tcPr>
+          <w:p>
+            <w:pPr>
+              <w:spacing w:after="40" w:line="276" w:lineRule="auto"/>
+              <w:jc w:val="left"/>
+            </w:pPr>
+            <w:r>
+              <w:rPr>
+                <w:rFonts w:ascii="Arial" w:hAnsi="Arial"/>
+                <w:sz w:val="18"/>
+              </w:rPr>
+              <w:t>dashboard.html</w:t>
+            </w:r>
+          </w:p>
+        </w:tc>
+        <w:tc>
+          <w:tcPr>
+            <w:tcW w:type="dxa" w:w="1814"/>
+            <w:shd w:fill="F9F9F9"/>
+            <w:tcMar>
+              <w:top w:w="70" w:type="dxa"/>
+              <w:bottom w:w="70" w:type="dxa"/>
+              <w:left w:w="110" w:type="dxa"/>
+              <w:right w:w="110" w:type="dxa"/>
+            </w:tcMar>
+          </w:tcPr>
+          <w:p>
+            <w:pPr>
+              <w:spacing w:after="40" w:line="276" w:lineRule="auto"/>
+              <w:jc w:val="center"/>
+            </w:pPr>
+            <w:r>
+              <w:rPr>
+                <w:rFonts w:ascii="Arial" w:hAnsi="Arial"/>
+                <w:sz w:val="18"/>
+              </w:rPr>
+              <w:t>Estudante</w:t>
+            </w:r>
+          </w:p>
+        </w:tc>
+        <w:tc>
+          <w:tcPr>
+            <w:tcW w:type="dxa" w:w="1814"/>
+            <w:shd w:fill="F9F9F9"/>
+            <w:tcMar>
+              <w:top w:w="70" w:type="dxa"/>
+              <w:bottom w:w="70" w:type="dxa"/>
+              <w:left w:w="110" w:type="dxa"/>
+              <w:right w:w="110" w:type="dxa"/>
+            </w:tcMar>
+          </w:tcPr>
+          <w:p>
+            <w:pPr>
+              <w:spacing w:after="40" w:line="276" w:lineRule="auto"/>
+              <w:jc w:val="left"/>
+            </w:pPr>
+            <w:r>
+              <w:rPr>
+                <w:rFonts w:ascii="Arial" w:hAnsi="Arial"/>
+                <w:sz w:val="18"/>
+              </w:rPr>
+              <w:t>Cálculo de aproveitamento por reino e barra para próximo título</w:t>
+            </w:r>
+          </w:p>
+        </w:tc>
+      </w:tr>
+      <w:tr>
+        <w:tc>
+          <w:tcPr>
+            <w:tcW w:type="dxa" w:w="1814"/>
+            <w:shd w:fill="FFFFFF"/>
+            <w:tcMar>
+              <w:top w:w="70" w:type="dxa"/>
+              <w:bottom w:w="70" w:type="dxa"/>
+              <w:left w:w="110" w:type="dxa"/>
+              <w:right w:w="110" w:type="dxa"/>
+            </w:tcMar>
+          </w:tcPr>
+          <w:p>
+            <w:pPr>
+              <w:spacing w:after="40" w:line="276" w:lineRule="auto"/>
+              <w:jc w:val="center"/>
+            </w:pPr>
+            <w:r>
+              <w:rPr>
+                <w:rFonts w:ascii="Arial" w:hAnsi="Arial"/>
+                <w:sz w:val="18"/>
+              </w:rPr>
+              <w:t>DS09</w:t>
+            </w:r>
+          </w:p>
+        </w:tc>
+        <w:tc>
+          <w:tcPr>
+            <w:tcW w:type="dxa" w:w="1814"/>
+            <w:shd w:fill="FFFFFF"/>
+            <w:tcMar>
+              <w:top w:w="70" w:type="dxa"/>
+              <w:bottom w:w="70" w:type="dxa"/>
+              <w:left w:w="110" w:type="dxa"/>
+              <w:right w:w="110" w:type="dxa"/>
+            </w:tcMar>
+          </w:tcPr>
+          <w:p>
+            <w:pPr>
+              <w:spacing w:after="40" w:line="276" w:lineRule="auto"/>
+              <w:jc w:val="center"/>
+            </w:pPr>
+            <w:r>
+              <w:rPr>
+                <w:rFonts w:ascii="Arial" w:hAnsi="Arial"/>
+                <w:sz w:val="18"/>
+              </w:rPr>
+              <w:t>UcRanking.cs</w:t>
+            </w:r>
+          </w:p>
+        </w:tc>
+        <w:tc>
+          <w:tcPr>
+            <w:tcW w:type="dxa" w:w="1814"/>
+            <w:shd w:fill="FFFFFF"/>
+            <w:tcMar>
+              <w:top w:w="70" w:type="dxa"/>
+              <w:bottom w:w="70" w:type="dxa"/>
+              <w:left w:w="110" w:type="dxa"/>
+              <w:right w:w="110" w:type="dxa"/>
+            </w:tcMar>
+          </w:tcPr>
+          <w:p>
+            <w:pPr>
+              <w:spacing w:after="40" w:line="276" w:lineRule="auto"/>
+              <w:jc w:val="left"/>
+            </w:pPr>
+            <w:r>
+              <w:rPr>
+                <w:rFonts w:ascii="Arial" w:hAnsi="Arial"/>
+                <w:sz w:val="18"/>
+              </w:rPr>
+              <w:t>Ranking geral</w:t>
+            </w:r>
+          </w:p>
+        </w:tc>
+        <w:tc>
+          <w:tcPr>
+            <w:tcW w:type="dxa" w:w="1814"/>
+            <w:shd w:fill="FFFFFF"/>
+            <w:tcMar>
+              <w:top w:w="70" w:type="dxa"/>
+              <w:bottom w:w="70" w:type="dxa"/>
+              <w:left w:w="110" w:type="dxa"/>
+              <w:right w:w="110" w:type="dxa"/>
+            </w:tcMar>
+          </w:tcPr>
+          <w:p>
+            <w:pPr>
+              <w:spacing w:after="40" w:line="276" w:lineRule="auto"/>
+              <w:jc w:val="left"/>
+            </w:pPr>
+            <w:r>
+              <w:rPr>
+                <w:rFonts w:ascii="Arial" w:hAnsi="Arial"/>
+                <w:sz w:val="18"/>
+              </w:rPr>
+              <w:t>Estudante / Docente</w:t>
+            </w:r>
+          </w:p>
+        </w:tc>
+        <w:tc>
+          <w:tcPr>
+            <w:tcW w:type="dxa" w:w="1814"/>
+            <w:shd w:fill="FFFFFF"/>
+            <w:tcMar>
+              <w:top w:w="70" w:type="dxa"/>
+              <w:bottom w:w="70" w:type="dxa"/>
+              <w:left w:w="110" w:type="dxa"/>
+              <w:right w:w="110" w:type="dxa"/>
+            </w:tcMar>
+          </w:tcPr>
+          <w:p>
+            <w:pPr>
+              <w:spacing w:after="40" w:line="276" w:lineRule="auto"/>
+              <w:jc w:val="left"/>
+            </w:pPr>
+            <w:r>
+              <w:rPr>
+                <w:rFonts w:ascii="Arial" w:hAnsi="Arial"/>
+                <w:sz w:val="18"/>
+              </w:rPr>
+              <w:t>Leaderboard Top 50, destaque do aluno logado e filtro por reino</w:t>
+            </w:r>
+          </w:p>
+        </w:tc>
+      </w:tr>
+      <w:tr>
+        <w:tc>
+          <w:tcPr>
+            <w:tcW w:type="dxa" w:w="1814"/>
+            <w:shd w:fill="F9F9F9"/>
+            <w:tcMar>
+              <w:top w:w="70" w:type="dxa"/>
+              <w:bottom w:w="70" w:type="dxa"/>
+              <w:left w:w="110" w:type="dxa"/>
+              <w:right w:w="110" w:type="dxa"/>
+            </w:tcMar>
+          </w:tcPr>
+          <w:p>
+            <w:pPr>
+              <w:spacing w:after="40" w:line="276" w:lineRule="auto"/>
+              <w:jc w:val="center"/>
+            </w:pPr>
+            <w:r>
+              <w:rPr>
+                <w:rFonts w:ascii="Arial" w:hAnsi="Arial"/>
+                <w:sz w:val="18"/>
+              </w:rPr>
+              <w:t>DS10</w:t>
+            </w:r>
+          </w:p>
+        </w:tc>
+        <w:tc>
+          <w:tcPr>
+            <w:tcW w:type="dxa" w:w="1814"/>
+            <w:shd w:fill="F9F9F9"/>
+            <w:tcMar>
+              <w:top w:w="70" w:type="dxa"/>
+              <w:bottom w:w="70" w:type="dxa"/>
+              <w:left w:w="110" w:type="dxa"/>
+              <w:right w:w="110" w:type="dxa"/>
+            </w:tcMar>
+          </w:tcPr>
+          <w:p>
+            <w:pPr>
+              <w:spacing w:after="40" w:line="276" w:lineRule="auto"/>
+              <w:jc w:val="left"/>
+            </w:pPr>
+            <w:r>
+              <w:rPr>
+                <w:rFonts w:ascii="Arial" w:hAnsi="Arial"/>
+                <w:sz w:val="18"/>
+              </w:rPr>
+              <w:t>UcProfessor.cs</w:t>
+            </w:r>
+          </w:p>
+        </w:tc>
+        <w:tc>
+          <w:tcPr>
+            <w:tcW w:type="dxa" w:w="1814"/>
+            <w:shd w:fill="F9F9F9"/>
+            <w:tcMar>
+              <w:top w:w="70" w:type="dxa"/>
+              <w:bottom w:w="70" w:type="dxa"/>
+              <w:left w:w="110" w:type="dxa"/>
+              <w:right w:w="110" w:type="dxa"/>
+            </w:tcMar>
+          </w:tcPr>
+          <w:p>
+            <w:pPr>
+              <w:spacing w:after="40" w:line="276" w:lineRule="auto"/>
+              <w:jc w:val="left"/>
+            </w:pPr>
+            <w:r>
+              <w:rPr>
+                <w:rFonts w:ascii="Arial" w:hAnsi="Arial"/>
+                <w:sz w:val="18"/>
+              </w:rPr>
+              <w:t>professor.html</w:t>
+            </w:r>
+          </w:p>
+        </w:tc>
+        <w:tc>
+          <w:tcPr>
+            <w:tcW w:type="dxa" w:w="1814"/>
+            <w:shd w:fill="F9F9F9"/>
+            <w:tcMar>
+              <w:top w:w="70" w:type="dxa"/>
+              <w:bottom w:w="70" w:type="dxa"/>
+              <w:left w:w="110" w:type="dxa"/>
+              <w:right w:w="110" w:type="dxa"/>
+            </w:tcMar>
+          </w:tcPr>
+          <w:p>
+            <w:pPr>
+              <w:spacing w:after="40" w:line="276" w:lineRule="auto"/>
+              <w:jc w:val="center"/>
+            </w:pPr>
+            <w:r>
+              <w:rPr>
+                <w:rFonts w:ascii="Arial" w:hAnsi="Arial"/>
+                <w:sz w:val="18"/>
+              </w:rPr>
+              <w:t>Professor</w:t>
+            </w:r>
+          </w:p>
+        </w:tc>
+        <w:tc>
+          <w:tcPr>
+            <w:tcW w:type="dxa" w:w="1814"/>
+            <w:shd w:fill="F9F9F9"/>
+            <w:tcMar>
+              <w:top w:w="70" w:type="dxa"/>
+              <w:bottom w:w="70" w:type="dxa"/>
+              <w:left w:w="110" w:type="dxa"/>
+              <w:right w:w="110" w:type="dxa"/>
+            </w:tcMar>
+          </w:tcPr>
+          <w:p>
+            <w:pPr>
+              <w:spacing w:after="40" w:line="276" w:lineRule="auto"/>
+              <w:jc w:val="left"/>
+            </w:pPr>
+            <w:r>
+              <w:rPr>
+                <w:rFonts w:ascii="Arial" w:hAnsi="Arial"/>
+                <w:sz w:val="18"/>
+              </w:rPr>
+              <w:t>Indicadores de adesão das turmas e cadastro de questões/gabarito</w:t>
+            </w:r>
+          </w:p>
+        </w:tc>
+      </w:tr>
+      <w:tr>
+        <w:tc>
+          <w:tcPr>
+            <w:tcW w:type="dxa" w:w="1814"/>
+            <w:shd w:fill="FFFFFF"/>
+            <w:tcMar>
+              <w:top w:w="70" w:type="dxa"/>
+              <w:bottom w:w="70" w:type="dxa"/>
+              <w:left w:w="110" w:type="dxa"/>
+              <w:right w:w="110" w:type="dxa"/>
+            </w:tcMar>
+          </w:tcPr>
+          <w:p>
+            <w:pPr>
+              <w:spacing w:after="40" w:line="276" w:lineRule="auto"/>
+              <w:jc w:val="center"/>
+            </w:pPr>
+            <w:r>
+              <w:rPr>
+                <w:rFonts w:ascii="Arial" w:hAnsi="Arial"/>
+                <w:sz w:val="18"/>
+              </w:rPr>
+              <w:t>DS11</w:t>
+            </w:r>
+          </w:p>
+        </w:tc>
+        <w:tc>
+          <w:tcPr>
+            <w:tcW w:type="dxa" w:w="1814"/>
+            <w:shd w:fill="FFFFFF"/>
+            <w:tcMar>
+              <w:top w:w="70" w:type="dxa"/>
+              <w:bottom w:w="70" w:type="dxa"/>
+              <w:left w:w="110" w:type="dxa"/>
+              <w:right w:w="110" w:type="dxa"/>
+            </w:tcMar>
+          </w:tcPr>
+          <w:p>
+            <w:pPr>
+              <w:spacing w:after="40" w:line="276" w:lineRule="auto"/>
+              <w:jc w:val="center"/>
+            </w:pPr>
+            <w:r>
+              <w:rPr>
+                <w:rFonts w:ascii="Arial" w:hAnsi="Arial"/>
+                <w:sz w:val="18"/>
+              </w:rPr>
+              <w:t>UcAdmin.cs</w:t>
+            </w:r>
+          </w:p>
+        </w:tc>
+        <w:tc>
+          <w:tcPr>
+            <w:tcW w:type="dxa" w:w="1814"/>
+            <w:shd w:fill="FFFFFF"/>
+            <w:tcMar>
+              <w:top w:w="70" w:type="dxa"/>
+              <w:bottom w:w="70" w:type="dxa"/>
+              <w:left w:w="110" w:type="dxa"/>
+              <w:right w:w="110" w:type="dxa"/>
+            </w:tcMar>
+          </w:tcPr>
+          <w:p>
+            <w:pPr>
+              <w:spacing w:after="40" w:line="276" w:lineRule="auto"/>
+              <w:jc w:val="center"/>
+            </w:pPr>
+            <w:r>
+              <w:rPr>
+                <w:rFonts w:ascii="Arial" w:hAnsi="Arial"/>
+                <w:sz w:val="18"/>
+              </w:rPr>
+              <w:t>admin.html</w:t>
+            </w:r>
+          </w:p>
+        </w:tc>
+        <w:tc>
+          <w:tcPr>
+            <w:tcW w:type="dxa" w:w="1814"/>
+            <w:shd w:fill="FFFFFF"/>
+            <w:tcMar>
+              <w:top w:w="70" w:type="dxa"/>
+              <w:bottom w:w="70" w:type="dxa"/>
+              <w:left w:w="110" w:type="dxa"/>
+              <w:right w:w="110" w:type="dxa"/>
+            </w:tcMar>
+          </w:tcPr>
+          <w:p>
+            <w:pPr>
+              <w:spacing w:after="40" w:line="276" w:lineRule="auto"/>
+              <w:jc w:val="left"/>
+            </w:pPr>
+            <w:r>
+              <w:rPr>
+                <w:rFonts w:ascii="Arial" w:hAnsi="Arial"/>
+                <w:sz w:val="18"/>
+              </w:rPr>
+              <w:t>Administrador</w:t>
+            </w:r>
+          </w:p>
+        </w:tc>
+        <w:tc>
+          <w:tcPr>
+            <w:tcW w:type="dxa" w:w="1814"/>
+            <w:shd w:fill="FFFFFF"/>
+            <w:tcMar>
+              <w:top w:w="70" w:type="dxa"/>
+              <w:bottom w:w="70" w:type="dxa"/>
+              <w:left w:w="110" w:type="dxa"/>
+              <w:right w:w="110" w:type="dxa"/>
+            </w:tcMar>
+          </w:tcPr>
+          <w:p>
+            <w:pPr>
+              <w:spacing w:after="40" w:line="276" w:lineRule="auto"/>
+              <w:jc w:val="left"/>
+            </w:pPr>
+            <w:r>
+              <w:rPr>
+                <w:rFonts w:ascii="Arial" w:hAnsi="Arial"/>
+                <w:sz w:val="18"/>
+              </w:rPr>
+              <w:t>Métricas de infraestrutura e promoção de papéis (RBAC)</w:t>
+            </w:r>
+          </w:p>
+        </w:tc>
+      </w:tr>
+    </w:tbl>
+    <w:p>
+      <w:pPr>
+        <w:spacing w:before="40" w:after="80"/>
+      </w:pPr>
+    </w:p>
+    <w:p>
+      <w:pPr>
+        <w:spacing w:before="200" w:after="60"/>
+        <w:jc w:val="left"/>
+        <w:pStyle w:val="Heading3"/>
+      </w:pPr>
+      <w:r>
+        <w:rPr>
+          <w:rFonts w:ascii="Arial" w:hAnsi="Arial"/>
+          <w:b/>
+          <w:sz w:val="24"/>
+        </w:rPr>
+        <w:t>3.7.3 Fluxos Críticos de Negócio Modelados</w:t>
+      </w:r>
+    </w:p>
+    <w:p>
+      <w:pPr>
+        <w:spacing w:line="360" w:lineRule="auto" w:after="120"/>
+        <w:ind w:firstLine="706"/>
+        <w:jc w:val="both"/>
+      </w:pPr>
+      <w:r>
+        <w:rPr>
+          <w:rFonts w:ascii="Arial" w:hAnsi="Arial"/>
+          <w:sz w:val="24"/>
+        </w:rPr>
+        <w:t>Dentre os cenários comportamentais modelados, dois fluxos ilustram a maturidade da engenharia de software da plataforma:</w:t>
+      </w:r>
+    </w:p>
+    <w:p>
+      <w:pPr>
+        <w:spacing w:line="360" w:lineRule="auto" w:after="80"/>
+        <w:ind w:left="706"/>
+        <w:jc w:val="both"/>
+      </w:pPr>
+      <w:r>
+        <w:rPr>
+          <w:rFonts w:ascii="Arial" w:hAnsi="Arial"/>
+          <w:b/>
+          <w:sz w:val="24"/>
+        </w:rPr>
+        <w:t xml:space="preserve">• </w:t>
+      </w:r>
+      <w:r>
+        <w:rPr>
+          <w:rFonts w:ascii="Arial" w:hAnsi="Arial"/>
+          <w:b/>
+          <w:sz w:val="24"/>
+        </w:rPr>
+        <w:t xml:space="preserve">Fluxo de Autenticação com Roteamento Inteligente (DS02): </w:t>
+      </w:r>
+      <w:r>
+        <w:rPr>
+          <w:rFonts w:ascii="Arial" w:hAnsi="Arial"/>
+          <w:sz w:val="24"/>
+        </w:rPr>
+        <w:t>Ao autenticar em UcLogin, o cliente invoca POST /auth/login. Após validação do hash BCrypt e obtenção do JWT, o front-end efetua uma chamada imediata a GET /personagens/me. Caso a API retorne status HTTP 404 (jogador calouro que ainda não forjou seu herói), o sistema redireciona automaticamente para UcCharacter; caso o personagem já exista (HTTP 200), o aluno é encaminhado para UcReinos. Perfis com papel 'professor' são direcionados ao portal pedagógico UcProfessor, e 'admin' ao painel UcAdmin.</w:t>
+      </w:r>
+    </w:p>
+    <w:p>
+      <w:pPr>
+        <w:spacing w:line="360" w:lineRule="auto" w:after="80"/>
+        <w:ind w:left="706"/>
+        <w:jc w:val="both"/>
+      </w:pPr>
+      <w:r>
+        <w:rPr>
+          <w:rFonts w:ascii="Arial" w:hAnsi="Arial"/>
+          <w:b/>
+          <w:sz w:val="24"/>
+        </w:rPr>
+        <w:t xml:space="preserve">• </w:t>
+      </w:r>
+      <w:r>
+        <w:rPr>
+          <w:rFonts w:ascii="Arial" w:hAnsi="Arial"/>
+          <w:b/>
+          <w:sz w:val="24"/>
+        </w:rPr>
+        <w:t xml:space="preserve">Fluxo de Quiz, Pontuação GREATEST e Trigger de Promoção (DS07): </w:t>
+      </w:r>
+      <w:r>
+        <w:rPr>
+          <w:rFonts w:ascii="Arial" w:hAnsi="Arial"/>
+          <w:sz w:val="24"/>
+        </w:rPr>
+        <w:t>Ao finalizar o desafio de 5 questões em UcQuiz, as alternativas escolhidas são transmitidas via POST /fases/{id}/respostas. O backend registra cada tentativa e executa o comando SQL INSERT ... ON DUPLICATE KEY UPDATE estrelas = GREATEST(estrelas, VALUES(estrelas)), garantindo que uma tentativa com pontuação inferior nunca reduza as estrelas já conquistadas. Em seguida, a trigger de banco trg_calcular_estrelas recalcula o total histórico do herói e promove seu título nobiliárquico (Plebeu a Rei), retornando a confirmação para a renderização do modal triunfal de vitória.</w:t>
+      </w:r>
+    </w:p>
+    <w:p>
+      <w:pPr>
+        <w:spacing w:line="360" w:lineRule="auto" w:after="120"/>
+        <w:ind w:firstLine="706"/>
+        <w:jc w:val="both"/>
+      </w:pPr>
+      <w:r>
+        <w:rPr>
+          <w:rFonts w:ascii="Arial" w:hAnsi="Arial"/>
+          <w:sz w:val="24"/>
+        </w:rPr>
+        <w:t>A especificação completa de cada diagrama de sequência, incluindo tabelas cronológicas de mensagens, retornos e diagramas em sintaxe Mermaid, está formalizada no documento complementar docs/DiagramaDeSequencia.md.</w:t>
       </w:r>
     </w:p>
     <w:p>
@@ -6615,301 +10467,1224 @@
     </w:p>
     <w:p>
       <w:pPr>
+        <w:spacing w:before="280" w:after="80"/>
+        <w:jc w:val="left"/>
         <w:pStyle w:val="Heading2"/>
-        <w:spacing w:after="80" w:before="280"/>
-      </w:pPr>
-      <w:r>
-        <w:rPr>
-          <w:rFonts w:ascii="Arial" w:cs="Arial" w:eastAsia="Arial" w:hAnsi="Arial"/>
+      </w:pPr>
+      <w:r>
+        <w:rPr>
+          <w:rFonts w:ascii="Arial" w:hAnsi="Arial"/>
           <w:b/>
-          <w:bCs/>
-          <w:sz w:val="24"/>
-          <w:szCs w:val="24"/>
-        </w:rPr>
-        <w:t xml:space="preserve">5.3 Diagrama de Classes Conceitual</w:t>
-      </w:r>
-    </w:p>
-    <w:p>
-      <w:pPr>
-        <w:spacing w:after="160" w:line="360"/>
-        <w:ind w:firstLine="708"/>
+          <w:sz w:val="24"/>
+        </w:rPr>
+        <w:t>5.3 Diagrama de Classes Conceitual Completo (UML)</w:t>
+      </w:r>
+    </w:p>
+    <w:p>
+      <w:pPr>
+        <w:spacing w:line="360" w:lineRule="auto" w:after="120"/>
+        <w:ind w:firstLine="706"/>
         <w:jc w:val="both"/>
       </w:pPr>
       <w:r>
         <w:rPr>
-          <w:rFonts w:ascii="Arial" w:cs="Arial" w:eastAsia="Arial" w:hAnsi="Arial"/>
-          <w:sz w:val="24"/>
-          <w:szCs w:val="24"/>
-        </w:rPr>
-        <w:t xml:space="preserve">O diagrama de classes a seguir representa a estrutura conceitual do sistema Tronus, mapeando as entidades, seus atributos, métodos e relacionamentos:</w:t>
-      </w:r>
-    </w:p>
-    <w:p>
-      <w:pPr>
-        <w:spacing w:after="120" w:line="360"/>
+          <w:rFonts w:ascii="Arial" w:hAnsi="Arial"/>
+          <w:sz w:val="24"/>
+        </w:rPr>
+        <w:t>O Diagrama de Classes modela a visão estática estrutural do domínio do sistema Tronus. Projetado na ferramenta CASE Astah UML (arquivo docs/Engenharia de software ágil aplicada.asta e documentado em docs/DiagramaDeClasses.md), o modelo formaliza as oito entidades fundamentais do negócio, seus atributos privados com tipagem rigorosa, métodos públicos com tipos de retorno e os relacionamentos de associação, agregação e composição.</w:t>
+      </w:r>
+    </w:p>
+    <w:tbl>
+      <w:tblPr>
+        <w:tblW w:type="auto" w:w="0"/>
+        <w:jc w:val="center"/>
+        <w:tblLook w:firstColumn="1" w:firstRow="1" w:lastColumn="0" w:lastRow="0" w:noHBand="0" w:noVBand="1" w:val="04A0"/>
+      </w:tblPr>
+      <w:tblGrid>
+        <w:gridCol w:w="2268"/>
+        <w:gridCol w:w="2268"/>
+        <w:gridCol w:w="2268"/>
+        <w:gridCol w:w="2268"/>
+      </w:tblGrid>
+      <w:tr>
+        <w:tc>
+          <w:tcPr>
+            <w:tcW w:type="dxa" w:w="2268"/>
+            <w:shd w:fill="EAEAEA"/>
+            <w:tcMar>
+              <w:top w:w="100" w:type="dxa"/>
+              <w:bottom w:w="100" w:type="dxa"/>
+              <w:left w:w="120" w:type="dxa"/>
+              <w:right w:w="120" w:type="dxa"/>
+            </w:tcMar>
+          </w:tcPr>
+          <w:p>
+            <w:pPr>
+              <w:spacing w:after="40" w:line="240" w:lineRule="auto"/>
+              <w:jc w:val="center"/>
+            </w:pPr>
+            <w:r>
+              <w:rPr>
+                <w:rFonts w:ascii="Arial" w:hAnsi="Arial"/>
+                <w:b/>
+                <w:sz w:val="19"/>
+              </w:rPr>
+              <w:t>Classe</w:t>
+            </w:r>
+          </w:p>
+        </w:tc>
+        <w:tc>
+          <w:tcPr>
+            <w:tcW w:type="dxa" w:w="2268"/>
+            <w:shd w:fill="EAEAEA"/>
+            <w:tcMar>
+              <w:top w:w="100" w:type="dxa"/>
+              <w:bottom w:w="100" w:type="dxa"/>
+              <w:left w:w="120" w:type="dxa"/>
+              <w:right w:w="120" w:type="dxa"/>
+            </w:tcMar>
+          </w:tcPr>
+          <w:p>
+            <w:pPr>
+              <w:spacing w:after="40" w:line="240" w:lineRule="auto"/>
+              <w:jc w:val="center"/>
+            </w:pPr>
+            <w:r>
+              <w:rPr>
+                <w:rFonts w:ascii="Arial" w:hAnsi="Arial"/>
+                <w:b/>
+                <w:sz w:val="19"/>
+              </w:rPr>
+              <w:t>Atributos Privados (-)</w:t>
+            </w:r>
+          </w:p>
+        </w:tc>
+        <w:tc>
+          <w:tcPr>
+            <w:tcW w:type="dxa" w:w="2268"/>
+            <w:shd w:fill="EAEAEA"/>
+            <w:tcMar>
+              <w:top w:w="100" w:type="dxa"/>
+              <w:bottom w:w="100" w:type="dxa"/>
+              <w:left w:w="120" w:type="dxa"/>
+              <w:right w:w="120" w:type="dxa"/>
+            </w:tcMar>
+          </w:tcPr>
+          <w:p>
+            <w:pPr>
+              <w:spacing w:after="40" w:line="240" w:lineRule="auto"/>
+              <w:jc w:val="center"/>
+            </w:pPr>
+            <w:r>
+              <w:rPr>
+                <w:rFonts w:ascii="Arial" w:hAnsi="Arial"/>
+                <w:b/>
+                <w:sz w:val="19"/>
+              </w:rPr>
+              <w:t>Métodos Públicos (+)</w:t>
+            </w:r>
+          </w:p>
+        </w:tc>
+        <w:tc>
+          <w:tcPr>
+            <w:tcW w:type="dxa" w:w="2268"/>
+            <w:shd w:fill="EAEAEA"/>
+            <w:tcMar>
+              <w:top w:w="100" w:type="dxa"/>
+              <w:bottom w:w="100" w:type="dxa"/>
+              <w:left w:w="120" w:type="dxa"/>
+              <w:right w:w="120" w:type="dxa"/>
+            </w:tcMar>
+          </w:tcPr>
+          <w:p>
+            <w:pPr>
+              <w:spacing w:after="40" w:line="240" w:lineRule="auto"/>
+              <w:jc w:val="center"/>
+            </w:pPr>
+            <w:r>
+              <w:rPr>
+                <w:rFonts w:ascii="Arial" w:hAnsi="Arial"/>
+                <w:b/>
+                <w:sz w:val="19"/>
+              </w:rPr>
+              <w:t>Relacionamentos &amp; Multiplicidade</w:t>
+            </w:r>
+          </w:p>
+        </w:tc>
+      </w:tr>
+      <w:tr>
+        <w:tc>
+          <w:tcPr>
+            <w:tcW w:type="dxa" w:w="2268"/>
+            <w:shd w:fill="FFFFFF"/>
+            <w:tcMar>
+              <w:top w:w="70" w:type="dxa"/>
+              <w:bottom w:w="70" w:type="dxa"/>
+              <w:left w:w="110" w:type="dxa"/>
+              <w:right w:w="110" w:type="dxa"/>
+            </w:tcMar>
+          </w:tcPr>
+          <w:p>
+            <w:pPr>
+              <w:spacing w:after="40" w:line="276" w:lineRule="auto"/>
+              <w:jc w:val="center"/>
+            </w:pPr>
+            <w:r>
+              <w:rPr>
+                <w:rFonts w:ascii="Arial" w:hAnsi="Arial"/>
+                <w:sz w:val="18"/>
+              </w:rPr>
+              <w:t>Usuario</w:t>
+            </w:r>
+          </w:p>
+        </w:tc>
+        <w:tc>
+          <w:tcPr>
+            <w:tcW w:type="dxa" w:w="2268"/>
+            <w:shd w:fill="FFFFFF"/>
+            <w:tcMar>
+              <w:top w:w="70" w:type="dxa"/>
+              <w:bottom w:w="70" w:type="dxa"/>
+              <w:left w:w="110" w:type="dxa"/>
+              <w:right w:w="110" w:type="dxa"/>
+            </w:tcMar>
+          </w:tcPr>
+          <w:p>
+            <w:pPr>
+              <w:spacing w:after="40" w:line="276" w:lineRule="auto"/>
+              <w:jc w:val="left"/>
+            </w:pPr>
+            <w:r>
+              <w:rPr>
+                <w:rFonts w:ascii="Arial" w:hAnsi="Arial"/>
+                <w:sz w:val="18"/>
+              </w:rPr>
+              <w:t>id: int</w:t>
+              <w:br/>
+              <w:t>nome: string</w:t>
+              <w:br/>
+              <w:t>email: string</w:t>
+              <w:br/>
+              <w:t>celular: string</w:t>
+              <w:br/>
+              <w:t>senhaHash: string</w:t>
+              <w:br/>
+              <w:t>papel: string</w:t>
+              <w:br/>
+              <w:t>dataCriacao: DateTime</w:t>
+            </w:r>
+          </w:p>
+        </w:tc>
+        <w:tc>
+          <w:tcPr>
+            <w:tcW w:type="dxa" w:w="2268"/>
+            <w:shd w:fill="FFFFFF"/>
+            <w:tcMar>
+              <w:top w:w="70" w:type="dxa"/>
+              <w:bottom w:w="70" w:type="dxa"/>
+              <w:left w:w="110" w:type="dxa"/>
+              <w:right w:w="110" w:type="dxa"/>
+            </w:tcMar>
+          </w:tcPr>
+          <w:p>
+            <w:pPr>
+              <w:spacing w:after="40" w:line="276" w:lineRule="auto"/>
+              <w:jc w:val="left"/>
+            </w:pPr>
+            <w:r>
+              <w:rPr>
+                <w:rFonts w:ascii="Arial" w:hAnsi="Arial"/>
+                <w:sz w:val="18"/>
+              </w:rPr>
+              <w:t>cadastrar(): bool</w:t>
+              <w:br/>
+              <w:t>autenticar(senha): string</w:t>
+              <w:br/>
+              <w:t>redefinirSenha(cel, nova): bool</w:t>
+              <w:br/>
+              <w:t>logout(): void</w:t>
+            </w:r>
+          </w:p>
+        </w:tc>
+        <w:tc>
+          <w:tcPr>
+            <w:tcW w:type="dxa" w:w="2268"/>
+            <w:shd w:fill="FFFFFF"/>
+            <w:tcMar>
+              <w:top w:w="70" w:type="dxa"/>
+              <w:bottom w:w="70" w:type="dxa"/>
+              <w:left w:w="110" w:type="dxa"/>
+              <w:right w:w="110" w:type="dxa"/>
+            </w:tcMar>
+          </w:tcPr>
+          <w:p>
+            <w:pPr>
+              <w:spacing w:after="40" w:line="276" w:lineRule="auto"/>
+              <w:jc w:val="left"/>
+            </w:pPr>
+            <w:r>
+              <w:rPr>
+                <w:rFonts w:ascii="Arial" w:hAnsi="Arial"/>
+                <w:sz w:val="18"/>
+              </w:rPr>
+              <w:t>1 : 0..1 com Personagem</w:t>
+              <w:br/>
+              <w:t>(1 usuário possui no máximo 1 herói)</w:t>
+            </w:r>
+          </w:p>
+        </w:tc>
+      </w:tr>
+      <w:tr>
+        <w:tc>
+          <w:tcPr>
+            <w:tcW w:type="dxa" w:w="2268"/>
+            <w:shd w:fill="F9F9F9"/>
+            <w:tcMar>
+              <w:top w:w="70" w:type="dxa"/>
+              <w:bottom w:w="70" w:type="dxa"/>
+              <w:left w:w="110" w:type="dxa"/>
+              <w:right w:w="110" w:type="dxa"/>
+            </w:tcMar>
+          </w:tcPr>
+          <w:p>
+            <w:pPr>
+              <w:spacing w:after="40" w:line="276" w:lineRule="auto"/>
+              <w:jc w:val="center"/>
+            </w:pPr>
+            <w:r>
+              <w:rPr>
+                <w:rFonts w:ascii="Arial" w:hAnsi="Arial"/>
+                <w:sz w:val="18"/>
+              </w:rPr>
+              <w:t>Personagem</w:t>
+            </w:r>
+          </w:p>
+        </w:tc>
+        <w:tc>
+          <w:tcPr>
+            <w:tcW w:type="dxa" w:w="2268"/>
+            <w:shd w:fill="F9F9F9"/>
+            <w:tcMar>
+              <w:top w:w="70" w:type="dxa"/>
+              <w:bottom w:w="70" w:type="dxa"/>
+              <w:left w:w="110" w:type="dxa"/>
+              <w:right w:w="110" w:type="dxa"/>
+            </w:tcMar>
+          </w:tcPr>
+          <w:p>
+            <w:pPr>
+              <w:spacing w:after="40" w:line="276" w:lineRule="auto"/>
+              <w:jc w:val="left"/>
+            </w:pPr>
+            <w:r>
+              <w:rPr>
+                <w:rFonts w:ascii="Arial" w:hAnsi="Arial"/>
+                <w:sz w:val="18"/>
+              </w:rPr>
+              <w:t>id: int</w:t>
+              <w:br/>
+              <w:t>usuarioId: int</w:t>
+              <w:br/>
+              <w:t>nome: string</w:t>
+              <w:br/>
+              <w:t>genero: string</w:t>
+              <w:br/>
+              <w:t>avatar: string</w:t>
+              <w:br/>
+              <w:t>tituloAtual: string</w:t>
+              <w:br/>
+              <w:t>totalEstrelas: int</w:t>
+            </w:r>
+          </w:p>
+        </w:tc>
+        <w:tc>
+          <w:tcPr>
+            <w:tcW w:type="dxa" w:w="2268"/>
+            <w:shd w:fill="F9F9F9"/>
+            <w:tcMar>
+              <w:top w:w="70" w:type="dxa"/>
+              <w:bottom w:w="70" w:type="dxa"/>
+              <w:left w:w="110" w:type="dxa"/>
+              <w:right w:w="110" w:type="dxa"/>
+            </w:tcMar>
+          </w:tcPr>
+          <w:p>
+            <w:pPr>
+              <w:spacing w:after="40" w:line="276" w:lineRule="auto"/>
+              <w:jc w:val="left"/>
+            </w:pPr>
+            <w:r>
+              <w:rPr>
+                <w:rFonts w:ascii="Arial" w:hAnsi="Arial"/>
+                <w:sz w:val="18"/>
+              </w:rPr>
+              <w:t>salvar(): bool</w:t>
+              <w:br/>
+              <w:t>atualizarTitulo(): string</w:t>
+              <w:br/>
+              <w:t>somarEstrelas(qtd): void</w:t>
+              <w:br/>
+              <w:t>getProgressoProximoTitulo(): int</w:t>
+            </w:r>
+          </w:p>
+        </w:tc>
+        <w:tc>
+          <w:tcPr>
+            <w:tcW w:type="dxa" w:w="2268"/>
+            <w:shd w:fill="F9F9F9"/>
+            <w:tcMar>
+              <w:top w:w="70" w:type="dxa"/>
+              <w:bottom w:w="70" w:type="dxa"/>
+              <w:left w:w="110" w:type="dxa"/>
+              <w:right w:w="110" w:type="dxa"/>
+            </w:tcMar>
+          </w:tcPr>
+          <w:p>
+            <w:pPr>
+              <w:spacing w:after="40" w:line="276" w:lineRule="auto"/>
+              <w:jc w:val="left"/>
+            </w:pPr>
+            <w:r>
+              <w:rPr>
+                <w:rFonts w:ascii="Arial" w:hAnsi="Arial"/>
+                <w:sz w:val="18"/>
+              </w:rPr>
+              <w:t>1 : 0..* com ProgressoFase</w:t>
+              <w:br/>
+              <w:t>1 : 0..* com RespostaTentativa</w:t>
+            </w:r>
+          </w:p>
+        </w:tc>
+      </w:tr>
+      <w:tr>
+        <w:tc>
+          <w:tcPr>
+            <w:tcW w:type="dxa" w:w="2268"/>
+            <w:shd w:fill="FFFFFF"/>
+            <w:tcMar>
+              <w:top w:w="70" w:type="dxa"/>
+              <w:bottom w:w="70" w:type="dxa"/>
+              <w:left w:w="110" w:type="dxa"/>
+              <w:right w:w="110" w:type="dxa"/>
+            </w:tcMar>
+          </w:tcPr>
+          <w:p>
+            <w:pPr>
+              <w:spacing w:after="40" w:line="276" w:lineRule="auto"/>
+              <w:jc w:val="center"/>
+            </w:pPr>
+            <w:r>
+              <w:rPr>
+                <w:rFonts w:ascii="Arial" w:hAnsi="Arial"/>
+                <w:sz w:val="18"/>
+              </w:rPr>
+              <w:t>Reino</w:t>
+            </w:r>
+          </w:p>
+        </w:tc>
+        <w:tc>
+          <w:tcPr>
+            <w:tcW w:type="dxa" w:w="2268"/>
+            <w:shd w:fill="FFFFFF"/>
+            <w:tcMar>
+              <w:top w:w="70" w:type="dxa"/>
+              <w:bottom w:w="70" w:type="dxa"/>
+              <w:left w:w="110" w:type="dxa"/>
+              <w:right w:w="110" w:type="dxa"/>
+            </w:tcMar>
+          </w:tcPr>
+          <w:p>
+            <w:pPr>
+              <w:spacing w:after="40" w:line="276" w:lineRule="auto"/>
+              <w:jc w:val="left"/>
+            </w:pPr>
+            <w:r>
+              <w:rPr>
+                <w:rFonts w:ascii="Arial" w:hAnsi="Arial"/>
+                <w:sz w:val="18"/>
+              </w:rPr>
+              <w:t>id: int</w:t>
+              <w:br/>
+              <w:t>nome: string</w:t>
+              <w:br/>
+              <w:t>descricao: string</w:t>
+              <w:br/>
+              <w:t>icone: string</w:t>
+              <w:br/>
+              <w:t>ordem: int</w:t>
+              <w:br/>
+              <w:t>ativo: bool</w:t>
+            </w:r>
+          </w:p>
+        </w:tc>
+        <w:tc>
+          <w:tcPr>
+            <w:tcW w:type="dxa" w:w="2268"/>
+            <w:shd w:fill="FFFFFF"/>
+            <w:tcMar>
+              <w:top w:w="70" w:type="dxa"/>
+              <w:bottom w:w="70" w:type="dxa"/>
+              <w:left w:w="110" w:type="dxa"/>
+              <w:right w:w="110" w:type="dxa"/>
+            </w:tcMar>
+          </w:tcPr>
+          <w:p>
+            <w:pPr>
+              <w:spacing w:after="40" w:line="276" w:lineRule="auto"/>
+              <w:jc w:val="left"/>
+            </w:pPr>
+            <w:r>
+              <w:rPr>
+                <w:rFonts w:ascii="Arial" w:hAnsi="Arial"/>
+                <w:sz w:val="18"/>
+              </w:rPr>
+              <w:t>listarFases(): List&lt;Fase&gt;</w:t>
+              <w:br/>
+              <w:t>getStatusDisponibilidade(): string</w:t>
+            </w:r>
+          </w:p>
+        </w:tc>
+        <w:tc>
+          <w:tcPr>
+            <w:tcW w:type="dxa" w:w="2268"/>
+            <w:shd w:fill="FFFFFF"/>
+            <w:tcMar>
+              <w:top w:w="70" w:type="dxa"/>
+              <w:bottom w:w="70" w:type="dxa"/>
+              <w:left w:w="110" w:type="dxa"/>
+              <w:right w:w="110" w:type="dxa"/>
+            </w:tcMar>
+          </w:tcPr>
+          <w:p>
+            <w:pPr>
+              <w:spacing w:after="40" w:line="276" w:lineRule="auto"/>
+              <w:jc w:val="left"/>
+            </w:pPr>
+            <w:r>
+              <w:rPr>
+                <w:rFonts w:ascii="Arial" w:hAnsi="Arial"/>
+                <w:sz w:val="18"/>
+              </w:rPr>
+              <w:t>1 : 3 com Fase</w:t>
+              <w:br/>
+              <w:t>(Composição forte — cada Reino possui 3 fases)</w:t>
+            </w:r>
+          </w:p>
+        </w:tc>
+      </w:tr>
+      <w:tr>
+        <w:tc>
+          <w:tcPr>
+            <w:tcW w:type="dxa" w:w="2268"/>
+            <w:shd w:fill="F9F9F9"/>
+            <w:tcMar>
+              <w:top w:w="70" w:type="dxa"/>
+              <w:bottom w:w="70" w:type="dxa"/>
+              <w:left w:w="110" w:type="dxa"/>
+              <w:right w:w="110" w:type="dxa"/>
+            </w:tcMar>
+          </w:tcPr>
+          <w:p>
+            <w:pPr>
+              <w:spacing w:after="40" w:line="276" w:lineRule="auto"/>
+              <w:jc w:val="center"/>
+            </w:pPr>
+            <w:r>
+              <w:rPr>
+                <w:rFonts w:ascii="Arial" w:hAnsi="Arial"/>
+                <w:sz w:val="18"/>
+              </w:rPr>
+              <w:t>Fase</w:t>
+            </w:r>
+          </w:p>
+        </w:tc>
+        <w:tc>
+          <w:tcPr>
+            <w:tcW w:type="dxa" w:w="2268"/>
+            <w:shd w:fill="F9F9F9"/>
+            <w:tcMar>
+              <w:top w:w="70" w:type="dxa"/>
+              <w:bottom w:w="70" w:type="dxa"/>
+              <w:left w:w="110" w:type="dxa"/>
+              <w:right w:w="110" w:type="dxa"/>
+            </w:tcMar>
+          </w:tcPr>
+          <w:p>
+            <w:pPr>
+              <w:spacing w:after="40" w:line="276" w:lineRule="auto"/>
+              <w:jc w:val="left"/>
+            </w:pPr>
+            <w:r>
+              <w:rPr>
+                <w:rFonts w:ascii="Arial" w:hAnsi="Arial"/>
+                <w:sz w:val="18"/>
+              </w:rPr>
+              <w:t>id: int</w:t>
+              <w:br/>
+              <w:t>reinoId: int</w:t>
+              <w:br/>
+              <w:t>numero: int</w:t>
+              <w:br/>
+              <w:t>nome: string</w:t>
+              <w:br/>
+              <w:t>descricao: string</w:t>
+            </w:r>
+          </w:p>
+        </w:tc>
+        <w:tc>
+          <w:tcPr>
+            <w:tcW w:type="dxa" w:w="2268"/>
+            <w:shd w:fill="F9F9F9"/>
+            <w:tcMar>
+              <w:top w:w="70" w:type="dxa"/>
+              <w:bottom w:w="70" w:type="dxa"/>
+              <w:left w:w="110" w:type="dxa"/>
+              <w:right w:w="110" w:type="dxa"/>
+            </w:tcMar>
+          </w:tcPr>
+          <w:p>
+            <w:pPr>
+              <w:spacing w:after="40" w:line="276" w:lineRule="auto"/>
+              <w:jc w:val="left"/>
+            </w:pPr>
+            <w:r>
+              <w:rPr>
+                <w:rFonts w:ascii="Arial" w:hAnsi="Arial"/>
+                <w:sz w:val="18"/>
+              </w:rPr>
+              <w:t>listarQuestoes(): List&lt;Questao&gt;</w:t>
+              <w:br/>
+              <w:t>verificarDesbloqueio(personagemId): bool</w:t>
+            </w:r>
+          </w:p>
+        </w:tc>
+        <w:tc>
+          <w:tcPr>
+            <w:tcW w:type="dxa" w:w="2268"/>
+            <w:shd w:fill="F9F9F9"/>
+            <w:tcMar>
+              <w:top w:w="70" w:type="dxa"/>
+              <w:bottom w:w="70" w:type="dxa"/>
+              <w:left w:w="110" w:type="dxa"/>
+              <w:right w:w="110" w:type="dxa"/>
+            </w:tcMar>
+          </w:tcPr>
+          <w:p>
+            <w:pPr>
+              <w:spacing w:after="40" w:line="276" w:lineRule="auto"/>
+              <w:jc w:val="left"/>
+            </w:pPr>
+            <w:r>
+              <w:rPr>
+                <w:rFonts w:ascii="Arial" w:hAnsi="Arial"/>
+                <w:sz w:val="18"/>
+              </w:rPr>
+              <w:t>1 : 0..* com Questao</w:t>
+              <w:br/>
+              <w:t>1 : 0..* com ProgressoFase</w:t>
+            </w:r>
+          </w:p>
+        </w:tc>
+      </w:tr>
+      <w:tr>
+        <w:tc>
+          <w:tcPr>
+            <w:tcW w:type="dxa" w:w="2268"/>
+            <w:shd w:fill="FFFFFF"/>
+            <w:tcMar>
+              <w:top w:w="70" w:type="dxa"/>
+              <w:bottom w:w="70" w:type="dxa"/>
+              <w:left w:w="110" w:type="dxa"/>
+              <w:right w:w="110" w:type="dxa"/>
+            </w:tcMar>
+          </w:tcPr>
+          <w:p>
+            <w:pPr>
+              <w:spacing w:after="40" w:line="276" w:lineRule="auto"/>
+              <w:jc w:val="center"/>
+            </w:pPr>
+            <w:r>
+              <w:rPr>
+                <w:rFonts w:ascii="Arial" w:hAnsi="Arial"/>
+                <w:sz w:val="18"/>
+              </w:rPr>
+              <w:t>Questao</w:t>
+            </w:r>
+          </w:p>
+        </w:tc>
+        <w:tc>
+          <w:tcPr>
+            <w:tcW w:type="dxa" w:w="2268"/>
+            <w:shd w:fill="FFFFFF"/>
+            <w:tcMar>
+              <w:top w:w="70" w:type="dxa"/>
+              <w:bottom w:w="70" w:type="dxa"/>
+              <w:left w:w="110" w:type="dxa"/>
+              <w:right w:w="110" w:type="dxa"/>
+            </w:tcMar>
+          </w:tcPr>
+          <w:p>
+            <w:pPr>
+              <w:spacing w:after="40" w:line="276" w:lineRule="auto"/>
+              <w:jc w:val="left"/>
+            </w:pPr>
+            <w:r>
+              <w:rPr>
+                <w:rFonts w:ascii="Arial" w:hAnsi="Arial"/>
+                <w:sz w:val="18"/>
+              </w:rPr>
+              <w:t>id: int</w:t>
+              <w:br/>
+              <w:t>faseId: int</w:t>
+              <w:br/>
+              <w:t>enunciado: string</w:t>
+              <w:br/>
+              <w:t>nivelDificuldade: string</w:t>
+              <w:br/>
+              <w:t>ordem: int</w:t>
+            </w:r>
+          </w:p>
+        </w:tc>
+        <w:tc>
+          <w:tcPr>
+            <w:tcW w:type="dxa" w:w="2268"/>
+            <w:shd w:fill="FFFFFF"/>
+            <w:tcMar>
+              <w:top w:w="70" w:type="dxa"/>
+              <w:bottom w:w="70" w:type="dxa"/>
+              <w:left w:w="110" w:type="dxa"/>
+              <w:right w:w="110" w:type="dxa"/>
+            </w:tcMar>
+          </w:tcPr>
+          <w:p>
+            <w:pPr>
+              <w:spacing w:after="40" w:line="276" w:lineRule="auto"/>
+              <w:jc w:val="left"/>
+            </w:pPr>
+            <w:r>
+              <w:rPr>
+                <w:rFonts w:ascii="Arial" w:hAnsi="Arial"/>
+                <w:sz w:val="18"/>
+              </w:rPr>
+              <w:t>adicionarAlternativa(alt): void</w:t>
+              <w:br/>
+              <w:t>validarResposta(alternativaId): bool</w:t>
+            </w:r>
+          </w:p>
+        </w:tc>
+        <w:tc>
+          <w:tcPr>
+            <w:tcW w:type="dxa" w:w="2268"/>
+            <w:shd w:fill="FFFFFF"/>
+            <w:tcMar>
+              <w:top w:w="70" w:type="dxa"/>
+              <w:bottom w:w="70" w:type="dxa"/>
+              <w:left w:w="110" w:type="dxa"/>
+              <w:right w:w="110" w:type="dxa"/>
+            </w:tcMar>
+          </w:tcPr>
+          <w:p>
+            <w:pPr>
+              <w:spacing w:after="40" w:line="276" w:lineRule="auto"/>
+              <w:jc w:val="left"/>
+            </w:pPr>
+            <w:r>
+              <w:rPr>
+                <w:rFonts w:ascii="Arial" w:hAnsi="Arial"/>
+                <w:sz w:val="18"/>
+              </w:rPr>
+              <w:t>1 : 5 com Alternativa (Composição)</w:t>
+              <w:br/>
+              <w:t>1 : 0..* com RespostaTentativa</w:t>
+            </w:r>
+          </w:p>
+        </w:tc>
+      </w:tr>
+      <w:tr>
+        <w:tc>
+          <w:tcPr>
+            <w:tcW w:type="dxa" w:w="2268"/>
+            <w:shd w:fill="F9F9F9"/>
+            <w:tcMar>
+              <w:top w:w="70" w:type="dxa"/>
+              <w:bottom w:w="70" w:type="dxa"/>
+              <w:left w:w="110" w:type="dxa"/>
+              <w:right w:w="110" w:type="dxa"/>
+            </w:tcMar>
+          </w:tcPr>
+          <w:p>
+            <w:pPr>
+              <w:spacing w:after="40" w:line="276" w:lineRule="auto"/>
+              <w:jc w:val="center"/>
+            </w:pPr>
+            <w:r>
+              <w:rPr>
+                <w:rFonts w:ascii="Arial" w:hAnsi="Arial"/>
+                <w:sz w:val="18"/>
+              </w:rPr>
+              <w:t>Alternativa</w:t>
+            </w:r>
+          </w:p>
+        </w:tc>
+        <w:tc>
+          <w:tcPr>
+            <w:tcW w:type="dxa" w:w="2268"/>
+            <w:shd w:fill="F9F9F9"/>
+            <w:tcMar>
+              <w:top w:w="70" w:type="dxa"/>
+              <w:bottom w:w="70" w:type="dxa"/>
+              <w:left w:w="110" w:type="dxa"/>
+              <w:right w:w="110" w:type="dxa"/>
+            </w:tcMar>
+          </w:tcPr>
+          <w:p>
+            <w:pPr>
+              <w:spacing w:after="40" w:line="276" w:lineRule="auto"/>
+              <w:jc w:val="left"/>
+            </w:pPr>
+            <w:r>
+              <w:rPr>
+                <w:rFonts w:ascii="Arial" w:hAnsi="Arial"/>
+                <w:sz w:val="18"/>
+              </w:rPr>
+              <w:t>id: int</w:t>
+              <w:br/>
+              <w:t>questaoId: int</w:t>
+              <w:br/>
+              <w:t>letra: char</w:t>
+              <w:br/>
+              <w:t>texto: string</w:t>
+              <w:br/>
+              <w:t>isCorreta: bool</w:t>
+            </w:r>
+          </w:p>
+        </w:tc>
+        <w:tc>
+          <w:tcPr>
+            <w:tcW w:type="dxa" w:w="2268"/>
+            <w:shd w:fill="F9F9F9"/>
+            <w:tcMar>
+              <w:top w:w="70" w:type="dxa"/>
+              <w:bottom w:w="70" w:type="dxa"/>
+              <w:left w:w="110" w:type="dxa"/>
+              <w:right w:w="110" w:type="dxa"/>
+            </w:tcMar>
+          </w:tcPr>
+          <w:p>
+            <w:pPr>
+              <w:spacing w:after="40" w:line="276" w:lineRule="auto"/>
+              <w:jc w:val="left"/>
+            </w:pPr>
+            <w:r>
+              <w:rPr>
+                <w:rFonts w:ascii="Arial" w:hAnsi="Arial"/>
+                <w:sz w:val="18"/>
+              </w:rPr>
+              <w:t>getTextoFormatado(): string</w:t>
+            </w:r>
+          </w:p>
+        </w:tc>
+        <w:tc>
+          <w:tcPr>
+            <w:tcW w:type="dxa" w:w="2268"/>
+            <w:shd w:fill="F9F9F9"/>
+            <w:tcMar>
+              <w:top w:w="70" w:type="dxa"/>
+              <w:bottom w:w="70" w:type="dxa"/>
+              <w:left w:w="110" w:type="dxa"/>
+              <w:right w:w="110" w:type="dxa"/>
+            </w:tcMar>
+          </w:tcPr>
+          <w:p>
+            <w:pPr>
+              <w:spacing w:after="40" w:line="276" w:lineRule="auto"/>
+              <w:jc w:val="left"/>
+            </w:pPr>
+            <w:r>
+              <w:rPr>
+                <w:rFonts w:ascii="Arial" w:hAnsi="Arial"/>
+                <w:sz w:val="18"/>
+              </w:rPr>
+              <w:t>Pertence estritamente a 1 Questão</w:t>
+            </w:r>
+          </w:p>
+        </w:tc>
+      </w:tr>
+      <w:tr>
+        <w:tc>
+          <w:tcPr>
+            <w:tcW w:type="dxa" w:w="2268"/>
+            <w:shd w:fill="FFFFFF"/>
+            <w:tcMar>
+              <w:top w:w="70" w:type="dxa"/>
+              <w:bottom w:w="70" w:type="dxa"/>
+              <w:left w:w="110" w:type="dxa"/>
+              <w:right w:w="110" w:type="dxa"/>
+            </w:tcMar>
+          </w:tcPr>
+          <w:p>
+            <w:pPr>
+              <w:spacing w:after="40" w:line="276" w:lineRule="auto"/>
+              <w:jc w:val="center"/>
+            </w:pPr>
+            <w:r>
+              <w:rPr>
+                <w:rFonts w:ascii="Arial" w:hAnsi="Arial"/>
+                <w:sz w:val="18"/>
+              </w:rPr>
+              <w:t>ProgressoFase</w:t>
+            </w:r>
+          </w:p>
+        </w:tc>
+        <w:tc>
+          <w:tcPr>
+            <w:tcW w:type="dxa" w:w="2268"/>
+            <w:shd w:fill="FFFFFF"/>
+            <w:tcMar>
+              <w:top w:w="70" w:type="dxa"/>
+              <w:bottom w:w="70" w:type="dxa"/>
+              <w:left w:w="110" w:type="dxa"/>
+              <w:right w:w="110" w:type="dxa"/>
+            </w:tcMar>
+          </w:tcPr>
+          <w:p>
+            <w:pPr>
+              <w:spacing w:after="40" w:line="276" w:lineRule="auto"/>
+              <w:jc w:val="left"/>
+            </w:pPr>
+            <w:r>
+              <w:rPr>
+                <w:rFonts w:ascii="Arial" w:hAnsi="Arial"/>
+                <w:sz w:val="18"/>
+              </w:rPr>
+              <w:t>id: int</w:t>
+              <w:br/>
+              <w:t>personagemId: int</w:t>
+              <w:br/>
+              <w:t>faseId: int</w:t>
+              <w:br/>
+              <w:t>estrelas: int (0..3)</w:t>
+              <w:br/>
+              <w:t>pontuacaoMaxima: int</w:t>
+              <w:br/>
+              <w:t>dataUltimaTentativa: DateTime</w:t>
+            </w:r>
+          </w:p>
+        </w:tc>
+        <w:tc>
+          <w:tcPr>
+            <w:tcW w:type="dxa" w:w="2268"/>
+            <w:shd w:fill="FFFFFF"/>
+            <w:tcMar>
+              <w:top w:w="70" w:type="dxa"/>
+              <w:bottom w:w="70" w:type="dxa"/>
+              <w:left w:w="110" w:type="dxa"/>
+              <w:right w:w="110" w:type="dxa"/>
+            </w:tcMar>
+          </w:tcPr>
+          <w:p>
+            <w:pPr>
+              <w:spacing w:after="40" w:line="276" w:lineRule="auto"/>
+              <w:jc w:val="left"/>
+            </w:pPr>
+            <w:r>
+              <w:rPr>
+                <w:rFonts w:ascii="Arial" w:hAnsi="Arial"/>
+                <w:sz w:val="18"/>
+              </w:rPr>
+              <w:t>registrarDesempenho(novasEstrelas): void</w:t>
+            </w:r>
+          </w:p>
+        </w:tc>
+        <w:tc>
+          <w:tcPr>
+            <w:tcW w:type="dxa" w:w="2268"/>
+            <w:shd w:fill="FFFFFF"/>
+            <w:tcMar>
+              <w:top w:w="70" w:type="dxa"/>
+              <w:bottom w:w="70" w:type="dxa"/>
+              <w:left w:w="110" w:type="dxa"/>
+              <w:right w:w="110" w:type="dxa"/>
+            </w:tcMar>
+          </w:tcPr>
+          <w:p>
+            <w:pPr>
+              <w:spacing w:after="40" w:line="276" w:lineRule="auto"/>
+              <w:jc w:val="left"/>
+            </w:pPr>
+            <w:r>
+              <w:rPr>
+                <w:rFonts w:ascii="Arial" w:hAnsi="Arial"/>
+                <w:sz w:val="18"/>
+              </w:rPr>
+              <w:t>Associa Personagem e Fase com histórico</w:t>
+            </w:r>
+          </w:p>
+        </w:tc>
+      </w:tr>
+      <w:tr>
+        <w:tc>
+          <w:tcPr>
+            <w:tcW w:type="dxa" w:w="2268"/>
+            <w:shd w:fill="F9F9F9"/>
+            <w:tcMar>
+              <w:top w:w="70" w:type="dxa"/>
+              <w:bottom w:w="70" w:type="dxa"/>
+              <w:left w:w="110" w:type="dxa"/>
+              <w:right w:w="110" w:type="dxa"/>
+            </w:tcMar>
+          </w:tcPr>
+          <w:p>
+            <w:pPr>
+              <w:spacing w:after="40" w:line="276" w:lineRule="auto"/>
+              <w:jc w:val="center"/>
+            </w:pPr>
+            <w:r>
+              <w:rPr>
+                <w:rFonts w:ascii="Arial" w:hAnsi="Arial"/>
+                <w:sz w:val="18"/>
+              </w:rPr>
+              <w:t>RespostaTentativa</w:t>
+            </w:r>
+          </w:p>
+        </w:tc>
+        <w:tc>
+          <w:tcPr>
+            <w:tcW w:type="dxa" w:w="2268"/>
+            <w:shd w:fill="F9F9F9"/>
+            <w:tcMar>
+              <w:top w:w="70" w:type="dxa"/>
+              <w:bottom w:w="70" w:type="dxa"/>
+              <w:left w:w="110" w:type="dxa"/>
+              <w:right w:w="110" w:type="dxa"/>
+            </w:tcMar>
+          </w:tcPr>
+          <w:p>
+            <w:pPr>
+              <w:spacing w:after="40" w:line="276" w:lineRule="auto"/>
+              <w:jc w:val="left"/>
+            </w:pPr>
+            <w:r>
+              <w:rPr>
+                <w:rFonts w:ascii="Arial" w:hAnsi="Arial"/>
+                <w:sz w:val="18"/>
+              </w:rPr>
+              <w:t>id: int</w:t>
+              <w:br/>
+              <w:t>personagemId: int</w:t>
+              <w:br/>
+              <w:t>questaoId: int</w:t>
+              <w:br/>
+              <w:t>alternativaId: int</w:t>
+              <w:br/>
+              <w:t>dataResposta: DateTime</w:t>
+            </w:r>
+          </w:p>
+        </w:tc>
+        <w:tc>
+          <w:tcPr>
+            <w:tcW w:type="dxa" w:w="2268"/>
+            <w:shd w:fill="F9F9F9"/>
+            <w:tcMar>
+              <w:top w:w="70" w:type="dxa"/>
+              <w:bottom w:w="70" w:type="dxa"/>
+              <w:left w:w="110" w:type="dxa"/>
+              <w:right w:w="110" w:type="dxa"/>
+            </w:tcMar>
+          </w:tcPr>
+          <w:p>
+            <w:pPr>
+              <w:spacing w:after="40" w:line="276" w:lineRule="auto"/>
+              <w:jc w:val="left"/>
+            </w:pPr>
+            <w:r>
+              <w:rPr>
+                <w:rFonts w:ascii="Arial" w:hAnsi="Arial"/>
+                <w:sz w:val="18"/>
+              </w:rPr>
+              <w:t>salvarTentativa(): void</w:t>
+            </w:r>
+          </w:p>
+        </w:tc>
+        <w:tc>
+          <w:tcPr>
+            <w:tcW w:type="dxa" w:w="2268"/>
+            <w:shd w:fill="F9F9F9"/>
+            <w:tcMar>
+              <w:top w:w="70" w:type="dxa"/>
+              <w:bottom w:w="70" w:type="dxa"/>
+              <w:left w:w="110" w:type="dxa"/>
+              <w:right w:w="110" w:type="dxa"/>
+            </w:tcMar>
+          </w:tcPr>
+          <w:p>
+            <w:pPr>
+              <w:spacing w:after="40" w:line="276" w:lineRule="auto"/>
+              <w:jc w:val="left"/>
+            </w:pPr>
+            <w:r>
+              <w:rPr>
+                <w:rFonts w:ascii="Arial" w:hAnsi="Arial"/>
+                <w:sz w:val="18"/>
+              </w:rPr>
+              <w:t>Log para auditoria pedagógica e ML</w:t>
+            </w:r>
+          </w:p>
+        </w:tc>
+      </w:tr>
+    </w:tbl>
+    <w:p>
+      <w:pPr>
+        <w:spacing w:before="40" w:after="80"/>
+      </w:pPr>
+    </w:p>
+    <w:p>
+      <w:pPr>
+        <w:spacing w:before="280" w:after="80"/>
+        <w:jc w:val="left"/>
+        <w:pStyle w:val="Heading2"/>
+      </w:pPr>
+      <w:r>
+        <w:rPr>
+          <w:rFonts w:ascii="Arial" w:hAnsi="Arial"/>
+          <w:b/>
+          <w:sz w:val="24"/>
+        </w:rPr>
+        <w:t>5.4 Aplicação Prática de POO: Desenvolvimento da Aplicação Desktop (C# / .NET 10)</w:t>
+      </w:r>
+    </w:p>
+    <w:p>
+      <w:pPr>
+        <w:spacing w:line="360" w:lineRule="auto" w:after="120"/>
+        <w:ind w:firstLine="706"/>
         <w:jc w:val="both"/>
       </w:pPr>
       <w:r>
         <w:rPr>
-          <w:rFonts w:ascii="Courier New" w:cs="Courier New" w:eastAsia="Courier New" w:hAnsi="Courier New"/>
-          <w:sz w:val="18"/>
-          <w:szCs w:val="18"/>
-        </w:rPr>
-        <w:t xml:space="preserve">┌──────────────────────┐       ┌──────────────────────┐</w:t>
-      </w:r>
-    </w:p>
-    <w:p>
-      <w:pPr>
-        <w:spacing w:after="120" w:line="360"/>
+          <w:rFonts w:ascii="Arial" w:hAnsi="Arial"/>
+          <w:sz w:val="24"/>
+        </w:rPr>
+        <w:t>Em cumprimento aos objetivos multidisciplinares do curso de Análise e Desenvolvimento de Sistemas, a equipe implementou com sucesso uma aplicação Desktop nativa em C# utilizando o moderno ecossistema .NET 10 (Windows Forms). Concebida no modelo Thin Client (Cliente Leve), a aplicação opera conectada à API REST centralizada e ao banco de dados relacional, mantendo a identidade visual Dark Fantasy medieval e demonstrando de forma prática e concreta os quatro pilares fundamentais da Programação Orientada a Objetos:</w:t>
+      </w:r>
+    </w:p>
+    <w:p>
+      <w:pPr>
+        <w:spacing w:line="360" w:lineRule="auto" w:after="80"/>
+        <w:ind w:left="706"/>
         <w:jc w:val="both"/>
       </w:pPr>
       <w:r>
         <w:rPr>
-          <w:rFonts w:ascii="Courier New" w:cs="Courier New" w:eastAsia="Courier New" w:hAnsi="Courier New"/>
-          <w:sz w:val="18"/>
-          <w:szCs w:val="18"/>
-        </w:rPr>
-        <w:t xml:space="preserve">│      Usuario         │ 1   1 │    Personagem        │</w:t>
-      </w:r>
-    </w:p>
-    <w:p>
-      <w:pPr>
-        <w:spacing w:after="120" w:line="360"/>
+          <w:rFonts w:ascii="Arial" w:hAnsi="Arial"/>
+          <w:b/>
+          <w:sz w:val="24"/>
+        </w:rPr>
+        <w:t xml:space="preserve">• </w:t>
+      </w:r>
+      <w:r>
+        <w:rPr>
+          <w:rFonts w:ascii="Arial" w:hAnsi="Arial"/>
+          <w:b/>
+          <w:sz w:val="24"/>
+        </w:rPr>
+        <w:t xml:space="preserve">1. Encapsulamento e Tipagem Forte: </w:t>
+      </w:r>
+      <w:r>
+        <w:rPr>
+          <w:rFonts w:ascii="Arial" w:hAnsi="Arial"/>
+          <w:sz w:val="24"/>
+        </w:rPr>
+        <w:t>Todas as entidades e payloads de comunicação foram estruturados como Data Transfer Objects (DTOs) na pasta Models/ (ex: LoginRequest, AuthResponse, PersonagemDto, QuizModels, ReinoModels). As propriedades utilizam acessores tipados (get/set), assegurando proteção do estado interno, validação antecipada no cliente e desacoplamento de transporte.</w:t>
+      </w:r>
+    </w:p>
+    <w:p>
+      <w:pPr>
+        <w:spacing w:line="360" w:lineRule="auto" w:after="80"/>
+        <w:ind w:left="706"/>
         <w:jc w:val="both"/>
       </w:pPr>
       <w:r>
         <w:rPr>
-          <w:rFonts w:ascii="Courier New" w:cs="Courier New" w:eastAsia="Courier New" w:hAnsi="Courier New"/>
-          <w:sz w:val="18"/>
-          <w:szCs w:val="18"/>
-        </w:rPr>
-        <w:t xml:space="preserve">│──────────────────────│───────│──────────────────────│</w:t>
-      </w:r>
-    </w:p>
-    <w:p>
-      <w:pPr>
-        <w:spacing w:after="120" w:line="360"/>
+          <w:rFonts w:ascii="Arial" w:hAnsi="Arial"/>
+          <w:b/>
+          <w:sz w:val="24"/>
+        </w:rPr>
+        <w:t xml:space="preserve">• </w:t>
+      </w:r>
+      <w:r>
+        <w:rPr>
+          <w:rFonts w:ascii="Arial" w:hAnsi="Arial"/>
+          <w:b/>
+          <w:sz w:val="24"/>
+        </w:rPr>
+        <w:t xml:space="preserve">2. Herança na Construção do Design System: </w:t>
+      </w:r>
+      <w:r>
+        <w:rPr>
+          <w:rFonts w:ascii="Arial" w:hAnsi="Arial"/>
+          <w:sz w:val="24"/>
+        </w:rPr>
+        <w:t>Para superar as limitações do visual nativo do Windows Forms clássico, o sistema estende controles padrão da biblioteca System.Windows.Forms por meio de herança orientada a objetos: a classe TronusButton herda diretamente de Button, expandindo-o para suportar gradientes lineares e bordas geométricas arredondadas; analogamente, TronusPanel herda de Panel, implementando painéis translúcidos com efeito glassmorphism e bordas douradas.</w:t>
+      </w:r>
+    </w:p>
+    <w:p>
+      <w:pPr>
+        <w:spacing w:line="360" w:lineRule="auto" w:after="80"/>
+        <w:ind w:left="706"/>
         <w:jc w:val="both"/>
       </w:pPr>
       <w:r>
         <w:rPr>
-          <w:rFonts w:ascii="Courier New" w:cs="Courier New" w:eastAsia="Courier New" w:hAnsi="Courier New"/>
-          <w:sz w:val="18"/>
-          <w:szCs w:val="18"/>
-        </w:rPr>
-        <w:t xml:space="preserve">│ id, nome, email      │       │ id, nome, genero     │</w:t>
-      </w:r>
-    </w:p>
-    <w:p>
-      <w:pPr>
-        <w:spacing w:after="120" w:line="360"/>
+          <w:rFonts w:ascii="Arial" w:hAnsi="Arial"/>
+          <w:b/>
+          <w:sz w:val="24"/>
+        </w:rPr>
+        <w:t xml:space="preserve">• </w:t>
+      </w:r>
+      <w:r>
+        <w:rPr>
+          <w:rFonts w:ascii="Arial" w:hAnsi="Arial"/>
+          <w:b/>
+          <w:sz w:val="24"/>
+        </w:rPr>
+        <w:t xml:space="preserve">3. Polimorfismo e Sobrescrita de Métodos (GDI+): </w:t>
+      </w:r>
+      <w:r>
+        <w:rPr>
+          <w:rFonts w:ascii="Arial" w:hAnsi="Arial"/>
+          <w:sz w:val="24"/>
+        </w:rPr>
+        <w:t>O polimorfismo é evidenciado na sobrescrita (override) do método OnPaint(PaintEventArgs e) dos componentes gráficos. Utilizando recursos avançados da GDI+ (System.Drawing.Drawing2D), o método instancia GraphicsPath e LinearGradientBrush para desenhar o botão em tempo de execução, reagindo polimorficamente a eventos de mouse (OnMouseEnter e OnMouseLeave) com feedback iluminado de interação (hover).</w:t>
+      </w:r>
+    </w:p>
+    <w:p>
+      <w:pPr>
+        <w:spacing w:line="360" w:lineRule="auto" w:after="80"/>
+        <w:ind w:left="706"/>
         <w:jc w:val="both"/>
       </w:pPr>
       <w:r>
         <w:rPr>
-          <w:rFonts w:ascii="Courier New" w:cs="Courier New" w:eastAsia="Courier New" w:hAnsi="Courier New"/>
-          <w:sz w:val="18"/>
-          <w:szCs w:val="18"/>
-        </w:rPr>
-        <w:t xml:space="preserve">│ celular, senha, papel│       │ avatar, titulo       │</w:t>
-      </w:r>
-    </w:p>
-    <w:p>
-      <w:pPr>
-        <w:spacing w:after="120" w:line="360"/>
-        <w:jc w:val="both"/>
-      </w:pPr>
-      <w:r>
-        <w:rPr>
-          <w:rFonts w:ascii="Courier New" w:cs="Courier New" w:eastAsia="Courier New" w:hAnsi="Courier New"/>
-          <w:sz w:val="18"/>
-          <w:szCs w:val="18"/>
-        </w:rPr>
-        <w:t xml:space="preserve">│──────────────────────│       │ total_estrelas       │</w:t>
-      </w:r>
-    </w:p>
-    <w:p>
-      <w:pPr>
-        <w:spacing w:after="120" w:line="360"/>
-        <w:jc w:val="both"/>
-      </w:pPr>
-      <w:r>
-        <w:rPr>
-          <w:rFonts w:ascii="Courier New" w:cs="Courier New" w:eastAsia="Courier New" w:hAnsi="Courier New"/>
-          <w:sz w:val="18"/>
-          <w:szCs w:val="18"/>
-        </w:rPr>
-        <w:t xml:space="preserve">│ +cadastrar()         │       │──────────────────────│</w:t>
-      </w:r>
-    </w:p>
-    <w:p>
-      <w:pPr>
-        <w:spacing w:after="120" w:line="360"/>
-        <w:jc w:val="both"/>
-      </w:pPr>
-      <w:r>
-        <w:rPr>
-          <w:rFonts w:ascii="Courier New" w:cs="Courier New" w:eastAsia="Courier New" w:hAnsi="Courier New"/>
-          <w:sz w:val="18"/>
-          <w:szCs w:val="18"/>
-        </w:rPr>
-        <w:t xml:space="preserve">│ +login()             │       │ +salvar()            │</w:t>
-      </w:r>
-    </w:p>
-    <w:p>
-      <w:pPr>
-        <w:spacing w:after="120" w:line="360"/>
-        <w:jc w:val="both"/>
-      </w:pPr>
-      <w:r>
-        <w:rPr>
-          <w:rFonts w:ascii="Courier New" w:cs="Courier New" w:eastAsia="Courier New" w:hAnsi="Courier New"/>
-          <w:sz w:val="18"/>
-          <w:szCs w:val="18"/>
-        </w:rPr>
-        <w:t xml:space="preserve">│ +redefinirSenha()    │       │ +atualizarTitulo()   │</w:t>
-      </w:r>
-    </w:p>
-    <w:p>
-      <w:pPr>
-        <w:spacing w:after="120" w:line="360"/>
-        <w:jc w:val="both"/>
-      </w:pPr>
-      <w:r>
-        <w:rPr>
-          <w:rFonts w:ascii="Courier New" w:cs="Courier New" w:eastAsia="Courier New" w:hAnsi="Courier New"/>
-          <w:sz w:val="18"/>
-          <w:szCs w:val="18"/>
-        </w:rPr>
-        <w:t xml:space="preserve">└──────────────────────┘       └──────────────────────┘</w:t>
-      </w:r>
-    </w:p>
-    <w:p>
-      <w:pPr>
-        <w:spacing w:after="80"/>
-      </w:pPr>
-      <w:r>
-        <w:t xml:space="preserve"/>
-      </w:r>
-    </w:p>
-    <w:p>
-      <w:pPr>
-        <w:pStyle w:val="Heading2"/>
-        <w:spacing w:after="80" w:before="280"/>
-      </w:pPr>
-      <w:r>
-        <w:rPr>
-          <w:rFonts w:ascii="Arial" w:cs="Arial" w:eastAsia="Arial" w:hAnsi="Arial"/>
+          <w:rFonts w:ascii="Arial" w:hAnsi="Arial"/>
           <w:b/>
-          <w:bCs/>
-          <w:sz w:val="24"/>
-          <w:szCs w:val="24"/>
-        </w:rPr>
-        <w:t xml:space="preserve">5.4 Justificativa: JavaScript vs. C#</w:t>
-      </w:r>
-    </w:p>
-    <w:p>
-      <w:pPr>
-        <w:spacing w:after="160" w:line="360"/>
-        <w:ind w:firstLine="708"/>
-        <w:jc w:val="both"/>
-      </w:pPr>
-      <w:r>
-        <w:rPr>
-          <w:rFonts w:ascii="Arial" w:cs="Arial" w:eastAsia="Arial" w:hAnsi="Arial"/>
-          <w:sz w:val="24"/>
-          <w:szCs w:val="24"/>
-        </w:rPr>
-        <w:t xml:space="preserve">O template do PIM III sugere o uso de C# como linguagem para demonstrar conceitos de POO. No entanto, a decisão de utilizar JavaScript foi motivada pela natureza inteiramente web da plataforma Tronus:</w:t>
-      </w:r>
-    </w:p>
-    <w:p>
-      <w:pPr>
-        <w:spacing w:after="100" w:line="360"/>
-        <w:ind w:left="720" w:hanging="360"/>
-      </w:pPr>
-      <w:r>
-        <w:rPr>
-          <w:rFonts w:ascii="Arial" w:cs="Arial" w:eastAsia="Arial" w:hAnsi="Arial"/>
-          <w:sz w:val="24"/>
-          <w:szCs w:val="24"/>
-        </w:rPr>
-        <w:t xml:space="preserve">•  </w:t>
-      </w:r>
-      <w:r>
-        <w:rPr>
-          <w:rFonts w:ascii="Arial" w:cs="Arial" w:eastAsia="Arial" w:hAnsi="Arial"/>
-          <w:sz w:val="24"/>
-          <w:szCs w:val="24"/>
-        </w:rPr>
-        <w:t xml:space="preserve">Coerência arquitetural: manter uma única linguagem (JavaScript) em toda a aplicação elimina a complexidade de integrar um backend C# com um frontend web, especialmente em um projeto acadêmico com prazo limitado.</w:t>
-      </w:r>
-    </w:p>
-    <w:p>
-      <w:pPr>
-        <w:spacing w:after="100" w:line="360"/>
-        <w:ind w:left="720" w:hanging="360"/>
-      </w:pPr>
-      <w:r>
-        <w:rPr>
-          <w:rFonts w:ascii="Arial" w:cs="Arial" w:eastAsia="Arial" w:hAnsi="Arial"/>
-          <w:sz w:val="24"/>
-          <w:szCs w:val="24"/>
-        </w:rPr>
-        <w:t xml:space="preserve">•  </w:t>
-      </w:r>
-      <w:r>
-        <w:rPr>
-          <w:rFonts w:ascii="Arial" w:cs="Arial" w:eastAsia="Arial" w:hAnsi="Arial"/>
-          <w:sz w:val="24"/>
-          <w:szCs w:val="24"/>
-        </w:rPr>
-        <w:t xml:space="preserve">Suporte a POO: o JavaScript moderno (ES6+) oferece suporte nativo a classes, herança (extends), encapsulamento (closures e campos privados com #) e polimorfismo, tornando-o adequado para a demonstração dos conceitos exigidos.</w:t>
-      </w:r>
-    </w:p>
-    <w:p>
-      <w:pPr>
-        <w:spacing w:after="100" w:line="360"/>
-        <w:ind w:left="720" w:hanging="360"/>
-      </w:pPr>
-      <w:r>
-        <w:rPr>
-          <w:rFonts w:ascii="Arial" w:cs="Arial" w:eastAsia="Arial" w:hAnsi="Arial"/>
-          <w:sz w:val="24"/>
-          <w:szCs w:val="24"/>
-        </w:rPr>
-        <w:t xml:space="preserve">•  </w:t>
-      </w:r>
-      <w:r>
-        <w:rPr>
-          <w:rFonts w:ascii="Arial" w:cs="Arial" w:eastAsia="Arial" w:hAnsi="Arial"/>
-          <w:sz w:val="24"/>
-          <w:szCs w:val="24"/>
-        </w:rPr>
-        <w:t xml:space="preserve">Evolução planejada: em versões futuras (PIM IV), a equipe planeja implementar um backend com Node.js (JavaScript server-side) ou C# (.NET), quando o requisito de persistência centralizada em servidor for obrigatório.</w:t>
-      </w:r>
-    </w:p>
-    <w:p>
-      <w:pPr>
-        <w:spacing w:after="160" w:line="360"/>
-        <w:ind w:firstLine="708"/>
-        <w:jc w:val="both"/>
-      </w:pPr>
-      <w:r>
-        <w:rPr>
-          <w:rFonts w:ascii="Arial" w:cs="Arial" w:eastAsia="Arial" w:hAnsi="Arial"/>
-          <w:sz w:val="24"/>
-          <w:szCs w:val="24"/>
-        </w:rPr>
-        <w:t xml:space="preserve">Assim, todos os conceitos fundamentais de POO — encapsulamento, abstração, herança e polimorfismo — são demonstrados e aplicados na implementação atual, ainda que em JavaScript ao invés de C#.</w:t>
-      </w:r>
-    </w:p>
-    <w:p>
-      <w:pPr>
-        <w:pageBreakBefore/>
-      </w:pPr>
-      <w:r>
-        <w:t xml:space="preserve"/>
+          <w:sz w:val="24"/>
+        </w:rPr>
+        <w:t xml:space="preserve">• </w:t>
+      </w:r>
+      <w:r>
+        <w:rPr>
+          <w:rFonts w:ascii="Arial" w:hAnsi="Arial"/>
+          <w:b/>
+          <w:sz w:val="24"/>
+        </w:rPr>
+        <w:t xml:space="preserve">4. Abstração e Padrões de Projeto (Singleton &amp; SPA): </w:t>
+      </w:r>
+      <w:r>
+        <w:rPr>
+          <w:rFonts w:ascii="Arial" w:hAnsi="Arial"/>
+          <w:sz w:val="24"/>
+        </w:rPr>
+        <w:t>A classe ApiService encapsula a complexidade das chamadas de rede através do padrão de projeto Singleton, centralizando o ciclo de vida do HttpClient, a anexação do token JWT e o tratamento global de códigos HTTP. No nível de apresentação, a classe MainForm atua como container de Single Page Application (SPA), empregando o método LoadControl(UserControl uc) para instanciar e alternar dinamicamente as telas sem instanciar novos formulários do sistema operacional.</w:t>
       </w:r>
     </w:p>
     <w:p>
@@ -6934,14 +11709,7 @@
         <w:spacing w:after="80" w:before="280"/>
       </w:pPr>
       <w:r>
-        <w:rPr>
-          <w:rFonts w:ascii="Arial" w:cs="Arial" w:eastAsia="Arial" w:hAnsi="Arial"/>
-          <w:b/>
-          <w:bCs/>
-          <w:sz w:val="24"/>
-          <w:szCs w:val="24"/>
-        </w:rPr>
-        <w:t xml:space="preserve">6.1 Arquitetura Geral da Aplicação</w:t>
+        <w:t>6.1 Arquitetura Geral da Plataforma (Web e Desktop Thin Client)</w:t>
       </w:r>
     </w:p>
     <w:p>
@@ -6951,12 +11719,7 @@
         <w:jc w:val="both"/>
       </w:pPr>
       <w:r>
-        <w:rPr>
-          <w:rFonts w:ascii="Arial" w:cs="Arial" w:eastAsia="Arial" w:hAnsi="Arial"/>
-          <w:sz w:val="24"/>
-          <w:szCs w:val="24"/>
-        </w:rPr>
-        <w:t xml:space="preserve">A plataforma Tronus é uma Single Page Application (SPA) estática, composta integralmente por HTML5, CSS3 e JavaScript vanilla, sem dependência de frameworks ou servidores de aplicação. A comunicação com o banco de dados é feita via sql.js, que executa um motor SQLite compilado em WebAssembly (WASM) diretamente no navegador.</w:t>
+        <w:t>A plataforma Tronus opera segundo uma arquitetura distribuída de múltiplos clientes conectados a uma infraestrutura de serviços centralizada na nuvem. O ecossistema contempla a Aplicação Web Responsiva (HTML5/CSS3/JavaScript), a Aplicação Desktop Nativa (desenvolvida em C# .NET 10 Windows Forms), a API REST Centralizada (Node.js/NestJS na Vercel) e o Banco de Dados Relacional (PostgreSQL Supabase com triggers e procedimentos armazenados). Ambos os clientes operam no modelo Thin Client, consumindo os mesmos contratos de dados e garantindo total sincronismo de progresso e regras de negócio.</w:t>
       </w:r>
     </w:p>
     <w:tbl>
